--- a/student-guide/Student_Guide.docx
+++ b/student-guide/Student_Guide.docx
@@ -39,7 +39,7 @@
         <w:t xml:space="preserve"> </w:t>
       </w:r>
       <w:r>
-        <w:t xml:space="preserve">09,</w:t>
+        <w:t xml:space="preserve">11,</w:t>
       </w:r>
       <w:r>
         <w:t xml:space="preserve"> </w:t>

--- a/student-guide/Student_Guide.docx
+++ b/student-guide/Student_Guide.docx
@@ -33,13 +33,13 @@
         <w:pStyle w:val="Date"/>
       </w:pPr>
       <w:r>
-        <w:t xml:space="preserve">February</w:t>
-      </w:r>
-      <w:r>
-        <w:t xml:space="preserve"> </w:t>
-      </w:r>
-      <w:r>
-        <w:t xml:space="preserve">24,</w:t>
+        <w:t xml:space="preserve">November</w:t>
+      </w:r>
+      <w:r>
+        <w:t xml:space="preserve"> </w:t>
+      </w:r>
+      <w:r>
+        <w:t xml:space="preserve">12,</w:t>
       </w:r>
       <w:r>
         <w:t xml:space="preserve"> </w:t>
@@ -74,7 +74,7 @@
         </w:p>
       </w:sdtContent>
     </w:sdt>
-    <w:bookmarkStart w:id="174" w:name="about-this-book"/>
+    <w:bookmarkStart w:id="175" w:name="about-this-book"/>
     <w:p>
       <w:pPr>
         <w:pStyle w:val="Heading1"/>
@@ -312,7 +312,7 @@
       </w:r>
     </w:p>
     <w:bookmarkEnd w:id="31"/>
-    <w:bookmarkStart w:id="173" w:name="data"/>
+    <w:bookmarkStart w:id="174" w:name="data"/>
     <w:p>
       <w:pPr>
         <w:pStyle w:val="Heading2"/>
@@ -1383,6 +1383,39 @@
     </w:p>
     <w:p>
       <w:pPr>
+        <w:pStyle w:val="BodyText"/>
+      </w:pPr>
+      <w:r>
+        <w:t xml:space="preserve">If you need to load data stored in your workspace or a GCP bucket, you’ll need to use the</w:t>
+      </w:r>
+      <w:r>
+        <w:t xml:space="preserve"> </w:t>
+      </w:r>
+      <w:hyperlink r:id="rId57">
+        <w:r>
+          <w:rPr>
+            <w:rStyle w:val="Hyperlink"/>
+          </w:rPr>
+          <w:t xml:space="preserve">AnVILGCP package</w:t>
+        </w:r>
+      </w:hyperlink>
+      <w:r>
+        <w:t xml:space="preserve"> </w:t>
+      </w:r>
+      <w:r>
+        <w:t xml:space="preserve">to load it into RStudio.</w:t>
+      </w:r>
+    </w:p>
+    <w:p>
+      <w:pPr>
+        <w:pStyle w:val="BodyText"/>
+      </w:pPr>
+      <w:r>
+        <w:t xml:space="preserve">The example in this walkthrough uses data from an imported R package.</w:t>
+      </w:r>
+    </w:p>
+    <w:p>
+      <w:pPr>
         <w:numPr>
           <w:ilvl w:val="0"/>
           <w:numId w:val="1006"/>
@@ -1405,6 +1438,51 @@
       </w:r>
       <w:r>
         <w:t xml:space="preserve">package. It will make some steps easier as we go along.</w:t>
+      </w:r>
+    </w:p>
+    <w:p>
+      <w:pPr>
+        <w:numPr>
+          <w:ilvl w:val="0"/>
+          <w:numId w:val="1000"/>
+        </w:numPr>
+        <w:pStyle w:val="SourceCode"/>
+      </w:pPr>
+      <w:r>
+        <w:rPr>
+          <w:rStyle w:val="NormalTok"/>
+        </w:rPr>
+        <w:t xml:space="preserve">BiocManager</w:t>
+      </w:r>
+      <w:r>
+        <w:rPr>
+          <w:rStyle w:val="SpecialCharTok"/>
+        </w:rPr>
+        <w:t xml:space="preserve">::</w:t>
+      </w:r>
+      <w:r>
+        <w:rPr>
+          <w:rStyle w:val="FunctionTok"/>
+        </w:rPr>
+        <w:t xml:space="preserve">install</w:t>
+      </w:r>
+      <w:r>
+        <w:rPr>
+          <w:rStyle w:val="NormalTok"/>
+        </w:rPr>
+        <w:t xml:space="preserve">(</w:t>
+      </w:r>
+      <w:r>
+        <w:rPr>
+          <w:rStyle w:val="StringTok"/>
+        </w:rPr>
+        <w:t xml:space="preserve">"AnVIL"</w:t>
+      </w:r>
+      <w:r>
+        <w:rPr>
+          <w:rStyle w:val="NormalTok"/>
+        </w:rPr>
+        <w:t xml:space="preserve">)</w:t>
       </w:r>
     </w:p>
     <w:p>
@@ -1419,18 +1497,18 @@
           <wp:inline>
             <wp:extent cx="5334000" cy="3000375"/>
             <wp:effectExtent b="0" l="0" r="0" t="0"/>
-            <wp:docPr descr="" title="" id="58" name="Picture"/>
+            <wp:docPr descr="" title="" id="59" name="Picture"/>
             <a:graphic>
               <a:graphicData uri="http://schemas.openxmlformats.org/drawingml/2006/picture">
                 <pic:pic>
                   <pic:nvPicPr>
-                    <pic:cNvPr descr="09-student_guide_files/figure-docx//1BLTCaogA04bbeSD1tR1Wt-mVceQA6FHXa8FmFzIARrg_g11f12bc99af_0_49.png" id="59" name="Picture"/>
+                    <pic:cNvPr descr="09-student_guide_files/figure-docx//1BLTCaogA04bbeSD1tR1Wt-mVceQA6FHXa8FmFzIARrg_g11f12bc99af_0_49.png" id="60" name="Picture"/>
                     <pic:cNvPicPr>
                       <a:picLocks noChangeArrowheads="1" noChangeAspect="1"/>
                     </pic:cNvPicPr>
                   </pic:nvPicPr>
                   <pic:blipFill>
-                    <a:blip r:embed="rId57"/>
+                    <a:blip r:embed="rId58"/>
                     <a:stretch>
                       <a:fillRect/>
                     </a:stretch>
@@ -1545,32 +1623,97 @@
     </w:p>
     <w:p>
       <w:pPr>
-        <w:pStyle w:val="FirstParagraph"/>
-      </w:pPr>
-      <w:r>
-        <w:t xml:space="preserve">{Note: for some of the packages, you will have to install packaged from the CRAN repository, using the install.packages() function. The examples will show you which install method to use.}</w:t>
-      </w:r>
-    </w:p>
-    <w:p>
-      <w:pPr>
+        <w:numPr>
+          <w:ilvl w:val="0"/>
+          <w:numId w:val="1000"/>
+        </w:numPr>
+      </w:pPr>
+      <w:r>
+        <w:t xml:space="preserve">{Note: for some of the packages, you will have to install packaged from the CRAN repository, using the</w:t>
+      </w:r>
+      <w:r>
+        <w:t xml:space="preserve"> </w:t>
+      </w:r>
+      <w:r>
+        <w:rPr>
+          <w:rStyle w:val="VerbatimChar"/>
+        </w:rPr>
+        <w:t xml:space="preserve">install.packages()</w:t>
+      </w:r>
+      <w:r>
+        <w:t xml:space="preserve"> </w:t>
+      </w:r>
+      <w:r>
+        <w:t xml:space="preserve">function. The examples will show you which install method to use.}</w:t>
+      </w:r>
+    </w:p>
+    <w:p>
+      <w:pPr>
+        <w:numPr>
+          <w:ilvl w:val="0"/>
+          <w:numId w:val="1000"/>
+        </w:numPr>
         <w:pStyle w:val="SourceCode"/>
       </w:pPr>
       <w:r>
         <w:rPr>
-          <w:rStyle w:val="VerbatimChar"/>
-        </w:rPr>
-        <w:t xml:space="preserve">![](09-student_guide_files/figure-docx//1BLTCaogA04bbeSD1tR1Wt-mVceQA6FHXa8FmFzIARrg_g11f12bc99af_0_56.png)</w:t>
-      </w:r>
-    </w:p>
-    <w:p>
-      <w:pPr>
-        <w:numPr>
-          <w:ilvl w:val="0"/>
-          <w:numId w:val="1007"/>
-        </w:numPr>
-      </w:pPr>
-      <w:r>
-        <w:t xml:space="preserve">Load the example data.</w:t>
+          <w:rStyle w:val="NormalTok"/>
+        </w:rPr>
+        <w:t xml:space="preserve">AnVIL</w:t>
+      </w:r>
+      <w:r>
+        <w:rPr>
+          <w:rStyle w:val="SpecialCharTok"/>
+        </w:rPr>
+        <w:t xml:space="preserve">::</w:t>
+      </w:r>
+      <w:r>
+        <w:rPr>
+          <w:rStyle w:val="FunctionTok"/>
+        </w:rPr>
+        <w:t xml:space="preserve">install</w:t>
+      </w:r>
+      <w:r>
+        <w:rPr>
+          <w:rStyle w:val="NormalTok"/>
+        </w:rPr>
+        <w:t xml:space="preserve">(</w:t>
+      </w:r>
+      <w:r>
+        <w:rPr>
+          <w:rStyle w:val="FunctionTok"/>
+        </w:rPr>
+        <w:t xml:space="preserve">c</w:t>
+      </w:r>
+      <w:r>
+        <w:rPr>
+          <w:rStyle w:val="NormalTok"/>
+        </w:rPr>
+        <w:t xml:space="preserve">(</w:t>
+      </w:r>
+      <w:r>
+        <w:rPr>
+          <w:rStyle w:val="StringTok"/>
+        </w:rPr>
+        <w:t xml:space="preserve">"Glimma"</w:t>
+      </w:r>
+      <w:r>
+        <w:rPr>
+          <w:rStyle w:val="NormalTok"/>
+        </w:rPr>
+        <w:t xml:space="preserve">, </w:t>
+      </w:r>
+      <w:r>
+        <w:rPr>
+          <w:rStyle w:val="StringTok"/>
+        </w:rPr>
+        <w:t xml:space="preserve">"airway"</w:t>
+      </w:r>
+      <w:r>
+        <w:rPr>
+          <w:rStyle w:val="NormalTok"/>
+        </w:rPr>
+        <w:t xml:space="preserve">))</w:t>
       </w:r>
     </w:p>
     <w:p>
@@ -1585,18 +1728,18 @@
           <wp:inline>
             <wp:extent cx="5334000" cy="3000375"/>
             <wp:effectExtent b="0" l="0" r="0" t="0"/>
-            <wp:docPr descr="" title="" id="61" name="Picture"/>
+            <wp:docPr descr="" title="" id="62" name="Picture"/>
             <a:graphic>
               <a:graphicData uri="http://schemas.openxmlformats.org/drawingml/2006/picture">
                 <pic:pic>
                   <pic:nvPicPr>
-                    <pic:cNvPr descr="09-student_guide_files/figure-docx//1BLTCaogA04bbeSD1tR1Wt-mVceQA6FHXa8FmFzIARrg_g11f12bc99af_0_56.png" id="62" name="Picture"/>
+                    <pic:cNvPr descr="09-student_guide_files/figure-docx//1BLTCaogA04bbeSD1tR1Wt-mVceQA6FHXa8FmFzIARrg_g11f12bc99af_0_56.png" id="63" name="Picture"/>
                     <pic:cNvPicPr>
                       <a:picLocks noChangeArrowheads="1" noChangeAspect="1"/>
                     </pic:cNvPicPr>
                   </pic:nvPicPr>
                   <pic:blipFill>
-                    <a:blip r:embed="rId60"/>
+                    <a:blip r:embed="rId61"/>
                     <a:stretch>
                       <a:fillRect/>
                     </a:stretch>
@@ -1627,11 +1770,47 @@
       <w:pPr>
         <w:numPr>
           <w:ilvl w:val="0"/>
-          <w:numId w:val="1007"/>
-        </w:numPr>
-      </w:pPr>
-      <w:r>
-        <w:t xml:space="preserve">The multidimensional scaling (MDS) plot is frequently used to explore differences in samples. When this data is MDS transformed, the first two dimensions explain the greatest variance between samples, and the amount of variance decreases monotonically with increasing dimension. The following code will launch a new window where you can interact with the MDS plot.</w:t>
+          <w:numId w:val="1006"/>
+        </w:numPr>
+      </w:pPr>
+      <w:r>
+        <w:t xml:space="preserve">Load the example data.</w:t>
+      </w:r>
+    </w:p>
+    <w:p>
+      <w:pPr>
+        <w:numPr>
+          <w:ilvl w:val="0"/>
+          <w:numId w:val="1000"/>
+        </w:numPr>
+        <w:pStyle w:val="SourceCode"/>
+      </w:pPr>
+      <w:r>
+        <w:rPr>
+          <w:rStyle w:val="FunctionTok"/>
+        </w:rPr>
+        <w:t xml:space="preserve">library</w:t>
+      </w:r>
+      <w:r>
+        <w:rPr>
+          <w:rStyle w:val="NormalTok"/>
+        </w:rPr>
+        <w:t xml:space="preserve">(airway)</w:t>
+      </w:r>
+      <w:r>
+        <w:br/>
+      </w:r>
+      <w:r>
+        <w:rPr>
+          <w:rStyle w:val="FunctionTok"/>
+        </w:rPr>
+        <w:t xml:space="preserve">data</w:t>
+      </w:r>
+      <w:r>
+        <w:rPr>
+          <w:rStyle w:val="NormalTok"/>
+        </w:rPr>
+        <w:t xml:space="preserve">(airway)</w:t>
       </w:r>
     </w:p>
     <w:p>
@@ -1651,13 +1830,13 @@
               <a:graphicData uri="http://schemas.openxmlformats.org/drawingml/2006/picture">
                 <pic:pic>
                   <pic:nvPicPr>
-                    <pic:cNvPr descr="09-student_guide_files/figure-docx//1BLTCaogA04bbeSD1tR1Wt-mVceQA6FHXa8FmFzIARrg_g11f12bc99af_0_70.png" id="65" name="Picture"/>
+                    <pic:cNvPr descr="09-student_guide_files/figure-docx//1BLTCaogA04bbeSD1tR1Wt-mVceQA6FHXa8FmFzIARrg_g11f12bc99af_0_56.png" id="65" name="Picture"/>
                     <pic:cNvPicPr>
                       <a:picLocks noChangeArrowheads="1" noChangeAspect="1"/>
                     </pic:cNvPicPr>
                   </pic:nvPicPr>
                   <pic:blipFill>
-                    <a:blip r:embed="rId63"/>
+                    <a:blip r:embed="rId61"/>
                     <a:stretch>
                       <a:fillRect/>
                     </a:stretch>
@@ -1688,62 +1867,92 @@
       <w:pPr>
         <w:numPr>
           <w:ilvl w:val="0"/>
-          <w:numId w:val="1007"/>
-        </w:numPr>
-      </w:pPr>
-      <w:r>
-        <w:t xml:space="preserve">Change the</w:t>
-      </w:r>
-      <w:r>
-        <w:t xml:space="preserve"> </w:t>
-      </w:r>
-      <w:r>
-        <w:rPr>
-          <w:rStyle w:val="VerbatimChar"/>
-        </w:rPr>
-        <w:t xml:space="preserve">colour_by</w:t>
-      </w:r>
-      <w:r>
-        <w:t xml:space="preserve"> </w:t>
-      </w:r>
-      <w:r>
-        <w:t xml:space="preserve">setting to</w:t>
-      </w:r>
-      <w:r>
-        <w:t xml:space="preserve"> </w:t>
-      </w:r>
-      <w:r>
-        <w:t xml:space="preserve">“</w:t>
-      </w:r>
-      <w:r>
-        <w:t xml:space="preserve">groups</w:t>
-      </w:r>
-      <w:r>
-        <w:t xml:space="preserve">”</w:t>
-      </w:r>
-      <w:r>
-        <w:t xml:space="preserve"> </w:t>
-      </w:r>
-      <w:r>
-        <w:t xml:space="preserve">so you can easily distinguish between groups. In this data, the</w:t>
-      </w:r>
-      <w:r>
-        <w:t xml:space="preserve"> </w:t>
-      </w:r>
-      <w:r>
-        <w:t xml:space="preserve">“</w:t>
-      </w:r>
-      <w:r>
-        <w:t xml:space="preserve">group</w:t>
-      </w:r>
-      <w:r>
-        <w:t xml:space="preserve">”</w:t>
-      </w:r>
-      <w:r>
-        <w:t xml:space="preserve"> </w:t>
-      </w:r>
-      <w:r>
-        <w:t xml:space="preserve">is the treatment.</w:t>
+          <w:numId w:val="1006"/>
+        </w:numPr>
+      </w:pPr>
+      <w:r>
+        <w:t xml:space="preserve">The multidimensional scaling (MDS) plot is frequently used to explore differences in samples. When this data is MDS transformed, the first two dimensions explain the greatest variance between samples, and the amount of variance decreases monotonically with increasing dimension. The following code will launch a new window where you can interact with the MDS plot.</w:t>
+      </w:r>
+    </w:p>
+    <w:p>
+      <w:pPr>
+        <w:numPr>
+          <w:ilvl w:val="0"/>
+          <w:numId w:val="1000"/>
+        </w:numPr>
+        <w:pStyle w:val="SourceCode"/>
+      </w:pPr>
+      <w:r>
+        <w:rPr>
+          <w:rStyle w:val="NormalTok"/>
+        </w:rPr>
+        <w:t xml:space="preserve">Glimma</w:t>
+      </w:r>
+      <w:r>
+        <w:rPr>
+          <w:rStyle w:val="SpecialCharTok"/>
+        </w:rPr>
+        <w:t xml:space="preserve">::</w:t>
+      </w:r>
+      <w:r>
+        <w:rPr>
+          <w:rStyle w:val="FunctionTok"/>
+        </w:rPr>
+        <w:t xml:space="preserve">glimmaMDS</w:t>
+      </w:r>
+      <w:r>
+        <w:rPr>
+          <w:rStyle w:val="NormalTok"/>
+        </w:rPr>
+        <w:t xml:space="preserve">(</w:t>
+      </w:r>
+      <w:r>
+        <w:rPr>
+          <w:rStyle w:val="FunctionTok"/>
+        </w:rPr>
+        <w:t xml:space="preserve">assay</w:t>
+      </w:r>
+      <w:r>
+        <w:rPr>
+          <w:rStyle w:val="NormalTok"/>
+        </w:rPr>
+        <w:t xml:space="preserve">(airway), </w:t>
+      </w:r>
+      <w:r>
+        <w:rPr>
+          <w:rStyle w:val="AttributeTok"/>
+        </w:rPr>
+        <w:t xml:space="preserve">group =</w:t>
+      </w:r>
+      <w:r>
+        <w:rPr>
+          <w:rStyle w:val="NormalTok"/>
+        </w:rPr>
+        <w:t xml:space="preserve"> </w:t>
+      </w:r>
+      <w:r>
+        <w:rPr>
+          <w:rStyle w:val="FunctionTok"/>
+        </w:rPr>
+        <w:t xml:space="preserve">colData</w:t>
+      </w:r>
+      <w:r>
+        <w:rPr>
+          <w:rStyle w:val="NormalTok"/>
+        </w:rPr>
+        <w:t xml:space="preserve">(airway)</w:t>
+      </w:r>
+      <w:r>
+        <w:rPr>
+          <w:rStyle w:val="SpecialCharTok"/>
+        </w:rPr>
+        <w:t xml:space="preserve">$</w:t>
+      </w:r>
+      <w:r>
+        <w:rPr>
+          <w:rStyle w:val="NormalTok"/>
+        </w:rPr>
+        <w:t xml:space="preserve">dex)</w:t>
       </w:r>
     </w:p>
     <w:p>
@@ -1763,7 +1972,7 @@
               <a:graphicData uri="http://schemas.openxmlformats.org/drawingml/2006/picture">
                 <pic:pic>
                   <pic:nvPicPr>
-                    <pic:cNvPr descr="09-student_guide_files/figure-docx//1BLTCaogA04bbeSD1tR1Wt-mVceQA6FHXa8FmFzIARrg_g11f12bc99af_0_77.png" id="68" name="Picture"/>
+                    <pic:cNvPr descr="09-student_guide_files/figure-docx//1BLTCaogA04bbeSD1tR1Wt-mVceQA6FHXa8FmFzIARrg_g11f12bc99af_0_70.png" id="68" name="Picture"/>
                     <pic:cNvPicPr>
                       <a:picLocks noChangeArrowheads="1" noChangeAspect="1"/>
                     </pic:cNvPicPr>
@@ -1800,11 +2009,26 @@
       <w:pPr>
         <w:numPr>
           <w:ilvl w:val="0"/>
-          <w:numId w:val="1007"/>
-        </w:numPr>
-      </w:pPr>
-      <w:r>
-        <w:t xml:space="preserve">You can download the interactive html file by clicking on</w:t>
+          <w:numId w:val="1006"/>
+        </w:numPr>
+      </w:pPr>
+      <w:r>
+        <w:t xml:space="preserve">Change the</w:t>
+      </w:r>
+      <w:r>
+        <w:t xml:space="preserve"> </w:t>
+      </w:r>
+      <w:r>
+        <w:rPr>
+          <w:rStyle w:val="VerbatimChar"/>
+        </w:rPr>
+        <w:t xml:space="preserve">colour_by</w:t>
+      </w:r>
+      <w:r>
+        <w:t xml:space="preserve"> </w:t>
+      </w:r>
+      <w:r>
+        <w:t xml:space="preserve">setting to</w:t>
       </w:r>
       <w:r>
         <w:t xml:space="preserve"> </w:t>
@@ -1813,13 +2037,34 @@
         <w:t xml:space="preserve">“</w:t>
       </w:r>
       <w:r>
-        <w:t xml:space="preserve">Save As</w:t>
+        <w:t xml:space="preserve">groups</w:t>
       </w:r>
       <w:r>
         <w:t xml:space="preserve">”</w:t>
       </w:r>
       <w:r>
-        <w:t xml:space="preserve">.</w:t>
+        <w:t xml:space="preserve"> </w:t>
+      </w:r>
+      <w:r>
+        <w:t xml:space="preserve">so you can easily distinguish between groups. In this data, the</w:t>
+      </w:r>
+      <w:r>
+        <w:t xml:space="preserve"> </w:t>
+      </w:r>
+      <w:r>
+        <w:t xml:space="preserve">“</w:t>
+      </w:r>
+      <w:r>
+        <w:t xml:space="preserve">group</w:t>
+      </w:r>
+      <w:r>
+        <w:t xml:space="preserve">”</w:t>
+      </w:r>
+      <w:r>
+        <w:t xml:space="preserve"> </w:t>
+      </w:r>
+      <w:r>
+        <w:t xml:space="preserve">is the treatment.</w:t>
       </w:r>
     </w:p>
     <w:p>
@@ -1839,7 +2084,7 @@
               <a:graphicData uri="http://schemas.openxmlformats.org/drawingml/2006/picture">
                 <pic:pic>
                   <pic:nvPicPr>
-                    <pic:cNvPr descr="09-student_guide_files/figure-docx//1BLTCaogA04bbeSD1tR1Wt-mVceQA6FHXa8FmFzIARrg_g1204ed6da7f_0_0.png" id="71" name="Picture"/>
+                    <pic:cNvPr descr="09-student_guide_files/figure-docx//1BLTCaogA04bbeSD1tR1Wt-mVceQA6FHXa8FmFzIARrg_g11f12bc99af_0_77.png" id="71" name="Picture"/>
                     <pic:cNvPicPr>
                       <a:picLocks noChangeArrowheads="1" noChangeAspect="1"/>
                     </pic:cNvPicPr>
@@ -1876,11 +2121,11 @@
       <w:pPr>
         <w:numPr>
           <w:ilvl w:val="0"/>
-          <w:numId w:val="1007"/>
-        </w:numPr>
-      </w:pPr>
-      <w:r>
-        <w:t xml:space="preserve">You can also download plots and other files created directly in RStudio. To download the following plot, click on</w:t>
+          <w:numId w:val="1006"/>
+        </w:numPr>
+      </w:pPr>
+      <w:r>
+        <w:t xml:space="preserve">You can download the interactive html file by clicking on</w:t>
       </w:r>
       <w:r>
         <w:t xml:space="preserve"> </w:t>
@@ -1889,16 +2134,13 @@
         <w:t xml:space="preserve">“</w:t>
       </w:r>
       <w:r>
-        <w:t xml:space="preserve">Export</w:t>
+        <w:t xml:space="preserve">Save As</w:t>
       </w:r>
       <w:r>
         <w:t xml:space="preserve">”</w:t>
       </w:r>
       <w:r>
-        <w:t xml:space="preserve"> </w:t>
-      </w:r>
-      <w:r>
-        <w:t xml:space="preserve">and save in your preferred format to the default directory. This saves the file in your cloud environment.</w:t>
+        <w:t xml:space="preserve">.</w:t>
       </w:r>
     </w:p>
     <w:p>
@@ -1918,7 +2160,7 @@
               <a:graphicData uri="http://schemas.openxmlformats.org/drawingml/2006/picture">
                 <pic:pic>
                   <pic:nvPicPr>
-                    <pic:cNvPr descr="09-student_guide_files/figure-docx//1BLTCaogA04bbeSD1tR1Wt-mVceQA6FHXa8FmFzIARrg_g1204ed6da7f_0_12.png" id="74" name="Picture"/>
+                    <pic:cNvPr descr="09-student_guide_files/figure-docx//1BLTCaogA04bbeSD1tR1Wt-mVceQA6FHXa8FmFzIARrg_g1204ed6da7f_0_0.png" id="74" name="Picture"/>
                     <pic:cNvPicPr>
                       <a:picLocks noChangeArrowheads="1" noChangeAspect="1"/>
                     </pic:cNvPicPr>
@@ -1955,11 +2197,11 @@
       <w:pPr>
         <w:numPr>
           <w:ilvl w:val="0"/>
-          <w:numId w:val="1007"/>
-        </w:numPr>
-      </w:pPr>
-      <w:r>
-        <w:t xml:space="preserve">You should see the plot in the</w:t>
+          <w:numId w:val="1006"/>
+        </w:numPr>
+      </w:pPr>
+      <w:r>
+        <w:t xml:space="preserve">You can also download plots and other files created directly in RStudio. To download the following plot, click on</w:t>
       </w:r>
       <w:r>
         <w:t xml:space="preserve"> </w:t>
@@ -1968,7 +2210,7 @@
         <w:t xml:space="preserve">“</w:t>
       </w:r>
       <w:r>
-        <w:t xml:space="preserve">Files</w:t>
+        <w:t xml:space="preserve">Export</w:t>
       </w:r>
       <w:r>
         <w:t xml:space="preserve">”</w:t>
@@ -1977,7 +2219,40 @@
         <w:t xml:space="preserve"> </w:t>
       </w:r>
       <w:r>
-        <w:t xml:space="preserve">pane.</w:t>
+        <w:t xml:space="preserve">and save in your preferred format to the default directory. This saves the file in your cloud environment.</w:t>
+      </w:r>
+    </w:p>
+    <w:p>
+      <w:pPr>
+        <w:numPr>
+          <w:ilvl w:val="0"/>
+          <w:numId w:val="1000"/>
+        </w:numPr>
+        <w:pStyle w:val="SourceCode"/>
+      </w:pPr>
+      <w:r>
+        <w:rPr>
+          <w:rStyle w:val="NormalTok"/>
+        </w:rPr>
+        <w:t xml:space="preserve">limma</w:t>
+      </w:r>
+      <w:r>
+        <w:rPr>
+          <w:rStyle w:val="SpecialCharTok"/>
+        </w:rPr>
+        <w:t xml:space="preserve">::</w:t>
+      </w:r>
+      <w:r>
+        <w:rPr>
+          <w:rStyle w:val="FunctionTok"/>
+        </w:rPr>
+        <w:t xml:space="preserve">plotMDS</w:t>
+      </w:r>
+      <w:r>
+        <w:rPr>
+          <w:rStyle w:val="NormalTok"/>
+        </w:rPr>
+        <w:t xml:space="preserve">(airway)</w:t>
       </w:r>
     </w:p>
     <w:p>
@@ -1997,7 +2272,7 @@
               <a:graphicData uri="http://schemas.openxmlformats.org/drawingml/2006/picture">
                 <pic:pic>
                   <pic:nvPicPr>
-                    <pic:cNvPr descr="09-student_guide_files/figure-docx//1BLTCaogA04bbeSD1tR1Wt-mVceQA6FHXa8FmFzIARrg_g1204ed6da7f_0_19.png" id="77" name="Picture"/>
+                    <pic:cNvPr descr="09-student_guide_files/figure-docx//1BLTCaogA04bbeSD1tR1Wt-mVceQA6FHXa8FmFzIARrg_g1204ed6da7f_0_12.png" id="77" name="Picture"/>
                     <pic:cNvPicPr>
                       <a:picLocks noChangeArrowheads="1" noChangeAspect="1"/>
                     </pic:cNvPicPr>
@@ -2034,11 +2309,11 @@
       <w:pPr>
         <w:numPr>
           <w:ilvl w:val="0"/>
-          <w:numId w:val="1007"/>
-        </w:numPr>
-      </w:pPr>
-      <w:r>
-        <w:t xml:space="preserve">Select this file and click</w:t>
+          <w:numId w:val="1006"/>
+        </w:numPr>
+      </w:pPr>
+      <w:r>
+        <w:t xml:space="preserve">You should see the plot in the</w:t>
       </w:r>
       <w:r>
         <w:t xml:space="preserve"> </w:t>
@@ -2047,7 +2322,7 @@
         <w:t xml:space="preserve">“</w:t>
       </w:r>
       <w:r>
-        <w:t xml:space="preserve">More</w:t>
+        <w:t xml:space="preserve">Files</w:t>
       </w:r>
       <w:r>
         <w:t xml:space="preserve">”</w:t>
@@ -2056,19 +2331,7 @@
         <w:t xml:space="preserve"> </w:t>
       </w:r>
       <w:r>
-        <w:t xml:space="preserve">&gt;</w:t>
-      </w:r>
-      <w:r>
-        <w:t xml:space="preserve"> </w:t>
-      </w:r>
-      <w:r>
-        <w:t xml:space="preserve">“</w:t>
-      </w:r>
-      <w:r>
-        <w:t xml:space="preserve">Export</w:t>
-      </w:r>
-      <w:r>
-        <w:t xml:space="preserve">”</w:t>
+        <w:t xml:space="preserve">pane.</w:t>
       </w:r>
     </w:p>
     <w:p>
@@ -2088,7 +2351,7 @@
               <a:graphicData uri="http://schemas.openxmlformats.org/drawingml/2006/picture">
                 <pic:pic>
                   <pic:nvPicPr>
-                    <pic:cNvPr descr="09-student_guide_files/figure-docx//1BLTCaogA04bbeSD1tR1Wt-mVceQA6FHXa8FmFzIARrg_g1204ed6db6a_0_0.png" id="80" name="Picture"/>
+                    <pic:cNvPr descr="09-student_guide_files/figure-docx//1BLTCaogA04bbeSD1tR1Wt-mVceQA6FHXa8FmFzIARrg_g1204ed6da7f_0_19.png" id="80" name="Picture"/>
                     <pic:cNvPicPr>
                       <a:picLocks noChangeArrowheads="1" noChangeAspect="1"/>
                     </pic:cNvPicPr>
@@ -2125,11 +2388,11 @@
       <w:pPr>
         <w:numPr>
           <w:ilvl w:val="0"/>
-          <w:numId w:val="1007"/>
-        </w:numPr>
-      </w:pPr>
-      <w:r>
-        <w:t xml:space="preserve">Select</w:t>
+          <w:numId w:val="1006"/>
+        </w:numPr>
+      </w:pPr>
+      <w:r>
+        <w:t xml:space="preserve">Select this file and click</w:t>
       </w:r>
       <w:r>
         <w:t xml:space="preserve"> </w:t>
@@ -2138,7 +2401,7 @@
         <w:t xml:space="preserve">“</w:t>
       </w:r>
       <w:r>
-        <w:t xml:space="preserve">Download</w:t>
+        <w:t xml:space="preserve">More</w:t>
       </w:r>
       <w:r>
         <w:t xml:space="preserve">”</w:t>
@@ -2147,7 +2410,19 @@
         <w:t xml:space="preserve"> </w:t>
       </w:r>
       <w:r>
-        <w:t xml:space="preserve">to save the file to your local machine.</w:t>
+        <w:t xml:space="preserve">&gt;</w:t>
+      </w:r>
+      <w:r>
+        <w:t xml:space="preserve"> </w:t>
+      </w:r>
+      <w:r>
+        <w:t xml:space="preserve">“</w:t>
+      </w:r>
+      <w:r>
+        <w:t xml:space="preserve">Export</w:t>
+      </w:r>
+      <w:r>
+        <w:t xml:space="preserve">”</w:t>
       </w:r>
     </w:p>
     <w:p>
@@ -2167,7 +2442,7 @@
               <a:graphicData uri="http://schemas.openxmlformats.org/drawingml/2006/picture">
                 <pic:pic>
                   <pic:nvPicPr>
-                    <pic:cNvPr descr="09-student_guide_files/figure-docx//1BLTCaogA04bbeSD1tR1Wt-mVceQA6FHXa8FmFzIARrg_g1204ed6db6a_0_8.png" id="83" name="Picture"/>
+                    <pic:cNvPr descr="09-student_guide_files/figure-docx//1BLTCaogA04bbeSD1tR1Wt-mVceQA6FHXa8FmFzIARrg_g1204ed6db6a_0_0.png" id="83" name="Picture"/>
                     <pic:cNvPicPr>
                       <a:picLocks noChangeArrowheads="1" noChangeAspect="1"/>
                     </pic:cNvPicPr>
@@ -2202,101 +2477,13 @@
     </w:p>
     <w:p>
       <w:pPr>
-        <w:pStyle w:val="SourceCode"/>
-      </w:pPr>
-      <w:r>
-        <w:rPr>
-          <w:rStyle w:val="VerbatimChar"/>
-        </w:rPr>
-        <w:t xml:space="preserve">## Warning: Chunk option fig.alt is not supported for docx output</w:t>
-      </w:r>
-      <w:r>
-        <w:br/>
-      </w:r>
-      <w:r>
-        <w:rPr>
-          <w:rStyle w:val="VerbatimChar"/>
-        </w:rPr>
-        <w:t xml:space="preserve">## Warning: Chunk option fig.alt is not supported for docx output</w:t>
-      </w:r>
-      <w:r>
-        <w:br/>
-      </w:r>
-      <w:r>
-        <w:rPr>
-          <w:rStyle w:val="VerbatimChar"/>
-        </w:rPr>
-        <w:t xml:space="preserve">## Warning: Chunk option fig.alt is not supported for docx output</w:t>
-      </w:r>
-      <w:r>
-        <w:br/>
-      </w:r>
-      <w:r>
-        <w:rPr>
-          <w:rStyle w:val="VerbatimChar"/>
-        </w:rPr>
-        <w:t xml:space="preserve">## Warning: Chunk option fig.alt is not supported for docx output</w:t>
-      </w:r>
-      <w:r>
-        <w:br/>
-      </w:r>
-      <w:r>
-        <w:rPr>
-          <w:rStyle w:val="VerbatimChar"/>
-        </w:rPr>
-        <w:t xml:space="preserve">## Warning: Chunk option fig.alt is not supported for docx output</w:t>
-      </w:r>
-      <w:r>
-        <w:br/>
-      </w:r>
-      <w:r>
-        <w:rPr>
-          <w:rStyle w:val="VerbatimChar"/>
-        </w:rPr>
-        <w:t xml:space="preserve">## Warning: Chunk option fig.alt is not supported for docx output</w:t>
-      </w:r>
-      <w:r>
-        <w:br/>
-      </w:r>
-      <w:r>
-        <w:rPr>
-          <w:rStyle w:val="VerbatimChar"/>
-        </w:rPr>
-        <w:t xml:space="preserve">## Warning: Chunk option fig.alt is not supported for docx output</w:t>
-      </w:r>
-      <w:r>
-        <w:br/>
-      </w:r>
-      <w:r>
-        <w:rPr>
-          <w:rStyle w:val="VerbatimChar"/>
-        </w:rPr>
-        <w:t xml:space="preserve">## Warning: Chunk option fig.alt is not supported for docx output</w:t>
-      </w:r>
-      <w:r>
-        <w:br/>
-      </w:r>
-      <w:r>
-        <w:rPr>
-          <w:rStyle w:val="VerbatimChar"/>
-        </w:rPr>
-        <w:t xml:space="preserve">## Warning: Chunk option fig.alt is not supported for docx output</w:t>
-      </w:r>
-    </w:p>
-    <w:p>
-      <w:pPr>
-        <w:pStyle w:val="FirstParagraph"/>
-      </w:pPr>
-      <w:r>
-        <w:t xml:space="preserve">AnVIL is very versatile and can scale up to use very powerful cloud computers. It’s very important that you select a cloud computing environment appropriate to your needs to avoid runaway costs. If you are uncertain, start with the default settings; it is fairly easy to increase your compute resources later, if needed, but harder to scale down.</w:t>
-      </w:r>
-    </w:p>
-    <w:p>
-      <w:pPr>
-        <w:pStyle w:val="BodyText"/>
-      </w:pPr>
-      <w:r>
-        <w:t xml:space="preserve">Note that, in order to use RStudio, you must have access to a Terra Workspace with permission to compute (i.e. you must be a</w:t>
+        <w:numPr>
+          <w:ilvl w:val="0"/>
+          <w:numId w:val="1006"/>
+        </w:numPr>
+      </w:pPr>
+      <w:r>
+        <w:t xml:space="preserve">Select</w:t>
       </w:r>
       <w:r>
         <w:t xml:space="preserve"> </w:t>
@@ -2305,7 +2492,7 @@
         <w:t xml:space="preserve">“</w:t>
       </w:r>
       <w:r>
-        <w:t xml:space="preserve">Writer</w:t>
+        <w:t xml:space="preserve">Download</w:t>
       </w:r>
       <w:r>
         <w:t xml:space="preserve">”</w:t>
@@ -2314,88 +2501,7 @@
         <w:t xml:space="preserve"> </w:t>
       </w:r>
       <w:r>
-        <w:t xml:space="preserve">or</w:t>
-      </w:r>
-      <w:r>
-        <w:t xml:space="preserve"> </w:t>
-      </w:r>
-      <w:r>
-        <w:t xml:space="preserve">“</w:t>
-      </w:r>
-      <w:r>
-        <w:t xml:space="preserve">Owner</w:t>
-      </w:r>
-      <w:r>
-        <w:t xml:space="preserve">”</w:t>
-      </w:r>
-      <w:r>
-        <w:t xml:space="preserve"> </w:t>
-      </w:r>
-      <w:r>
-        <w:t xml:space="preserve">of the Workspace).</w:t>
-      </w:r>
-    </w:p>
-    <w:p>
-      <w:pPr>
-        <w:numPr>
-          <w:ilvl w:val="0"/>
-          <w:numId w:val="1008"/>
-        </w:numPr>
-      </w:pPr>
-      <w:r>
-        <w:t xml:space="preserve">Open Terra - use a web browser to go to</w:t>
-      </w:r>
-      <w:r>
-        <w:t xml:space="preserve"> </w:t>
-      </w:r>
-      <w:hyperlink r:id="rId37">
-        <w:r>
-          <w:rPr>
-            <w:rStyle w:val="VerbatimChar"/>
-          </w:rPr>
-          <w:t xml:space="preserve">anvil.terra.bio</w:t>
-        </w:r>
-      </w:hyperlink>
-    </w:p>
-    <w:p>
-      <w:pPr>
-        <w:numPr>
-          <w:ilvl w:val="0"/>
-          <w:numId w:val="1008"/>
-        </w:numPr>
-      </w:pPr>
-      <w:r>
-        <w:t xml:space="preserve">In the drop-down menu on the left, navigate to</w:t>
-      </w:r>
-      <w:r>
-        <w:t xml:space="preserve"> </w:t>
-      </w:r>
-      <w:r>
-        <w:t xml:space="preserve">“</w:t>
-      </w:r>
-      <w:r>
-        <w:t xml:space="preserve">Workspaces</w:t>
-      </w:r>
-      <w:r>
-        <w:t xml:space="preserve">”</w:t>
-      </w:r>
-      <w:r>
-        <w:t xml:space="preserve">. Click the triple bar in the top left corner to access the menu. Click</w:t>
-      </w:r>
-      <w:r>
-        <w:t xml:space="preserve"> </w:t>
-      </w:r>
-      <w:r>
-        <w:t xml:space="preserve">“</w:t>
-      </w:r>
-      <w:r>
-        <w:t xml:space="preserve">Workspaces</w:t>
-      </w:r>
-      <w:r>
-        <w:t xml:space="preserve">”</w:t>
-      </w:r>
-      <w:r>
-        <w:t xml:space="preserve">.</w:t>
+        <w:t xml:space="preserve">to save the file to your local machine.</w:t>
       </w:r>
     </w:p>
     <w:p>
@@ -2415,7 +2521,7 @@
               <a:graphicData uri="http://schemas.openxmlformats.org/drawingml/2006/picture">
                 <pic:pic>
                   <pic:nvPicPr>
-                    <pic:cNvPr descr="09-student_guide_files/figure-docx//1a35Mb8f0M-bQkBcHa1cyQc6YxXoBLtExCz96nv08vkA_g117989bd49c_0_150.png" id="86" name="Picture"/>
+                    <pic:cNvPr descr="09-student_guide_files/figure-docx//1BLTCaogA04bbeSD1tR1Wt-mVceQA6FHXa8FmFzIARrg_g1204ed6db6a_0_8.png" id="86" name="Picture"/>
                     <pic:cNvPicPr>
                       <a:picLocks noChangeArrowheads="1" noChangeAspect="1"/>
                     </pic:cNvPicPr>
@@ -2450,36 +2556,200 @@
     </w:p>
     <w:p>
       <w:pPr>
-        <w:numPr>
-          <w:ilvl w:val="0"/>
-          <w:numId w:val="1008"/>
-        </w:numPr>
-      </w:pPr>
-      <w:r>
-        <w:t xml:space="preserve">Click on the name of your Workspace. You should be routed to a link that looks like:</w:t>
-      </w:r>
-      <w:r>
-        <w:t xml:space="preserve"> </w:t>
-      </w:r>
-      <w:r>
-        <w:rPr>
-          <w:rStyle w:val="VerbatimChar"/>
-        </w:rPr>
-        <w:t xml:space="preserve">https://anvil.terra.bio/#workspaces/&lt;billing-project&gt;/&lt;workspace-name&gt;</w:t>
+        <w:pStyle w:val="SourceCode"/>
+      </w:pPr>
+      <w:r>
+        <w:rPr>
+          <w:rStyle w:val="VerbatimChar"/>
+        </w:rPr>
+        <w:t xml:space="preserve">## Warning: Chunk option fig.alt is not supported for docx output</w:t>
+      </w:r>
+      <w:r>
+        <w:br/>
+      </w:r>
+      <w:r>
+        <w:rPr>
+          <w:rStyle w:val="VerbatimChar"/>
+        </w:rPr>
+        <w:t xml:space="preserve">## Warning: Chunk option fig.alt is not supported for docx output</w:t>
+      </w:r>
+      <w:r>
+        <w:br/>
+      </w:r>
+      <w:r>
+        <w:rPr>
+          <w:rStyle w:val="VerbatimChar"/>
+        </w:rPr>
+        <w:t xml:space="preserve">## Warning: Chunk option fig.alt is not supported for docx output</w:t>
+      </w:r>
+      <w:r>
+        <w:br/>
+      </w:r>
+      <w:r>
+        <w:rPr>
+          <w:rStyle w:val="VerbatimChar"/>
+        </w:rPr>
+        <w:t xml:space="preserve">## Warning: Chunk option fig.alt is not supported for docx output</w:t>
+      </w:r>
+      <w:r>
+        <w:br/>
+      </w:r>
+      <w:r>
+        <w:rPr>
+          <w:rStyle w:val="VerbatimChar"/>
+        </w:rPr>
+        <w:t xml:space="preserve">## Warning: Chunk option fig.alt is not supported for docx output</w:t>
+      </w:r>
+      <w:r>
+        <w:br/>
+      </w:r>
+      <w:r>
+        <w:rPr>
+          <w:rStyle w:val="VerbatimChar"/>
+        </w:rPr>
+        <w:t xml:space="preserve">## Warning: Chunk option fig.alt is not supported for docx output</w:t>
+      </w:r>
+      <w:r>
+        <w:br/>
+      </w:r>
+      <w:r>
+        <w:rPr>
+          <w:rStyle w:val="VerbatimChar"/>
+        </w:rPr>
+        <w:t xml:space="preserve">## Warning: Chunk option fig.alt is not supported for docx output</w:t>
+      </w:r>
+      <w:r>
+        <w:br/>
+      </w:r>
+      <w:r>
+        <w:rPr>
+          <w:rStyle w:val="VerbatimChar"/>
+        </w:rPr>
+        <w:t xml:space="preserve">## Warning: Chunk option fig.alt is not supported for docx output</w:t>
+      </w:r>
+      <w:r>
+        <w:br/>
+      </w:r>
+      <w:r>
+        <w:rPr>
+          <w:rStyle w:val="VerbatimChar"/>
+        </w:rPr>
+        <w:t xml:space="preserve">## Warning: Chunk option fig.alt is not supported for docx output</w:t>
+      </w:r>
+    </w:p>
+    <w:p>
+      <w:pPr>
+        <w:pStyle w:val="FirstParagraph"/>
+      </w:pPr>
+      <w:r>
+        <w:t xml:space="preserve">AnVIL is very versatile and can scale up to use very powerful cloud computers. It’s very important that you select a cloud computing environment appropriate to your needs to avoid runaway costs. If you are uncertain, start with the default settings; it is fairly easy to increase your compute resources later, if needed, but harder to scale down.</w:t>
+      </w:r>
+    </w:p>
+    <w:p>
+      <w:pPr>
+        <w:pStyle w:val="BodyText"/>
+      </w:pPr>
+      <w:r>
+        <w:t xml:space="preserve">Note that, in order to use RStudio, you must have access to a Terra Workspace with permission to compute (i.e. you must be a</w:t>
+      </w:r>
+      <w:r>
+        <w:t xml:space="preserve"> </w:t>
+      </w:r>
+      <w:r>
+        <w:t xml:space="preserve">“</w:t>
+      </w:r>
+      <w:r>
+        <w:t xml:space="preserve">Writer</w:t>
+      </w:r>
+      <w:r>
+        <w:t xml:space="preserve">”</w:t>
+      </w:r>
+      <w:r>
+        <w:t xml:space="preserve"> </w:t>
+      </w:r>
+      <w:r>
+        <w:t xml:space="preserve">or</w:t>
+      </w:r>
+      <w:r>
+        <w:t xml:space="preserve"> </w:t>
+      </w:r>
+      <w:r>
+        <w:t xml:space="preserve">“</w:t>
+      </w:r>
+      <w:r>
+        <w:t xml:space="preserve">Owner</w:t>
+      </w:r>
+      <w:r>
+        <w:t xml:space="preserve">”</w:t>
+      </w:r>
+      <w:r>
+        <w:t xml:space="preserve"> </w:t>
+      </w:r>
+      <w:r>
+        <w:t xml:space="preserve">of the Workspace).</w:t>
+      </w:r>
+    </w:p>
+    <w:p>
+      <w:pPr>
+        <w:numPr>
+          <w:ilvl w:val="0"/>
+          <w:numId w:val="1007"/>
+        </w:numPr>
+      </w:pPr>
+      <w:r>
+        <w:t xml:space="preserve">Open Terra - use a web browser to go to</w:t>
+      </w:r>
+      <w:r>
+        <w:t xml:space="preserve"> </w:t>
+      </w:r>
+      <w:hyperlink r:id="rId37">
+        <w:r>
+          <w:rPr>
+            <w:rStyle w:val="VerbatimChar"/>
+          </w:rPr>
+          <w:t xml:space="preserve">anvil.terra.bio</w:t>
+        </w:r>
+      </w:hyperlink>
+    </w:p>
+    <w:p>
+      <w:pPr>
+        <w:numPr>
+          <w:ilvl w:val="0"/>
+          <w:numId w:val="1007"/>
+        </w:numPr>
+      </w:pPr>
+      <w:r>
+        <w:t xml:space="preserve">In the drop-down menu on the left, navigate to</w:t>
+      </w:r>
+      <w:r>
+        <w:t xml:space="preserve"> </w:t>
+      </w:r>
+      <w:r>
+        <w:t xml:space="preserve">“</w:t>
+      </w:r>
+      <w:r>
+        <w:t xml:space="preserve">Workspaces</w:t>
+      </w:r>
+      <w:r>
+        <w:t xml:space="preserve">”</w:t>
+      </w:r>
+      <w:r>
+        <w:t xml:space="preserve">. Click the triple bar in the top left corner to access the menu. Click</w:t>
+      </w:r>
+      <w:r>
+        <w:t xml:space="preserve"> </w:t>
+      </w:r>
+      <w:r>
+        <w:t xml:space="preserve">“</w:t>
+      </w:r>
+      <w:r>
+        <w:t xml:space="preserve">Workspaces</w:t>
+      </w:r>
+      <w:r>
+        <w:t xml:space="preserve">”</w:t>
       </w:r>
       <w:r>
         <w:t xml:space="preserve">.</w:t>
-      </w:r>
-    </w:p>
-    <w:p>
-      <w:pPr>
-        <w:numPr>
-          <w:ilvl w:val="0"/>
-          <w:numId w:val="1008"/>
-        </w:numPr>
-      </w:pPr>
-      <w:r>
-        <w:t xml:space="preserve">Click on the cloud icon on the far right to access your Cloud Environment options. If you don’t see this icon, you may need to scroll to the right.</w:t>
       </w:r>
     </w:p>
     <w:p>
@@ -2499,7 +2769,7 @@
               <a:graphicData uri="http://schemas.openxmlformats.org/drawingml/2006/picture">
                 <pic:pic>
                   <pic:nvPicPr>
-                    <pic:cNvPr descr="09-student_guide_files/figure-docx//1a35Mb8f0M-bQkBcHa1cyQc6YxXoBLtExCz96nv08vkA_g14ea2db115d_0_22.png" id="89" name="Picture"/>
+                    <pic:cNvPr descr="09-student_guide_files/figure-docx//1a35Mb8f0M-bQkBcHa1cyQc6YxXoBLtExCz96nv08vkA_g117989bd49c_0_150.png" id="89" name="Picture"/>
                     <pic:cNvPicPr>
                       <a:picLocks noChangeArrowheads="1" noChangeAspect="1"/>
                     </pic:cNvPicPr>
@@ -2536,29 +2806,34 @@
       <w:pPr>
         <w:numPr>
           <w:ilvl w:val="0"/>
-          <w:numId w:val="1008"/>
-        </w:numPr>
-      </w:pPr>
-      <w:r>
-        <w:t xml:space="preserve">In the dialogue box, click the</w:t>
-      </w:r>
-      <w:r>
-        <w:t xml:space="preserve"> </w:t>
-      </w:r>
-      <w:r>
-        <w:t xml:space="preserve">“</w:t>
-      </w:r>
-      <w:r>
-        <w:t xml:space="preserve">Settings</w:t>
-      </w:r>
-      <w:r>
-        <w:t xml:space="preserve">”</w:t>
-      </w:r>
-      <w:r>
-        <w:t xml:space="preserve"> </w:t>
-      </w:r>
-      <w:r>
-        <w:t xml:space="preserve">button under RStudio.</w:t>
+          <w:numId w:val="1007"/>
+        </w:numPr>
+      </w:pPr>
+      <w:r>
+        <w:t xml:space="preserve">Click on the name of your Workspace. You should be routed to a link that looks like:</w:t>
+      </w:r>
+      <w:r>
+        <w:t xml:space="preserve"> </w:t>
+      </w:r>
+      <w:r>
+        <w:rPr>
+          <w:rStyle w:val="VerbatimChar"/>
+        </w:rPr>
+        <w:t xml:space="preserve">https://anvil.terra.bio/#workspaces/&lt;billing-project&gt;/&lt;workspace-name&gt;</w:t>
+      </w:r>
+      <w:r>
+        <w:t xml:space="preserve">.</w:t>
+      </w:r>
+    </w:p>
+    <w:p>
+      <w:pPr>
+        <w:numPr>
+          <w:ilvl w:val="0"/>
+          <w:numId w:val="1007"/>
+        </w:numPr>
+      </w:pPr>
+      <w:r>
+        <w:t xml:space="preserve">Click on the cloud icon on the far right to access your Cloud Environment options. If you don’t see this icon, you may need to scroll to the right.</w:t>
       </w:r>
     </w:p>
     <w:p>
@@ -2578,7 +2853,7 @@
               <a:graphicData uri="http://schemas.openxmlformats.org/drawingml/2006/picture">
                 <pic:pic>
                   <pic:nvPicPr>
-                    <pic:cNvPr descr="09-student_guide_files/figure-docx//1a35Mb8f0M-bQkBcHa1cyQc6YxXoBLtExCz96nv08vkA_g14ea2db115d_0_18.png" id="92" name="Picture"/>
+                    <pic:cNvPr descr="09-student_guide_files/figure-docx//1a35Mb8f0M-bQkBcHa1cyQc6YxXoBLtExCz96nv08vkA_g14ea2db115d_0_22.png" id="92" name="Picture"/>
                     <pic:cNvPicPr>
                       <a:picLocks noChangeArrowheads="1" noChangeAspect="1"/>
                     </pic:cNvPicPr>
@@ -2615,11 +2890,29 @@
       <w:pPr>
         <w:numPr>
           <w:ilvl w:val="0"/>
-          <w:numId w:val="1008"/>
-        </w:numPr>
-      </w:pPr>
-      <w:r>
-        <w:t xml:space="preserve">You will see some configuration options for the RStudio cloud environment, and a list of costs because it costs a small amount of money to use cloud computing.</w:t>
+          <w:numId w:val="1007"/>
+        </w:numPr>
+      </w:pPr>
+      <w:r>
+        <w:t xml:space="preserve">In the dialogue box, click the</w:t>
+      </w:r>
+      <w:r>
+        <w:t xml:space="preserve"> </w:t>
+      </w:r>
+      <w:r>
+        <w:t xml:space="preserve">“</w:t>
+      </w:r>
+      <w:r>
+        <w:t xml:space="preserve">Settings</w:t>
+      </w:r>
+      <w:r>
+        <w:t xml:space="preserve">”</w:t>
+      </w:r>
+      <w:r>
+        <w:t xml:space="preserve"> </w:t>
+      </w:r>
+      <w:r>
+        <w:t xml:space="preserve">button under RStudio.</w:t>
       </w:r>
     </w:p>
     <w:p>
@@ -2639,7 +2932,7 @@
               <a:graphicData uri="http://schemas.openxmlformats.org/drawingml/2006/picture">
                 <pic:pic>
                   <pic:nvPicPr>
-                    <pic:cNvPr descr="09-student_guide_files/figure-docx//1a35Mb8f0M-bQkBcHa1cyQc6YxXoBLtExCz96nv08vkA_g256428d32e5_0_10.png" id="95" name="Picture"/>
+                    <pic:cNvPr descr="09-student_guide_files/figure-docx//1a35Mb8f0M-bQkBcHa1cyQc6YxXoBLtExCz96nv08vkA_g14ea2db115d_0_18.png" id="95" name="Picture"/>
                     <pic:cNvPicPr>
                       <a:picLocks noChangeArrowheads="1" noChangeAspect="1"/>
                     </pic:cNvPicPr>
@@ -2676,29 +2969,11 @@
       <w:pPr>
         <w:numPr>
           <w:ilvl w:val="0"/>
-          <w:numId w:val="1008"/>
-        </w:numPr>
-      </w:pPr>
-      <w:r>
-        <w:t xml:space="preserve">Configure any settings you need for your cloud environment. If you are uncertain about what you need, the default configuration is a reasonable, cost-conservative choice. It is fairly easy to increase your compute resources later, if needed, but harder to scale down. Scroll down and click the</w:t>
-      </w:r>
-      <w:r>
-        <w:t xml:space="preserve"> </w:t>
-      </w:r>
-      <w:r>
-        <w:t xml:space="preserve">“</w:t>
-      </w:r>
-      <w:r>
-        <w:t xml:space="preserve">CREATE</w:t>
-      </w:r>
-      <w:r>
-        <w:t xml:space="preserve">”</w:t>
-      </w:r>
-      <w:r>
-        <w:t xml:space="preserve"> </w:t>
-      </w:r>
-      <w:r>
-        <w:t xml:space="preserve">button when you are satisfied with your setup.</w:t>
+          <w:numId w:val="1007"/>
+        </w:numPr>
+      </w:pPr>
+      <w:r>
+        <w:t xml:space="preserve">You will see some configuration options for the RStudio cloud environment, and a list of costs because it costs a small amount of money to use cloud computing.</w:t>
       </w:r>
     </w:p>
     <w:p>
@@ -2718,7 +2993,7 @@
               <a:graphicData uri="http://schemas.openxmlformats.org/drawingml/2006/picture">
                 <pic:pic>
                   <pic:nvPicPr>
-                    <pic:cNvPr descr="09-student_guide_files/figure-docx//1a35Mb8f0M-bQkBcHa1cyQc6YxXoBLtExCz96nv08vkA_g256428d32e5_0_16.png" id="98" name="Picture"/>
+                    <pic:cNvPr descr="09-student_guide_files/figure-docx//1a35Mb8f0M-bQkBcHa1cyQc6YxXoBLtExCz96nv08vkA_g256428d32e5_0_10.png" id="98" name="Picture"/>
                     <pic:cNvPicPr>
                       <a:picLocks noChangeArrowheads="1" noChangeAspect="1"/>
                     </pic:cNvPicPr>
@@ -2755,11 +3030,29 @@
       <w:pPr>
         <w:numPr>
           <w:ilvl w:val="0"/>
-          <w:numId w:val="1008"/>
-        </w:numPr>
-      </w:pPr>
-      <w:r>
-        <w:t xml:space="preserve">The dialogue box will close and you will be returned to your Workspace. You can see the status of your cloud environment by hovering over the RStudio icon. It will take a few minutes for Terra to request computers and install software.</w:t>
+          <w:numId w:val="1007"/>
+        </w:numPr>
+      </w:pPr>
+      <w:r>
+        <w:t xml:space="preserve">Configure any settings you need for your cloud environment. If you are uncertain about what you need, the default configuration is a reasonable, cost-conservative choice. It is fairly easy to increase your compute resources later, if needed, but harder to scale down. Scroll down and click the</w:t>
+      </w:r>
+      <w:r>
+        <w:t xml:space="preserve"> </w:t>
+      </w:r>
+      <w:r>
+        <w:t xml:space="preserve">“</w:t>
+      </w:r>
+      <w:r>
+        <w:t xml:space="preserve">CREATE</w:t>
+      </w:r>
+      <w:r>
+        <w:t xml:space="preserve">”</w:t>
+      </w:r>
+      <w:r>
+        <w:t xml:space="preserve"> </w:t>
+      </w:r>
+      <w:r>
+        <w:t xml:space="preserve">button when you are satisfied with your setup.</w:t>
       </w:r>
     </w:p>
     <w:p>
@@ -2779,7 +3072,7 @@
               <a:graphicData uri="http://schemas.openxmlformats.org/drawingml/2006/picture">
                 <pic:pic>
                   <pic:nvPicPr>
-                    <pic:cNvPr descr="09-student_guide_files/figure-docx//1a35Mb8f0M-bQkBcHa1cyQc6YxXoBLtExCz96nv08vkA_g14ea2db115d_0_91.png" id="101" name="Picture"/>
+                    <pic:cNvPr descr="09-student_guide_files/figure-docx//1a35Mb8f0M-bQkBcHa1cyQc6YxXoBLtExCz96nv08vkA_g256428d32e5_0_16.png" id="101" name="Picture"/>
                     <pic:cNvPicPr>
                       <a:picLocks noChangeArrowheads="1" noChangeAspect="1"/>
                     </pic:cNvPicPr>
@@ -2816,26 +3109,11 @@
       <w:pPr>
         <w:numPr>
           <w:ilvl w:val="0"/>
-          <w:numId w:val="1008"/>
-        </w:numPr>
-      </w:pPr>
-      <w:r>
-        <w:t xml:space="preserve">When your environment is ready, its status will change to</w:t>
-      </w:r>
-      <w:r>
-        <w:t xml:space="preserve"> </w:t>
-      </w:r>
-      <w:r>
-        <w:t xml:space="preserve">“</w:t>
-      </w:r>
-      <w:r>
-        <w:t xml:space="preserve">Running</w:t>
-      </w:r>
-      <w:r>
-        <w:t xml:space="preserve">”</w:t>
-      </w:r>
-      <w:r>
-        <w:t xml:space="preserve">. Click on the RStudio logo to open a new dialogue box that will let you launch RStudio.</w:t>
+          <w:numId w:val="1007"/>
+        </w:numPr>
+      </w:pPr>
+      <w:r>
+        <w:t xml:space="preserve">The dialogue box will close and you will be returned to your Workspace. You can see the status of your cloud environment by hovering over the RStudio icon. It will take a few minutes for Terra to request computers and install software.</w:t>
       </w:r>
     </w:p>
     <w:p>
@@ -2855,7 +3133,7 @@
               <a:graphicData uri="http://schemas.openxmlformats.org/drawingml/2006/picture">
                 <pic:pic>
                   <pic:nvPicPr>
-                    <pic:cNvPr descr="09-student_guide_files/figure-docx//1a35Mb8f0M-bQkBcHa1cyQc6YxXoBLtExCz96nv08vkA_g14ea2db115d_0_95.png" id="104" name="Picture"/>
+                    <pic:cNvPr descr="09-student_guide_files/figure-docx//1a35Mb8f0M-bQkBcHa1cyQc6YxXoBLtExCz96nv08vkA_g14ea2db115d_0_91.png" id="104" name="Picture"/>
                     <pic:cNvPicPr>
                       <a:picLocks noChangeArrowheads="1" noChangeAspect="1"/>
                     </pic:cNvPicPr>
@@ -2892,11 +3170,26 @@
       <w:pPr>
         <w:numPr>
           <w:ilvl w:val="0"/>
-          <w:numId w:val="1008"/>
-        </w:numPr>
-      </w:pPr>
-      <w:r>
-        <w:t xml:space="preserve">Click the launch icon to open RStudio. This is also where you can pause, modify, or delete your environment when needed.</w:t>
+          <w:numId w:val="1007"/>
+        </w:numPr>
+      </w:pPr>
+      <w:r>
+        <w:t xml:space="preserve">When your environment is ready, its status will change to</w:t>
+      </w:r>
+      <w:r>
+        <w:t xml:space="preserve"> </w:t>
+      </w:r>
+      <w:r>
+        <w:t xml:space="preserve">“</w:t>
+      </w:r>
+      <w:r>
+        <w:t xml:space="preserve">Running</w:t>
+      </w:r>
+      <w:r>
+        <w:t xml:space="preserve">”</w:t>
+      </w:r>
+      <w:r>
+        <w:t xml:space="preserve">. Click on the RStudio logo to open a new dialogue box that will let you launch RStudio.</w:t>
       </w:r>
     </w:p>
     <w:p>
@@ -2916,7 +3209,7 @@
               <a:graphicData uri="http://schemas.openxmlformats.org/drawingml/2006/picture">
                 <pic:pic>
                   <pic:nvPicPr>
-                    <pic:cNvPr descr="09-student_guide_files/figure-docx//1a35Mb8f0M-bQkBcHa1cyQc6YxXoBLtExCz96nv08vkA_g14ea2db115d_0_99.png" id="107" name="Picture"/>
+                    <pic:cNvPr descr="09-student_guide_files/figure-docx//1a35Mb8f0M-bQkBcHa1cyQc6YxXoBLtExCz96nv08vkA_g14ea2db115d_0_95.png" id="107" name="Picture"/>
                     <pic:cNvPicPr>
                       <a:picLocks noChangeArrowheads="1" noChangeAspect="1"/>
                     </pic:cNvPicPr>
@@ -2953,11 +3246,11 @@
       <w:pPr>
         <w:numPr>
           <w:ilvl w:val="0"/>
-          <w:numId w:val="1008"/>
-        </w:numPr>
-      </w:pPr>
-      <w:r>
-        <w:t xml:space="preserve">You should now see the RStudio interface with information about the version printed to the console.</w:t>
+          <w:numId w:val="1007"/>
+        </w:numPr>
+      </w:pPr>
+      <w:r>
+        <w:t xml:space="preserve">Click the launch icon to open RStudio. This is also where you can pause, modify, or delete your environment when needed.</w:t>
       </w:r>
     </w:p>
     <w:p>
@@ -2977,7 +3270,7 @@
               <a:graphicData uri="http://schemas.openxmlformats.org/drawingml/2006/picture">
                 <pic:pic>
                   <pic:nvPicPr>
-                    <pic:cNvPr descr="09-student_guide_files/figure-docx//1a35Mb8f0M-bQkBcHa1cyQc6YxXoBLtExCz96nv08vkA_g14ea2db115d_0_103.png" id="110" name="Picture"/>
+                    <pic:cNvPr descr="09-student_guide_files/figure-docx//1a35Mb8f0M-bQkBcHa1cyQc6YxXoBLtExCz96nv08vkA_g14ea2db115d_0_99.png" id="110" name="Picture"/>
                     <pic:cNvPicPr>
                       <a:picLocks noChangeArrowheads="1" noChangeAspect="1"/>
                     </pic:cNvPicPr>
@@ -3012,69 +3305,13 @@
     </w:p>
     <w:p>
       <w:pPr>
-        <w:pStyle w:val="SourceCode"/>
-      </w:pPr>
-      <w:r>
-        <w:rPr>
-          <w:rStyle w:val="VerbatimChar"/>
-        </w:rPr>
-        <w:t xml:space="preserve">## Warning: Chunk option fig.alt is not supported for docx output</w:t>
-      </w:r>
-      <w:r>
-        <w:br/>
-      </w:r>
-      <w:r>
-        <w:rPr>
-          <w:rStyle w:val="VerbatimChar"/>
-        </w:rPr>
-        <w:t xml:space="preserve">## Warning: Chunk option fig.alt is not supported for docx output</w:t>
-      </w:r>
-      <w:r>
-        <w:br/>
-      </w:r>
-      <w:r>
-        <w:rPr>
-          <w:rStyle w:val="VerbatimChar"/>
-        </w:rPr>
-        <w:t xml:space="preserve">## Warning: Chunk option fig.alt is not supported for docx output</w:t>
-      </w:r>
-      <w:r>
-        <w:br/>
-      </w:r>
-      <w:r>
-        <w:rPr>
-          <w:rStyle w:val="VerbatimChar"/>
-        </w:rPr>
-        <w:t xml:space="preserve">## Warning: Chunk option fig.alt is not supported for docx output</w:t>
-      </w:r>
-      <w:r>
-        <w:br/>
-      </w:r>
-      <w:r>
-        <w:rPr>
-          <w:rStyle w:val="VerbatimChar"/>
-        </w:rPr>
-        <w:t xml:space="preserve">## Warning: Chunk option fig.alt is not supported for docx output</w:t>
-      </w:r>
-      <w:r>
-        <w:br/>
-      </w:r>
-      <w:r>
-        <w:rPr>
-          <w:rStyle w:val="VerbatimChar"/>
-        </w:rPr>
-        <w:t xml:space="preserve">## Warning: Chunk option fig.alt is not supported for docx output</w:t>
-      </w:r>
-    </w:p>
-    <w:p>
-      <w:pPr>
-        <w:numPr>
-          <w:ilvl w:val="0"/>
-          <w:numId w:val="1009"/>
-        </w:numPr>
-      </w:pPr>
-      <w:r>
-        <w:t xml:space="preserve">You can view costs and make changes to your cloud environments from the panel on the far right of the page. If you don’t see this panel, you may need to scroll to the right. Running environments will have a green dot, and paused environments will have an orange dot.</w:t>
+        <w:numPr>
+          <w:ilvl w:val="0"/>
+          <w:numId w:val="1007"/>
+        </w:numPr>
+      </w:pPr>
+      <w:r>
+        <w:t xml:space="preserve">You should now see the RStudio interface with information about the version printed to the console.</w:t>
       </w:r>
     </w:p>
     <w:p>
@@ -3094,7 +3331,7 @@
               <a:graphicData uri="http://schemas.openxmlformats.org/drawingml/2006/picture">
                 <pic:pic>
                   <pic:nvPicPr>
-                    <pic:cNvPr descr="09-student_guide_files/figure-docx//16s-TjOg19RrkxS9sM9fGfD0M_WIxlw-e8PFWDymjvRU_g230ed3a46c7_0_0.png" id="113" name="Picture"/>
+                    <pic:cNvPr descr="09-student_guide_files/figure-docx//1a35Mb8f0M-bQkBcHa1cyQc6YxXoBLtExCz96nv08vkA_g14ea2db115d_0_103.png" id="113" name="Picture"/>
                     <pic:cNvPicPr>
                       <a:picLocks noChangeArrowheads="1" noChangeAspect="1"/>
                     </pic:cNvPicPr>
@@ -3129,13 +3366,176 @@
     </w:p>
     <w:p>
       <w:pPr>
+        <w:pStyle w:val="FirstParagraph"/>
+      </w:pPr>
+      <w:r>
+        <w:t xml:space="preserve">For more information about configuring your RStudio environment, you can check the Terra docs:</w:t>
+      </w:r>
+    </w:p>
+    <w:p>
+      <w:pPr>
+        <w:numPr>
+          <w:ilvl w:val="0"/>
+          <w:numId w:val="1008"/>
+        </w:numPr>
+        <w:pStyle w:val="Compact"/>
+      </w:pPr>
+      <w:hyperlink r:id="rId114">
+        <w:r>
+          <w:rPr>
+            <w:rStyle w:val="Hyperlink"/>
+          </w:rPr>
+          <w:t xml:space="preserve">Starting and customizing your RStudio app</w:t>
+        </w:r>
+      </w:hyperlink>
+    </w:p>
+    <w:p>
+      <w:pPr>
+        <w:numPr>
+          <w:ilvl w:val="0"/>
+          <w:numId w:val="1008"/>
+        </w:numPr>
+        <w:pStyle w:val="Compact"/>
+      </w:pPr>
+      <w:hyperlink r:id="rId115">
+        <w:r>
+          <w:rPr>
+            <w:rStyle w:val="Hyperlink"/>
+          </w:rPr>
+          <w:t xml:space="preserve">What packages are installed on preconfigured Cloud Environments?</w:t>
+        </w:r>
+      </w:hyperlink>
+    </w:p>
+    <w:p>
+      <w:pPr>
+        <w:numPr>
+          <w:ilvl w:val="0"/>
+          <w:numId w:val="1008"/>
+        </w:numPr>
+        <w:pStyle w:val="Compact"/>
+      </w:pPr>
+      <w:hyperlink r:id="rId116">
+        <w:r>
+          <w:rPr>
+            <w:rStyle w:val="Hyperlink"/>
+          </w:rPr>
+          <w:t xml:space="preserve">Preconfigure a Cloud Environment with a startup script</w:t>
+        </w:r>
+      </w:hyperlink>
+    </w:p>
+    <w:p>
+      <w:pPr>
+        <w:numPr>
+          <w:ilvl w:val="0"/>
+          <w:numId w:val="1008"/>
+        </w:numPr>
+        <w:pStyle w:val="Compact"/>
+      </w:pPr>
+      <w:hyperlink r:id="rId117">
+        <w:r>
+          <w:rPr>
+            <w:rStyle w:val="Hyperlink"/>
+          </w:rPr>
+          <w:t xml:space="preserve">Cloud Environment FAQs</w:t>
+        </w:r>
+      </w:hyperlink>
+    </w:p>
+    <w:p>
+      <w:pPr>
+        <w:pStyle w:val="SourceCode"/>
+      </w:pPr>
+      <w:r>
+        <w:rPr>
+          <w:rStyle w:val="VerbatimChar"/>
+        </w:rPr>
+        <w:t xml:space="preserve">## Warning: Chunk option fig.alt is not supported for docx output</w:t>
+      </w:r>
+      <w:r>
+        <w:br/>
+      </w:r>
+      <w:r>
+        <w:rPr>
+          <w:rStyle w:val="VerbatimChar"/>
+        </w:rPr>
+        <w:t xml:space="preserve">## Warning: Chunk option fig.alt is not supported for docx output</w:t>
+      </w:r>
+      <w:r>
+        <w:br/>
+      </w:r>
+      <w:r>
+        <w:rPr>
+          <w:rStyle w:val="VerbatimChar"/>
+        </w:rPr>
+        <w:t xml:space="preserve">## Warning: Chunk option fig.alt is not supported for docx output</w:t>
+      </w:r>
+      <w:r>
+        <w:br/>
+      </w:r>
+      <w:r>
+        <w:rPr>
+          <w:rStyle w:val="VerbatimChar"/>
+        </w:rPr>
+        <w:t xml:space="preserve">## Warning: Chunk option fig.alt is not supported for docx output</w:t>
+      </w:r>
+    </w:p>
+    <w:p>
+      <w:pPr>
+        <w:pStyle w:val="FirstParagraph"/>
+      </w:pPr>
+      <w:r>
+        <w:t xml:space="preserve">When you are not actively performing an analysis (but will be returning soon), you should</w:t>
+      </w:r>
+      <w:r>
+        <w:t xml:space="preserve"> </w:t>
+      </w:r>
+      <w:r>
+        <w:t xml:space="preserve">“</w:t>
+      </w:r>
+      <w:r>
+        <w:t xml:space="preserve">pause</w:t>
+      </w:r>
+      <w:r>
+        <w:t xml:space="preserve">”</w:t>
+      </w:r>
+      <w:r>
+        <w:t xml:space="preserve"> </w:t>
+      </w:r>
+      <w:r>
+        <w:t xml:space="preserve">your cloud environment to minimize costs. This will release the CPU and memory resources for other people to use. Your files will be saved and will continue to accrue a small storage cost.</w:t>
+      </w:r>
+    </w:p>
+    <w:p>
+      <w:pPr>
+        <w:pStyle w:val="BodyText"/>
+      </w:pPr>
+      <w:r>
+        <w:t xml:space="preserve">Before pausing, it’s a good idea to transfer any important files out of your cloud environment. While a paused environment does preserve your files, it has no backup mechanism, so if anything happens to your cloud environment those files will be lost. If there is anything you would like to save permanently, it’s a good idea to copy it to another location, such as the Workspace bucket, GitHub, or your local machine.</w:t>
+      </w:r>
+    </w:p>
+    <w:p>
+      <w:pPr>
+        <w:pStyle w:val="BodyText"/>
+      </w:pPr>
+      <w:r>
+        <w:rPr>
+          <w:bCs/>
+          <w:b/>
+        </w:rPr>
+        <w:t xml:space="preserve">To pause your cloud environment</w:t>
+      </w:r>
+      <w:r>
+        <w:t xml:space="preserve">:</w:t>
+      </w:r>
+    </w:p>
+    <w:p>
+      <w:pPr>
         <w:numPr>
           <w:ilvl w:val="0"/>
           <w:numId w:val="1009"/>
         </w:numPr>
       </w:pPr>
       <w:r>
-        <w:t xml:space="preserve">Hovering over the RStudio icon will show you the costs associated with your RStudio environment. Click on the RStudio icon to open the cloud environment settings.</w:t>
+        <w:t xml:space="preserve">You can view costs and make changes to your cloud environments from the panel on the far right of the page. If you don’t see this panel, you may need to scroll to the right. Running environments will have a green dot, and paused environments will have an orange dot.</w:t>
       </w:r>
     </w:p>
     <w:p>
@@ -3150,18 +3550,18 @@
           <wp:inline>
             <wp:extent cx="5334000" cy="3000375"/>
             <wp:effectExtent b="0" l="0" r="0" t="0"/>
-            <wp:docPr descr="" title="" id="115" name="Picture"/>
+            <wp:docPr descr="" title="" id="119" name="Picture"/>
             <a:graphic>
               <a:graphicData uri="http://schemas.openxmlformats.org/drawingml/2006/picture">
                 <pic:pic>
                   <pic:nvPicPr>
-                    <pic:cNvPr descr="09-student_guide_files/figure-docx//16s-TjOg19RrkxS9sM9fGfD0M_WIxlw-e8PFWDymjvRU_g230ed3a46c7_0_6.png" id="116" name="Picture"/>
+                    <pic:cNvPr descr="09-student_guide_files/figure-docx//16s-TjOg19RrkxS9sM9fGfD0M_WIxlw-e8PFWDymjvRU_g230ed3a46c7_0_0.png" id="120" name="Picture"/>
                     <pic:cNvPicPr>
                       <a:picLocks noChangeArrowheads="1" noChangeAspect="1"/>
                     </pic:cNvPicPr>
                   </pic:nvPicPr>
                   <pic:blipFill>
-                    <a:blip r:embed="rId114"/>
+                    <a:blip r:embed="rId118"/>
                     <a:stretch>
                       <a:fillRect/>
                     </a:stretch>
@@ -3196,7 +3596,7 @@
         </w:numPr>
       </w:pPr>
       <w:r>
-        <w:t xml:space="preserve">Click the Pause button to pause RStudio. This will take a few minutes.</w:t>
+        <w:t xml:space="preserve">Hovering over the RStudio icon will show you the costs associated with your RStudio environment. Click on the RStudio icon to open the cloud environment settings.</w:t>
       </w:r>
     </w:p>
     <w:p>
@@ -3211,18 +3611,18 @@
           <wp:inline>
             <wp:extent cx="5334000" cy="3000375"/>
             <wp:effectExtent b="0" l="0" r="0" t="0"/>
-            <wp:docPr descr="" title="" id="118" name="Picture"/>
+            <wp:docPr descr="" title="" id="122" name="Picture"/>
             <a:graphic>
               <a:graphicData uri="http://schemas.openxmlformats.org/drawingml/2006/picture">
                 <pic:pic>
                   <pic:nvPicPr>
-                    <pic:cNvPr descr="09-student_guide_files/figure-docx//16s-TjOg19RrkxS9sM9fGfD0M_WIxlw-e8PFWDymjvRU_g230ed3a46c7_0_231.png" id="119" name="Picture"/>
+                    <pic:cNvPr descr="09-student_guide_files/figure-docx//16s-TjOg19RrkxS9sM9fGfD0M_WIxlw-e8PFWDymjvRU_g230ed3a46c7_0_6.png" id="123" name="Picture"/>
                     <pic:cNvPicPr>
                       <a:picLocks noChangeArrowheads="1" noChangeAspect="1"/>
                     </pic:cNvPicPr>
                   </pic:nvPicPr>
                   <pic:blipFill>
-                    <a:blip r:embed="rId117"/>
+                    <a:blip r:embed="rId121"/>
                     <a:stretch>
                       <a:fillRect/>
                     </a:stretch>
@@ -3257,7 +3657,7 @@
         </w:numPr>
       </w:pPr>
       <w:r>
-        <w:t xml:space="preserve">When the environment is paused, an orange dot will be displayed next to the RStudio icon. If you hover over the icon, you will see that it is paused, and has a small ongoing cost as long as it is paused. When you’re ready to resume working, you can do so by clicking the RStudio icon and clicking Resume.</w:t>
+        <w:t xml:space="preserve">Click the Pause button to pause RStudio. This will take a few minutes.</w:t>
       </w:r>
     </w:p>
     <w:p>
@@ -3272,18 +3672,18 @@
           <wp:inline>
             <wp:extent cx="5334000" cy="3000375"/>
             <wp:effectExtent b="0" l="0" r="0" t="0"/>
-            <wp:docPr descr="" title="" id="121" name="Picture"/>
+            <wp:docPr descr="" title="" id="125" name="Picture"/>
             <a:graphic>
               <a:graphicData uri="http://schemas.openxmlformats.org/drawingml/2006/picture">
                 <pic:pic>
                   <pic:nvPicPr>
-                    <pic:cNvPr descr="09-student_guide_files/figure-docx//16s-TjOg19RrkxS9sM9fGfD0M_WIxlw-e8PFWDymjvRU_g230ed3a46c7_0_237.png" id="122" name="Picture"/>
+                    <pic:cNvPr descr="09-student_guide_files/figure-docx//16s-TjOg19RrkxS9sM9fGfD0M_WIxlw-e8PFWDymjvRU_g230ed3a46c7_0_231.png" id="126" name="Picture"/>
                     <pic:cNvPicPr>
                       <a:picLocks noChangeArrowheads="1" noChangeAspect="1"/>
                     </pic:cNvPicPr>
                   </pic:nvPicPr>
                   <pic:blipFill>
-                    <a:blip r:embed="rId120"/>
+                    <a:blip r:embed="rId124"/>
                     <a:stretch>
                       <a:fillRect/>
                     </a:stretch>
@@ -3318,7 +3718,7 @@
         </w:numPr>
       </w:pPr>
       <w:r>
-        <w:t xml:space="preserve">The right-hand side icon reminds you that you are accruing cloud computing costs. If you don’t see this icon, you may need to scroll to the right.</w:t>
+        <w:t xml:space="preserve">When the environment is paused, an orange dot will be displayed next to the RStudio icon. If you hover over the icon, you will see that it is paused, and has a small ongoing cost as long as it is paused. When you’re ready to resume working, you can do so by clicking the RStudio icon and clicking Resume.</w:t>
       </w:r>
     </w:p>
     <w:p>
@@ -3333,18 +3733,18 @@
           <wp:inline>
             <wp:extent cx="5334000" cy="3000375"/>
             <wp:effectExtent b="0" l="0" r="0" t="0"/>
-            <wp:docPr descr="" title="" id="124" name="Picture"/>
+            <wp:docPr descr="" title="" id="128" name="Picture"/>
             <a:graphic>
               <a:graphicData uri="http://schemas.openxmlformats.org/drawingml/2006/picture">
                 <pic:pic>
                   <pic:nvPicPr>
-                    <pic:cNvPr descr="09-student_guide_files/figure-docx//1BLTCaogA04bbeSD1tR1Wt-mVceQA6FHXa8FmFzIARrg_g11f12bc99af_0_84.png" id="125" name="Picture"/>
+                    <pic:cNvPr descr="09-student_guide_files/figure-docx//16s-TjOg19RrkxS9sM9fGfD0M_WIxlw-e8PFWDymjvRU_g230ed3a46c7_0_237.png" id="129" name="Picture"/>
                     <pic:cNvPicPr>
                       <a:picLocks noChangeArrowheads="1" noChangeAspect="1"/>
                     </pic:cNvPicPr>
                   </pic:nvPicPr>
                   <pic:blipFill>
-                    <a:blip r:embed="rId123"/>
+                    <a:blip r:embed="rId127"/>
                     <a:stretch>
                       <a:fillRect/>
                     </a:stretch>
@@ -3373,13 +3773,73 @@
     </w:p>
     <w:p>
       <w:pPr>
-        <w:numPr>
-          <w:ilvl w:val="0"/>
-          <w:numId w:val="1009"/>
-        </w:numPr>
-      </w:pPr>
-      <w:r>
-        <w:t xml:space="preserve">You should minimize charges when you are not performing an analysis. You can do this by clicking on the RStudio icon and selecting</w:t>
+        <w:pStyle w:val="FirstParagraph"/>
+      </w:pPr>
+      <w:r>
+        <w:t xml:space="preserve">You can also pause your cloud environment(s) at</w:t>
+      </w:r>
+      <w:r>
+        <w:t xml:space="preserve"> </w:t>
+      </w:r>
+      <w:hyperlink r:id="rId130">
+        <w:r>
+          <w:rPr>
+            <w:rStyle w:val="Hyperlink"/>
+          </w:rPr>
+          <w:t xml:space="preserve">https://anvil.terra.bio/#clusters</w:t>
+        </w:r>
+      </w:hyperlink>
+      <w:r>
+        <w:t xml:space="preserve">.</w:t>
+      </w:r>
+    </w:p>
+    <w:p>
+      <w:pPr>
+        <w:pStyle w:val="SourceCode"/>
+      </w:pPr>
+      <w:r>
+        <w:rPr>
+          <w:rStyle w:val="VerbatimChar"/>
+        </w:rPr>
+        <w:t xml:space="preserve">## Warning: Chunk option fig.alt is not supported for docx output</w:t>
+      </w:r>
+      <w:r>
+        <w:br/>
+      </w:r>
+      <w:r>
+        <w:rPr>
+          <w:rStyle w:val="VerbatimChar"/>
+        </w:rPr>
+        <w:t xml:space="preserve">## Warning: Chunk option fig.alt is not supported for docx output</w:t>
+      </w:r>
+      <w:r>
+        <w:br/>
+      </w:r>
+      <w:r>
+        <w:rPr>
+          <w:rStyle w:val="VerbatimChar"/>
+        </w:rPr>
+        <w:t xml:space="preserve">## Warning: Chunk option fig.alt is not supported for docx output</w:t>
+      </w:r>
+      <w:r>
+        <w:br/>
+      </w:r>
+      <w:r>
+        <w:rPr>
+          <w:rStyle w:val="VerbatimChar"/>
+        </w:rPr>
+        <w:t xml:space="preserve">## Warning: Chunk option fig.alt is not supported for docx output</w:t>
+      </w:r>
+    </w:p>
+    <w:p>
+      <w:pPr>
+        <w:numPr>
+          <w:ilvl w:val="0"/>
+          <w:numId w:val="1010"/>
+        </w:numPr>
+      </w:pPr>
+      <w:r>
+        <w:t xml:space="preserve">Pausing your cloud environment only temporarily stops your work. When you are ready to delete the cloud environment, click on the RStudio icon on the right-hand side and select</w:t>
       </w:r>
       <w:r>
         <w:t xml:space="preserve"> </w:t>
@@ -3388,13 +3848,13 @@
         <w:t xml:space="preserve">“</w:t>
       </w:r>
       <w:r>
-        <w:t xml:space="preserve">Pause</w:t>
+        <w:t xml:space="preserve">Settings</w:t>
       </w:r>
       <w:r>
         <w:t xml:space="preserve">”</w:t>
       </w:r>
       <w:r>
-        <w:t xml:space="preserve">. This will release the CPU and memory resources for other people to use. Note that your work will be saved in the environment and continue to accrue a very small cost. This work will be lost if the cloud environment gets deleted. If there is anything you would like to save permanently, it’s a good idea to copy it from your compute environment to another location, such as the Workspace bucket, GitHub, or your local machine, depending on your needs.</w:t>
+        <w:t xml:space="preserve">. If you don’t see this icon, you may need to scroll to the right.</w:t>
       </w:r>
     </w:p>
     <w:p>
@@ -3409,18 +3869,18 @@
           <wp:inline>
             <wp:extent cx="5334000" cy="3000375"/>
             <wp:effectExtent b="0" l="0" r="0" t="0"/>
-            <wp:docPr descr="" title="" id="127" name="Picture"/>
+            <wp:docPr descr="" title="" id="132" name="Picture"/>
             <a:graphic>
               <a:graphicData uri="http://schemas.openxmlformats.org/drawingml/2006/picture">
                 <pic:pic>
                   <pic:nvPicPr>
-                    <pic:cNvPr descr="09-student_guide_files/figure-docx//1BLTCaogA04bbeSD1tR1Wt-mVceQA6FHXa8FmFzIARrg_g11f12bc99af_0_91.png" id="128" name="Picture"/>
+                    <pic:cNvPr descr="09-student_guide_files/figure-docx//1eypYLLqD11-NwHLs4adGpcuSB07dYEJfAaALSMvgzqw_ge1182913a6_0_41.png" id="133" name="Picture"/>
                     <pic:cNvPicPr>
                       <a:picLocks noChangeArrowheads="1" noChangeAspect="1"/>
                     </pic:cNvPicPr>
                   </pic:nvPicPr>
                   <pic:blipFill>
-                    <a:blip r:embed="rId126"/>
+                    <a:blip r:embed="rId131"/>
                     <a:stretch>
                       <a:fillRect/>
                     </a:stretch>
@@ -3449,88 +3909,28 @@
     </w:p>
     <w:p>
       <w:pPr>
-        <w:pStyle w:val="FirstParagraph"/>
-      </w:pPr>
-      <w:r>
-        <w:t xml:space="preserve">You can also pause your cloud environment(s) at</w:t>
-      </w:r>
-      <w:r>
-        <w:t xml:space="preserve"> </w:t>
-      </w:r>
-      <w:hyperlink r:id="rId129">
-        <w:r>
-          <w:rPr>
-            <w:rStyle w:val="Hyperlink"/>
-          </w:rPr>
-          <w:t xml:space="preserve">https://anvil.terra.bio/#clusters</w:t>
-        </w:r>
-      </w:hyperlink>
+        <w:numPr>
+          <w:ilvl w:val="0"/>
+          <w:numId w:val="1010"/>
+        </w:numPr>
+      </w:pPr>
+      <w:r>
+        <w:t xml:space="preserve">Click on</w:t>
+      </w:r>
+      <w:r>
+        <w:t xml:space="preserve"> </w:t>
+      </w:r>
+      <w:r>
+        <w:t xml:space="preserve">“</w:t>
+      </w:r>
+      <w:r>
+        <w:t xml:space="preserve">Delete Environment</w:t>
+      </w:r>
+      <w:r>
+        <w:t xml:space="preserve">”</w:t>
+      </w:r>
       <w:r>
         <w:t xml:space="preserve">.</w:t>
-      </w:r>
-    </w:p>
-    <w:p>
-      <w:pPr>
-        <w:pStyle w:val="SourceCode"/>
-      </w:pPr>
-      <w:r>
-        <w:rPr>
-          <w:rStyle w:val="VerbatimChar"/>
-        </w:rPr>
-        <w:t xml:space="preserve">## Warning: Chunk option fig.alt is not supported for docx output</w:t>
-      </w:r>
-      <w:r>
-        <w:br/>
-      </w:r>
-      <w:r>
-        <w:rPr>
-          <w:rStyle w:val="VerbatimChar"/>
-        </w:rPr>
-        <w:t xml:space="preserve">## Warning: Chunk option fig.alt is not supported for docx output</w:t>
-      </w:r>
-      <w:r>
-        <w:br/>
-      </w:r>
-      <w:r>
-        <w:rPr>
-          <w:rStyle w:val="VerbatimChar"/>
-        </w:rPr>
-        <w:t xml:space="preserve">## Warning: Chunk option fig.alt is not supported for docx output</w:t>
-      </w:r>
-      <w:r>
-        <w:br/>
-      </w:r>
-      <w:r>
-        <w:rPr>
-          <w:rStyle w:val="VerbatimChar"/>
-        </w:rPr>
-        <w:t xml:space="preserve">## Warning: Chunk option fig.alt is not supported for docx output</w:t>
-      </w:r>
-    </w:p>
-    <w:p>
-      <w:pPr>
-        <w:numPr>
-          <w:ilvl w:val="0"/>
-          <w:numId w:val="1010"/>
-        </w:numPr>
-      </w:pPr>
-      <w:r>
-        <w:t xml:space="preserve">Pausing your cloud environment only temporarily stops your work. When you are ready to delete the cloud environment, click on the RStudio icon on the right-hand side and select</w:t>
-      </w:r>
-      <w:r>
-        <w:t xml:space="preserve"> </w:t>
-      </w:r>
-      <w:r>
-        <w:t xml:space="preserve">“</w:t>
-      </w:r>
-      <w:r>
-        <w:t xml:space="preserve">Settings</w:t>
-      </w:r>
-      <w:r>
-        <w:t xml:space="preserve">”</w:t>
-      </w:r>
-      <w:r>
-        <w:t xml:space="preserve">. If you don’t see this icon, you may need to scroll to the right.</w:t>
       </w:r>
     </w:p>
     <w:p>
@@ -3545,18 +3945,18 @@
           <wp:inline>
             <wp:extent cx="5334000" cy="3000375"/>
             <wp:effectExtent b="0" l="0" r="0" t="0"/>
-            <wp:docPr descr="" title="" id="131" name="Picture"/>
+            <wp:docPr descr="" title="" id="135" name="Picture"/>
             <a:graphic>
               <a:graphicData uri="http://schemas.openxmlformats.org/drawingml/2006/picture">
                 <pic:pic>
                   <pic:nvPicPr>
-                    <pic:cNvPr descr="09-student_guide_files/figure-docx//1eypYLLqD11-NwHLs4adGpcuSB07dYEJfAaALSMvgzqw_ge1182913a6_0_41.png" id="132" name="Picture"/>
+                    <pic:cNvPr descr="09-student_guide_files/figure-docx//1eypYLLqD11-NwHLs4adGpcuSB07dYEJfAaALSMvgzqw_ge1182913a6_0_20.png" id="136" name="Picture"/>
                     <pic:cNvPicPr>
                       <a:picLocks noChangeArrowheads="1" noChangeAspect="1"/>
                     </pic:cNvPicPr>
                   </pic:nvPicPr>
                   <pic:blipFill>
-                    <a:blip r:embed="rId130"/>
+                    <a:blip r:embed="rId134"/>
                     <a:stretch>
                       <a:fillRect/>
                     </a:stretch>
@@ -3591,7 +3991,7 @@
         </w:numPr>
       </w:pPr>
       <w:r>
-        <w:t xml:space="preserve">Click on</w:t>
+        <w:t xml:space="preserve">If you are certain that you do not need the data and configuration on your disk, you should select</w:t>
       </w:r>
       <w:r>
         <w:t xml:space="preserve"> </w:t>
@@ -3600,13 +4000,13 @@
         <w:t xml:space="preserve">“</w:t>
       </w:r>
       <w:r>
-        <w:t xml:space="preserve">Delete Environment</w:t>
+        <w:t xml:space="preserve">Delete everything, including persistent disk</w:t>
       </w:r>
       <w:r>
         <w:t xml:space="preserve">”</w:t>
       </w:r>
       <w:r>
-        <w:t xml:space="preserve">.</w:t>
+        <w:t xml:space="preserve">. If there is anything you would like to save, open the compute environment and copy the file(s) from your compute environment to another location, such as the Workspace bucket, GitHub, or your local machine, depending on your needs.</w:t>
       </w:r>
     </w:p>
     <w:p>
@@ -3621,18 +4021,18 @@
           <wp:inline>
             <wp:extent cx="5334000" cy="3000375"/>
             <wp:effectExtent b="0" l="0" r="0" t="0"/>
-            <wp:docPr descr="" title="" id="134" name="Picture"/>
+            <wp:docPr descr="" title="" id="138" name="Picture"/>
             <a:graphic>
               <a:graphicData uri="http://schemas.openxmlformats.org/drawingml/2006/picture">
                 <pic:pic>
                   <pic:nvPicPr>
-                    <pic:cNvPr descr="09-student_guide_files/figure-docx//1eypYLLqD11-NwHLs4adGpcuSB07dYEJfAaALSMvgzqw_ge1182913a6_0_20.png" id="135" name="Picture"/>
+                    <pic:cNvPr descr="09-student_guide_files/figure-docx//1eypYLLqD11-NwHLs4adGpcuSB07dYEJfAaALSMvgzqw_ge1182913a6_0_46.png" id="139" name="Picture"/>
                     <pic:cNvPicPr>
                       <a:picLocks noChangeArrowheads="1" noChangeAspect="1"/>
                     </pic:cNvPicPr>
                   </pic:nvPicPr>
                   <pic:blipFill>
-                    <a:blip r:embed="rId133"/>
+                    <a:blip r:embed="rId137"/>
                     <a:stretch>
                       <a:fillRect/>
                     </a:stretch>
@@ -3667,7 +4067,7 @@
         </w:numPr>
       </w:pPr>
       <w:r>
-        <w:t xml:space="preserve">If you are certain that you do not need the data and configuration on your disk, you should select</w:t>
+        <w:t xml:space="preserve">Select</w:t>
       </w:r>
       <w:r>
         <w:t xml:space="preserve"> </w:t>
@@ -3676,13 +4076,13 @@
         <w:t xml:space="preserve">“</w:t>
       </w:r>
       <w:r>
-        <w:t xml:space="preserve">Delete everything, including persistent disk</w:t>
+        <w:t xml:space="preserve">DELETE</w:t>
       </w:r>
       <w:r>
         <w:t xml:space="preserve">”</w:t>
       </w:r>
       <w:r>
-        <w:t xml:space="preserve">. If there is anything you would like to save, open the compute environment and copy the file(s) from your compute environment to another location, such as the Workspace bucket, GitHub, or your local machine, depending on your needs.</w:t>
+        <w:t xml:space="preserve">.</w:t>
       </w:r>
     </w:p>
     <w:p>
@@ -3697,18 +4097,18 @@
           <wp:inline>
             <wp:extent cx="5334000" cy="3000375"/>
             <wp:effectExtent b="0" l="0" r="0" t="0"/>
-            <wp:docPr descr="" title="" id="137" name="Picture"/>
+            <wp:docPr descr="" title="" id="141" name="Picture"/>
             <a:graphic>
               <a:graphicData uri="http://schemas.openxmlformats.org/drawingml/2006/picture">
                 <pic:pic>
                   <pic:nvPicPr>
-                    <pic:cNvPr descr="09-student_guide_files/figure-docx//1eypYLLqD11-NwHLs4adGpcuSB07dYEJfAaALSMvgzqw_ge1182913a6_0_46.png" id="138" name="Picture"/>
+                    <pic:cNvPr descr="09-student_guide_files/figure-docx//1eypYLLqD11-NwHLs4adGpcuSB07dYEJfAaALSMvgzqw_ge1182913a6_0_51.png" id="142" name="Picture"/>
                     <pic:cNvPicPr>
                       <a:picLocks noChangeArrowheads="1" noChangeAspect="1"/>
                     </pic:cNvPicPr>
                   </pic:nvPicPr>
                   <pic:blipFill>
-                    <a:blip r:embed="rId136"/>
+                    <a:blip r:embed="rId140"/>
                     <a:stretch>
                       <a:fillRect/>
                     </a:stretch>
@@ -3737,13 +4137,361 @@
     </w:p>
     <w:p>
       <w:pPr>
-        <w:numPr>
-          <w:ilvl w:val="0"/>
-          <w:numId w:val="1010"/>
-        </w:numPr>
-      </w:pPr>
-      <w:r>
-        <w:t xml:space="preserve">Select</w:t>
+        <w:pStyle w:val="FirstParagraph"/>
+      </w:pPr>
+      <w:r>
+        <w:t xml:space="preserve">You can also delete your cloud environment(s) and disk storage at</w:t>
+      </w:r>
+      <w:r>
+        <w:t xml:space="preserve"> </w:t>
+      </w:r>
+      <w:hyperlink r:id="rId130">
+        <w:r>
+          <w:rPr>
+            <w:rStyle w:val="Hyperlink"/>
+          </w:rPr>
+          <w:t xml:space="preserve">https://anvil.terra.bio/#clusters</w:t>
+        </w:r>
+      </w:hyperlink>
+      <w:r>
+        <w:t xml:space="preserve">.</w:t>
+      </w:r>
+    </w:p>
+    <w:p>
+      <w:pPr>
+        <w:pStyle w:val="SourceCode"/>
+      </w:pPr>
+      <w:r>
+        <w:rPr>
+          <w:rStyle w:val="VerbatimChar"/>
+        </w:rPr>
+        <w:t xml:space="preserve">## Warning: Chunk option fig.align is not supported for docx output</w:t>
+      </w:r>
+    </w:p>
+    <w:p>
+      <w:pPr>
+        <w:pStyle w:val="SourceCode"/>
+      </w:pPr>
+      <w:r>
+        <w:rPr>
+          <w:rStyle w:val="VerbatimChar"/>
+        </w:rPr>
+        <w:t xml:space="preserve">## Warning: Chunk option fig.alt is not supported for docx output</w:t>
+      </w:r>
+    </w:p>
+    <w:p>
+      <w:pPr>
+        <w:pStyle w:val="SourceCode"/>
+      </w:pPr>
+      <w:r>
+        <w:rPr>
+          <w:rStyle w:val="VerbatimChar"/>
+        </w:rPr>
+        <w:t xml:space="preserve">## Warning: Chunk option fig.align is not supported for docx output</w:t>
+      </w:r>
+    </w:p>
+    <w:p>
+      <w:pPr>
+        <w:pStyle w:val="SourceCode"/>
+      </w:pPr>
+      <w:r>
+        <w:rPr>
+          <w:rStyle w:val="VerbatimChar"/>
+        </w:rPr>
+        <w:t xml:space="preserve">## Warning: Chunk option fig.alt is not supported for docx output</w:t>
+      </w:r>
+    </w:p>
+    <w:p>
+      <w:pPr>
+        <w:pStyle w:val="SourceCode"/>
+      </w:pPr>
+      <w:r>
+        <w:rPr>
+          <w:rStyle w:val="VerbatimChar"/>
+        </w:rPr>
+        <w:t xml:space="preserve">## Warning: Chunk option fig.align is not supported for docx output</w:t>
+      </w:r>
+    </w:p>
+    <w:p>
+      <w:pPr>
+        <w:pStyle w:val="SourceCode"/>
+      </w:pPr>
+      <w:r>
+        <w:rPr>
+          <w:rStyle w:val="VerbatimChar"/>
+        </w:rPr>
+        <w:t xml:space="preserve">## Warning: Chunk option fig.alt is not supported for docx output</w:t>
+      </w:r>
+    </w:p>
+    <w:p>
+      <w:pPr>
+        <w:pStyle w:val="SourceCode"/>
+      </w:pPr>
+      <w:r>
+        <w:rPr>
+          <w:rStyle w:val="VerbatimChar"/>
+        </w:rPr>
+        <w:t xml:space="preserve">## Warning: Chunk option fig.align is not supported for docx output</w:t>
+      </w:r>
+    </w:p>
+    <w:p>
+      <w:pPr>
+        <w:pStyle w:val="SourceCode"/>
+      </w:pPr>
+      <w:r>
+        <w:rPr>
+          <w:rStyle w:val="VerbatimChar"/>
+        </w:rPr>
+        <w:t xml:space="preserve">## Warning: Chunk option fig.alt is not supported for docx output</w:t>
+      </w:r>
+    </w:p>
+    <w:p>
+      <w:pPr>
+        <w:pStyle w:val="SourceCode"/>
+      </w:pPr>
+      <w:r>
+        <w:rPr>
+          <w:rStyle w:val="VerbatimChar"/>
+        </w:rPr>
+        <w:t xml:space="preserve">## Warning: Chunk option fig.align is not supported for docx output</w:t>
+      </w:r>
+    </w:p>
+    <w:p>
+      <w:pPr>
+        <w:pStyle w:val="SourceCode"/>
+      </w:pPr>
+      <w:r>
+        <w:rPr>
+          <w:rStyle w:val="VerbatimChar"/>
+        </w:rPr>
+        <w:t xml:space="preserve">## Warning: Chunk option fig.alt is not supported for docx output</w:t>
+      </w:r>
+    </w:p>
+    <w:bookmarkStart w:id="143" w:name="part-student-activity"/>
+    <w:p>
+      <w:pPr>
+        <w:pStyle w:val="Heading1"/>
+      </w:pPr>
+      <w:r>
+        <w:t xml:space="preserve">(PART*) Student Activity</w:t>
+      </w:r>
+    </w:p>
+    <w:bookmarkEnd w:id="143"/>
+    <w:bookmarkStart w:id="144" w:name="download"/>
+    <w:p>
+      <w:pPr>
+        <w:pStyle w:val="Heading1"/>
+      </w:pPr>
+      <w:r>
+        <w:rPr>
+          <w:rStyle w:val="SectionNumber"/>
+        </w:rPr>
+        <w:t xml:space="preserve">1</w:t>
+      </w:r>
+      <w:r>
+        <w:tab/>
+      </w:r>
+      <w:r>
+        <w:t xml:space="preserve">Download</w:t>
+      </w:r>
+    </w:p>
+    <w:p>
+      <w:pPr>
+        <w:pStyle w:val="FirstParagraph"/>
+      </w:pPr>
+      <w:r>
+        <w:t xml:space="preserve">Coming soon!</w:t>
+      </w:r>
+    </w:p>
+    <w:bookmarkEnd w:id="144"/>
+    <w:bookmarkStart w:id="147" w:name="introduction"/>
+    <w:p>
+      <w:pPr>
+        <w:pStyle w:val="Heading1"/>
+      </w:pPr>
+      <w:r>
+        <w:rPr>
+          <w:rStyle w:val="SectionNumber"/>
+        </w:rPr>
+        <w:t xml:space="preserve">2</w:t>
+      </w:r>
+      <w:r>
+        <w:tab/>
+      </w:r>
+      <w:r>
+        <w:t xml:space="preserve">Introduction</w:t>
+      </w:r>
+    </w:p>
+    <w:p>
+      <w:pPr>
+        <w:pStyle w:val="FirstParagraph"/>
+      </w:pPr>
+      <w:r>
+        <w:t xml:space="preserve">In this activity, you’ll have a chance to become familiar with the BioDIGS soil testing data. This dataset includes information on the inorganic components of each soil sample, particularly metal concentrations. Human activity can increase the concentration of inorganic compounds in the soil. When cars drive on roads, compounds from the exhaust, oil, and other fluids might settle onto the roads and be washed into the soil. When we put salt on roads, parking lots, and sidewalks, the salts themselves will eventually be washed away and enter the ecosystem through both water and soil. Chemicals from factories and other businesses also leech into our environment. All of this means the concentration of heavy metals and other chemicals will vary among the soil samples collected for the BioDIGS project.</w:t>
+      </w:r>
+    </w:p>
+    <w:bookmarkStart w:id="145" w:name="before-you-start"/>
+    <w:p>
+      <w:pPr>
+        <w:pStyle w:val="Heading2"/>
+      </w:pPr>
+      <w:r>
+        <w:rPr>
+          <w:rStyle w:val="SectionNumber"/>
+        </w:rPr>
+        <w:t xml:space="preserve">2.1</w:t>
+      </w:r>
+      <w:r>
+        <w:tab/>
+      </w:r>
+      <w:r>
+        <w:t xml:space="preserve">Before You Start</w:t>
+      </w:r>
+    </w:p>
+    <w:p>
+      <w:pPr>
+        <w:pStyle w:val="FirstParagraph"/>
+      </w:pPr>
+      <w:r>
+        <w:t xml:space="preserve">This activity requires RStudio. Make sure you have access to a working version of this software.</w:t>
+      </w:r>
+    </w:p>
+    <w:bookmarkEnd w:id="145"/>
+    <w:bookmarkStart w:id="146" w:name="objectives"/>
+    <w:p>
+      <w:pPr>
+        <w:pStyle w:val="Heading2"/>
+      </w:pPr>
+      <w:r>
+        <w:rPr>
+          <w:rStyle w:val="SectionNumber"/>
+        </w:rPr>
+        <w:t xml:space="preserve">2.2</w:t>
+      </w:r>
+      <w:r>
+        <w:tab/>
+      </w:r>
+      <w:r>
+        <w:t xml:space="preserve">Objectives</w:t>
+      </w:r>
+    </w:p>
+    <w:p>
+      <w:pPr>
+        <w:pStyle w:val="FirstParagraph"/>
+      </w:pPr>
+      <w:r>
+        <w:t xml:space="preserve">This activity will teach you how to use the AnVIL platform to:</w:t>
+      </w:r>
+    </w:p>
+    <w:p>
+      <w:pPr>
+        <w:numPr>
+          <w:ilvl w:val="0"/>
+          <w:numId w:val="1011"/>
+        </w:numPr>
+        <w:pStyle w:val="Compact"/>
+      </w:pPr>
+      <w:r>
+        <w:t xml:space="preserve">Open data from an R package</w:t>
+      </w:r>
+    </w:p>
+    <w:p>
+      <w:pPr>
+        <w:numPr>
+          <w:ilvl w:val="0"/>
+          <w:numId w:val="1011"/>
+        </w:numPr>
+        <w:pStyle w:val="Compact"/>
+      </w:pPr>
+      <w:r>
+        <w:t xml:space="preserve">Examine objects in R</w:t>
+      </w:r>
+    </w:p>
+    <w:p>
+      <w:pPr>
+        <w:numPr>
+          <w:ilvl w:val="0"/>
+          <w:numId w:val="1011"/>
+        </w:numPr>
+        <w:pStyle w:val="Compact"/>
+      </w:pPr>
+      <w:r>
+        <w:t xml:space="preserve">Calculate summary statistics for variables in the soil testing data</w:t>
+      </w:r>
+    </w:p>
+    <w:p>
+      <w:pPr>
+        <w:numPr>
+          <w:ilvl w:val="0"/>
+          <w:numId w:val="1011"/>
+        </w:numPr>
+        <w:pStyle w:val="Compact"/>
+      </w:pPr>
+      <w:r>
+        <w:t xml:space="preserve">Create and interpret histograms and boxplots for variables in the soil testing data</w:t>
+      </w:r>
+    </w:p>
+    <w:bookmarkEnd w:id="146"/>
+    <w:bookmarkEnd w:id="147"/>
+    <w:bookmarkStart w:id="158" w:name="part-1.-examining-the-data"/>
+    <w:p>
+      <w:pPr>
+        <w:pStyle w:val="Heading1"/>
+      </w:pPr>
+      <w:r>
+        <w:rPr>
+          <w:rStyle w:val="SectionNumber"/>
+        </w:rPr>
+        <w:t xml:space="preserve">3</w:t>
+      </w:r>
+      <w:r>
+        <w:tab/>
+      </w:r>
+      <w:r>
+        <w:t xml:space="preserve">Part 1. Examining the Data</w:t>
+      </w:r>
+    </w:p>
+    <w:p>
+      <w:pPr>
+        <w:pStyle w:val="FirstParagraph"/>
+      </w:pPr>
+      <w:r>
+        <w:t xml:space="preserve">We will use the</w:t>
+      </w:r>
+      <w:r>
+        <w:t xml:space="preserve"> </w:t>
+      </w:r>
+      <w:r>
+        <w:rPr>
+          <w:rStyle w:val="VerbatimChar"/>
+        </w:rPr>
+        <w:t xml:space="preserve">BioDIGSData</w:t>
+      </w:r>
+      <w:r>
+        <w:t xml:space="preserve"> </w:t>
+      </w:r>
+      <w:r>
+        <w:t xml:space="preserve">package to retrieve the data. We first need to install the package from where it is stored on GitHub.</w:t>
+      </w:r>
+    </w:p>
+    <w:p>
+      <w:pPr>
+        <w:pStyle w:val="BodyText"/>
+      </w:pPr>
+      <w:r>
+        <w:rPr>
+          <w:bCs/>
+          <w:b/>
+        </w:rPr>
+        <w:t xml:space="preserve">Packages and libraries</w:t>
+      </w:r>
+    </w:p>
+    <w:p>
+      <w:pPr>
+        <w:pStyle w:val="BodyText"/>
+      </w:pPr>
+      <w:r>
+        <w:t xml:space="preserve">You might see or hear the term</w:t>
       </w:r>
       <w:r>
         <w:t xml:space="preserve"> </w:t>
@@ -3752,39 +4500,386 @@
         <w:t xml:space="preserve">“</w:t>
       </w:r>
       <w:r>
-        <w:t xml:space="preserve">DELETE</w:t>
+        <w:t xml:space="preserve">package</w:t>
       </w:r>
       <w:r>
         <w:t xml:space="preserve">”</w:t>
       </w:r>
       <w:r>
+        <w:t xml:space="preserve"> </w:t>
+      </w:r>
+      <w:r>
+        <w:t xml:space="preserve">or</w:t>
+      </w:r>
+      <w:r>
+        <w:t xml:space="preserve"> </w:t>
+      </w:r>
+      <w:r>
+        <w:t xml:space="preserve">“</w:t>
+      </w:r>
+      <w:r>
+        <w:t xml:space="preserve">library</w:t>
+      </w:r>
+      <w:r>
+        <w:t xml:space="preserve">”</w:t>
+      </w:r>
+      <w:r>
+        <w:t xml:space="preserve"> </w:t>
+      </w:r>
+      <w:r>
+        <w:t xml:space="preserve">when working with the R programming language.</w:t>
+      </w:r>
+    </w:p>
+    <w:p>
+      <w:pPr>
+        <w:pStyle w:val="BodyText"/>
+      </w:pPr>
+      <w:r>
+        <w:t xml:space="preserve">Packages are collections of R functions, data, and documentation that extend the base functionality of R. They are the fundamental units of shareable code in R. Packages are developed by the R community and made available through repositories like CRAN (Comprehensive R Archive Network), Bioconductor, and GitHub. When you install a package, you gain access to all the functions, data, and documentation provided by that package.</w:t>
+      </w:r>
+    </w:p>
+    <w:p>
+      <w:pPr>
+        <w:pStyle w:val="BodyText"/>
+      </w:pPr>
+      <w:r>
+        <w:t xml:space="preserve">Libraries are the directories where packages are stored.</w:t>
+      </w:r>
+    </w:p>
+    <w:p>
+      <w:pPr>
+        <w:pStyle w:val="BodyText"/>
+      </w:pPr>
+      <w:r>
+        <w:t xml:space="preserve">We also use the</w:t>
+      </w:r>
+      <w:r>
+        <w:t xml:space="preserve"> </w:t>
+      </w:r>
+      <w:r>
+        <w:rPr>
+          <w:rStyle w:val="VerbatimChar"/>
+        </w:rPr>
+        <w:t xml:space="preserve">library</w:t>
+      </w:r>
+      <w:r>
+        <w:t xml:space="preserve"> </w:t>
+      </w:r>
+      <w:r>
+        <w:t xml:space="preserve">command to load and attach packages to the R environment. When you load a package using</w:t>
+      </w:r>
+      <w:r>
+        <w:t xml:space="preserve"> </w:t>
+      </w:r>
+      <w:r>
+        <w:rPr>
+          <w:rStyle w:val="VerbatimChar"/>
+        </w:rPr>
+        <w:t xml:space="preserve">library(package_name)</w:t>
+      </w:r>
+      <w:r>
+        <w:t xml:space="preserve">, you make the functions and objects from a package available for use in your current R session.</w:t>
+      </w:r>
+    </w:p>
+    <w:p>
+      <w:pPr>
+        <w:pStyle w:val="BodyText"/>
+      </w:pPr>
+      <w:r>
+        <w:t xml:space="preserve">You may first need to install the</w:t>
+      </w:r>
+      <w:r>
+        <w:t xml:space="preserve"> </w:t>
+      </w:r>
+      <w:r>
+        <w:rPr>
+          <w:rStyle w:val="VerbatimChar"/>
+        </w:rPr>
+        <w:t xml:space="preserve">remotes</w:t>
+      </w:r>
+      <w:r>
+        <w:t xml:space="preserve"> </w:t>
+      </w:r>
+      <w:r>
+        <w:t xml:space="preserve">package to your RStudio environment.</w:t>
+      </w:r>
+      <w:r>
+        <w:t xml:space="preserve"> </w:t>
+      </w:r>
+      <w:r>
+        <w:rPr>
+          <w:rStyle w:val="VerbatimChar"/>
+        </w:rPr>
+        <w:t xml:space="preserve">remotes</w:t>
+      </w:r>
+      <w:r>
+        <w:t xml:space="preserve"> </w:t>
+      </w:r>
+      <w:r>
+        <w:t xml:space="preserve">is a package (or chunk of pre-written code) that allows you to download code that has been stored on GitHub into RStudio.</w:t>
+      </w:r>
+    </w:p>
+    <w:p>
+      <w:pPr>
+        <w:pStyle w:val="BodyText"/>
+      </w:pPr>
+      <w:r>
+        <w:t xml:space="preserve">If you’re having trouble with the code above, you can also try:</w:t>
+      </w:r>
+    </w:p>
+    <w:p>
+      <w:pPr>
+        <w:pStyle w:val="BodyText"/>
+      </w:pPr>
+      <w:r>
+        <w:t xml:space="preserve">Once you’ve installed the package, we can load the package (which just means we have access to all the data stored in the BioDIGSData package). Then we assign the soil testing data to an</w:t>
+      </w:r>
+      <w:r>
+        <w:t xml:space="preserve"> </w:t>
+      </w:r>
+      <w:r>
+        <w:rPr>
+          <w:iCs/>
+          <w:i/>
+        </w:rPr>
+        <w:t xml:space="preserve">object</w:t>
+      </w:r>
+      <w:r>
+        <w:t xml:space="preserve">. This command follows the code structure:</w:t>
+      </w:r>
+    </w:p>
+    <w:p>
+      <w:pPr>
+        <w:pStyle w:val="BodyText"/>
+      </w:pPr>
+      <w:r>
+        <w:t xml:space="preserve">dataset_object_name &lt;- stored_BioDIGS_dataset</w:t>
+      </w:r>
+    </w:p>
+    <w:p>
+      <w:pPr>
+        <w:pStyle w:val="BodyText"/>
+      </w:pPr>
+      <w:r>
+        <w:t xml:space="preserve">The</w:t>
+      </w:r>
+      <w:r>
+        <w:t xml:space="preserve"> </w:t>
+      </w:r>
+      <w:r>
+        <w:t xml:space="preserve">“</w:t>
+      </w:r>
+      <w:r>
+        <w:t xml:space="preserve">dataset_object_name</w:t>
+      </w:r>
+      <w:r>
+        <w:t xml:space="preserve">”</w:t>
+      </w:r>
+      <w:r>
+        <w:t xml:space="preserve"> </w:t>
+      </w:r>
+      <w:r>
+        <w:t xml:space="preserve">is what RStudio will call the dataset after you open it. The</w:t>
+      </w:r>
+      <w:r>
+        <w:t xml:space="preserve"> </w:t>
+      </w:r>
+      <w:r>
+        <w:t xml:space="preserve">“</w:t>
+      </w:r>
+      <w:r>
+        <w:t xml:space="preserve">stored_BioDIGS_dataset</w:t>
+      </w:r>
+      <w:r>
+        <w:t xml:space="preserve">”</w:t>
+      </w:r>
+      <w:r>
+        <w:t xml:space="preserve"> </w:t>
+      </w:r>
+      <w:r>
+        <w:t xml:space="preserve">is what the dataset is called within the BioDIGSData package. Finally, the arrow (</w:t>
+      </w:r>
+      <w:r>
+        <w:t xml:space="preserve">“</w:t>
+      </w:r>
+      <w:r>
+        <w:t xml:space="preserve">&lt;-</w:t>
+      </w:r>
+      <w:r>
+        <w:t xml:space="preserve">”</w:t>
+      </w:r>
+      <w:r>
+        <w:t xml:space="preserve">) tells R to open the</w:t>
+      </w:r>
+      <w:r>
+        <w:t xml:space="preserve"> </w:t>
+      </w:r>
+      <w:r>
+        <w:t xml:space="preserve">“</w:t>
+      </w:r>
+      <w:r>
+        <w:t xml:space="preserve">stored_BioDIGS_dataset</w:t>
+      </w:r>
+      <w:r>
+        <w:t xml:space="preserve">”</w:t>
+      </w:r>
+      <w:r>
+        <w:t xml:space="preserve"> </w:t>
+      </w:r>
+      <w:r>
+        <w:t xml:space="preserve">and save it in your environment as</w:t>
+      </w:r>
+      <w:r>
+        <w:t xml:space="preserve"> </w:t>
+      </w:r>
+      <w:r>
+        <w:t xml:space="preserve">“</w:t>
+      </w:r>
+      <w:r>
+        <w:t xml:space="preserve">dataset_object_name</w:t>
+      </w:r>
+      <w:r>
+        <w:t xml:space="preserve">”</w:t>
+      </w:r>
+      <w:r>
         <w:t xml:space="preserve">.</w:t>
       </w:r>
     </w:p>
     <w:p>
       <w:pPr>
-        <w:numPr>
-          <w:ilvl w:val="0"/>
-          <w:numId w:val="1000"/>
-        </w:numPr>
+        <w:pStyle w:val="BodyText"/>
+      </w:pPr>
+      <w:r>
+        <w:t xml:space="preserve">The order of these commands might be odd to our eyes, but it makes perfect sense to RStudio!</w:t>
+      </w:r>
+    </w:p>
+    <w:p>
+      <w:pPr>
+        <w:pStyle w:val="BodyText"/>
+      </w:pPr>
+      <w:r>
+        <w:t xml:space="preserve">The soil testing data is called</w:t>
+      </w:r>
+      <w:r>
+        <w:t xml:space="preserve"> </w:t>
+      </w:r>
+      <w:r>
+        <w:rPr>
+          <w:rStyle w:val="VerbatimChar"/>
+        </w:rPr>
+        <w:t xml:space="preserve">BioDIGS_soil_data</w:t>
+      </w:r>
+      <w:r>
+        <w:t xml:space="preserve"> </w:t>
+      </w:r>
+      <w:r>
+        <w:t xml:space="preserve">in the BioDIGSData package. When we save this dataset into our environment, we’re calling is</w:t>
+      </w:r>
+      <w:r>
+        <w:t xml:space="preserve"> </w:t>
+      </w:r>
+      <w:r>
+        <w:rPr>
+          <w:rStyle w:val="VerbatimChar"/>
+        </w:rPr>
+        <w:t xml:space="preserve">soil.values</w:t>
+      </w:r>
+      <w:r>
+        <w:t xml:space="preserve">.</w:t>
+      </w:r>
+    </w:p>
+    <w:p>
+      <w:pPr>
+        <w:pStyle w:val="BodyText"/>
+      </w:pPr>
+      <w:r>
+        <w:t xml:space="preserve">It</w:t>
+      </w:r>
+      <w:r>
+        <w:t xml:space="preserve"> </w:t>
+      </w:r>
+      <w:r>
+        <w:rPr>
+          <w:iCs/>
+          <w:i/>
+        </w:rPr>
+        <w:t xml:space="preserve">seems</w:t>
+      </w:r>
+      <w:r>
+        <w:t xml:space="preserve"> </w:t>
+      </w:r>
+      <w:r>
+        <w:t xml:space="preserve">like the dataset loaded, but it’s always a good idea to verify. There are many ways to check, but the easiest approach (if you’re using RStudio) is to look at the Environment tab on the upper right-hand side of the screen. You should now have an object called</w:t>
+      </w:r>
+      <w:r>
+        <w:t xml:space="preserve"> </w:t>
+      </w:r>
+      <w:r>
+        <w:rPr>
+          <w:rStyle w:val="VerbatimChar"/>
+        </w:rPr>
+        <w:t xml:space="preserve">soil.values</w:t>
+      </w:r>
+      <w:r>
+        <w:t xml:space="preserve"> </w:t>
+      </w:r>
+      <w:r>
+        <w:t xml:space="preserve">that includes some number of observations for 28 variables. The</w:t>
+      </w:r>
+      <w:r>
+        <w:t xml:space="preserve"> </w:t>
+      </w:r>
+      <w:r>
+        <w:rPr>
+          <w:iCs/>
+          <w:i/>
+        </w:rPr>
+        <w:t xml:space="preserve">observations</w:t>
+      </w:r>
+      <w:r>
+        <w:t xml:space="preserve"> </w:t>
+      </w:r>
+      <w:r>
+        <w:t xml:space="preserve">refer to the number of rows in the dataset, while the</w:t>
+      </w:r>
+      <w:r>
+        <w:t xml:space="preserve"> </w:t>
+      </w:r>
+      <w:r>
+        <w:rPr>
+          <w:iCs/>
+          <w:i/>
+        </w:rPr>
+        <w:t xml:space="preserve">variables</w:t>
+      </w:r>
+      <w:r>
+        <w:t xml:space="preserve"> </w:t>
+      </w:r>
+      <w:r>
+        <w:t xml:space="preserve">tell you the number of columns. As long as neither the observations or variables are 0, you can be confident that your dataset loaded.</w:t>
+      </w:r>
+    </w:p>
+    <w:p>
+      <w:pPr>
+        <w:pStyle w:val="BodyText"/>
       </w:pPr>
       <w:r>
         <w:drawing>
           <wp:inline>
             <wp:extent cx="5334000" cy="3000375"/>
             <wp:effectExtent b="0" l="0" r="0" t="0"/>
-            <wp:docPr descr="" title="" id="140" name="Picture"/>
+            <wp:docPr descr="" title="" id="149" name="Picture"/>
             <a:graphic>
               <a:graphicData uri="http://schemas.openxmlformats.org/drawingml/2006/picture">
                 <pic:pic>
                   <pic:nvPicPr>
-                    <pic:cNvPr descr="09-student_guide_files/figure-docx//1eypYLLqD11-NwHLs4adGpcuSB07dYEJfAaALSMvgzqw_ge1182913a6_0_51.png" id="141" name="Picture"/>
+                    <pic:cNvPr descr="09-student_guide_files/figure-docx//1u2CIcN2AxprMbWLzAldr_V-njdvjCS8HLYjvuy6jmfs_g33497bd5a49_0_9.png" id="150" name="Picture"/>
                     <pic:cNvPicPr>
                       <a:picLocks noChangeArrowheads="1" noChangeAspect="1"/>
                     </pic:cNvPicPr>
                   </pic:nvPicPr>
                   <pic:blipFill>
-                    <a:blip r:embed="rId139"/>
+                    <a:blip r:embed="rId148"/>
                     <a:stretch>
                       <a:fillRect/>
                     </a:stretch>
@@ -3813,353 +4908,25 @@
     </w:p>
     <w:p>
       <w:pPr>
-        <w:pStyle w:val="FirstParagraph"/>
-      </w:pPr>
-      <w:r>
-        <w:t xml:space="preserve">You can also delete your cloud environment(s) and disk storage at</w:t>
-      </w:r>
-      <w:r>
-        <w:t xml:space="preserve"> </w:t>
-      </w:r>
-      <w:hyperlink r:id="rId129">
-        <w:r>
-          <w:rPr>
-            <w:rStyle w:val="Hyperlink"/>
-          </w:rPr>
-          <w:t xml:space="preserve">https://anvil.terra.bio/#clusters</w:t>
-        </w:r>
-      </w:hyperlink>
-      <w:r>
-        <w:t xml:space="preserve">.</w:t>
-      </w:r>
-    </w:p>
-    <w:p>
-      <w:pPr>
-        <w:pStyle w:val="SourceCode"/>
-      </w:pPr>
-      <w:r>
-        <w:rPr>
-          <w:rStyle w:val="VerbatimChar"/>
-        </w:rPr>
-        <w:t xml:space="preserve">## Warning: Chunk option fig.align is not supported for docx output</w:t>
-      </w:r>
-    </w:p>
-    <w:p>
-      <w:pPr>
-        <w:pStyle w:val="SourceCode"/>
-      </w:pPr>
-      <w:r>
-        <w:rPr>
-          <w:rStyle w:val="VerbatimChar"/>
-        </w:rPr>
-        <w:t xml:space="preserve">## Warning: Chunk option fig.alt is not supported for docx output</w:t>
-      </w:r>
-    </w:p>
-    <w:p>
-      <w:pPr>
-        <w:pStyle w:val="SourceCode"/>
-      </w:pPr>
-      <w:r>
-        <w:rPr>
-          <w:rStyle w:val="VerbatimChar"/>
-        </w:rPr>
-        <w:t xml:space="preserve">## Warning: Chunk option fig.align is not supported for docx output</w:t>
-      </w:r>
-    </w:p>
-    <w:p>
-      <w:pPr>
-        <w:pStyle w:val="SourceCode"/>
-      </w:pPr>
-      <w:r>
-        <w:rPr>
-          <w:rStyle w:val="VerbatimChar"/>
-        </w:rPr>
-        <w:t xml:space="preserve">## Warning: Chunk option fig.alt is not supported for docx output</w:t>
-      </w:r>
-    </w:p>
-    <w:p>
-      <w:pPr>
-        <w:pStyle w:val="SourceCode"/>
-      </w:pPr>
-      <w:r>
-        <w:rPr>
-          <w:rStyle w:val="VerbatimChar"/>
-        </w:rPr>
-        <w:t xml:space="preserve">## Warning: Chunk option fig.align is not supported for docx output</w:t>
-      </w:r>
-    </w:p>
-    <w:p>
-      <w:pPr>
-        <w:pStyle w:val="SourceCode"/>
-      </w:pPr>
-      <w:r>
-        <w:rPr>
-          <w:rStyle w:val="VerbatimChar"/>
-        </w:rPr>
-        <w:t xml:space="preserve">## Warning: Chunk option fig.alt is not supported for docx output</w:t>
-      </w:r>
-    </w:p>
-    <w:p>
-      <w:pPr>
-        <w:pStyle w:val="SourceCode"/>
-      </w:pPr>
-      <w:r>
-        <w:rPr>
-          <w:rStyle w:val="VerbatimChar"/>
-        </w:rPr>
-        <w:t xml:space="preserve">## Warning: Chunk option fig.align is not supported for docx output</w:t>
-      </w:r>
-    </w:p>
-    <w:p>
-      <w:pPr>
-        <w:pStyle w:val="SourceCode"/>
-      </w:pPr>
-      <w:r>
-        <w:rPr>
-          <w:rStyle w:val="VerbatimChar"/>
-        </w:rPr>
-        <w:t xml:space="preserve">## Warning: Chunk option fig.alt is not supported for docx output</w:t>
-      </w:r>
-    </w:p>
-    <w:p>
-      <w:pPr>
-        <w:pStyle w:val="SourceCode"/>
-      </w:pPr>
-      <w:r>
-        <w:rPr>
-          <w:rStyle w:val="VerbatimChar"/>
-        </w:rPr>
-        <w:t xml:space="preserve">## Warning: Chunk option fig.align is not supported for docx output</w:t>
-      </w:r>
-    </w:p>
-    <w:p>
-      <w:pPr>
-        <w:pStyle w:val="SourceCode"/>
-      </w:pPr>
-      <w:r>
-        <w:rPr>
-          <w:rStyle w:val="VerbatimChar"/>
-        </w:rPr>
-        <w:t xml:space="preserve">## Warning: Chunk option fig.alt is not supported for docx output</w:t>
-      </w:r>
-    </w:p>
-    <w:bookmarkStart w:id="142" w:name="part-student-activity"/>
-    <w:p>
-      <w:pPr>
-        <w:pStyle w:val="Heading1"/>
-      </w:pPr>
-      <w:r>
-        <w:t xml:space="preserve">(PART*) Student Activity</w:t>
-      </w:r>
-    </w:p>
-    <w:bookmarkEnd w:id="142"/>
-    <w:bookmarkStart w:id="143" w:name="download"/>
-    <w:p>
-      <w:pPr>
-        <w:pStyle w:val="Heading1"/>
-      </w:pPr>
-      <w:r>
-        <w:rPr>
-          <w:rStyle w:val="SectionNumber"/>
-        </w:rPr>
-        <w:t xml:space="preserve">1</w:t>
-      </w:r>
-      <w:r>
-        <w:tab/>
-      </w:r>
-      <w:r>
-        <w:t xml:space="preserve">Download</w:t>
-      </w:r>
-    </w:p>
-    <w:p>
-      <w:pPr>
-        <w:pStyle w:val="FirstParagraph"/>
-      </w:pPr>
-      <w:r>
-        <w:t xml:space="preserve">Coming soon!</w:t>
-      </w:r>
-    </w:p>
-    <w:bookmarkEnd w:id="143"/>
-    <w:bookmarkStart w:id="146" w:name="introduction"/>
-    <w:p>
-      <w:pPr>
-        <w:pStyle w:val="Heading1"/>
-      </w:pPr>
-      <w:r>
-        <w:rPr>
-          <w:rStyle w:val="SectionNumber"/>
-        </w:rPr>
-        <w:t xml:space="preserve">2</w:t>
-      </w:r>
-      <w:r>
-        <w:tab/>
-      </w:r>
-      <w:r>
-        <w:t xml:space="preserve">Introduction</w:t>
-      </w:r>
-    </w:p>
-    <w:p>
-      <w:pPr>
-        <w:pStyle w:val="FirstParagraph"/>
-      </w:pPr>
-      <w:r>
-        <w:t xml:space="preserve">In this activity, you’ll have a chance to become familiar with the BioDIGS soil testing data. This dataset includes information on the inorganic components of each soil sample, particularly metal concentrations. Human activity can increase the concentration of inorganic compounds in the soil. When cars drive on roads, compounds from the exhaust, oil, and other fluids might settle onto the roads and be washed into the soil. When we put salt on roads, parking lots, and sidewalks, the salts themselves will eventually be washed away and enter the ecosystem through both water and soil. Chemicals from factories and other businesses also leech into our environment. All of this means the concentration of heavy metals and other chemicals will vary among the soil samples collected for the BioDIGS project.</w:t>
-      </w:r>
-    </w:p>
-    <w:bookmarkStart w:id="144" w:name="before-you-start"/>
-    <w:p>
-      <w:pPr>
-        <w:pStyle w:val="Heading2"/>
-      </w:pPr>
-      <w:r>
-        <w:rPr>
-          <w:rStyle w:val="SectionNumber"/>
-        </w:rPr>
-        <w:t xml:space="preserve">2.1</w:t>
-      </w:r>
-      <w:r>
-        <w:tab/>
-      </w:r>
-      <w:r>
-        <w:t xml:space="preserve">Before You Start</w:t>
-      </w:r>
-    </w:p>
-    <w:p>
-      <w:pPr>
-        <w:pStyle w:val="FirstParagraph"/>
-      </w:pPr>
-      <w:r>
-        <w:t xml:space="preserve">This activity requires RStudio. Make sure you have access to a working version of this software.</w:t>
-      </w:r>
-    </w:p>
-    <w:bookmarkEnd w:id="144"/>
-    <w:bookmarkStart w:id="145" w:name="objectives"/>
-    <w:p>
-      <w:pPr>
-        <w:pStyle w:val="Heading2"/>
-      </w:pPr>
-      <w:r>
-        <w:rPr>
-          <w:rStyle w:val="SectionNumber"/>
-        </w:rPr>
-        <w:t xml:space="preserve">2.2</w:t>
-      </w:r>
-      <w:r>
-        <w:tab/>
-      </w:r>
-      <w:r>
-        <w:t xml:space="preserve">Objectives</w:t>
-      </w:r>
-    </w:p>
-    <w:p>
-      <w:pPr>
-        <w:pStyle w:val="FirstParagraph"/>
-      </w:pPr>
-      <w:r>
-        <w:t xml:space="preserve">This activity will teach you how to use the AnVIL platform to:</w:t>
-      </w:r>
-    </w:p>
-    <w:p>
-      <w:pPr>
-        <w:numPr>
-          <w:ilvl w:val="0"/>
-          <w:numId w:val="1011"/>
-        </w:numPr>
-        <w:pStyle w:val="Compact"/>
-      </w:pPr>
-      <w:r>
-        <w:t xml:space="preserve">Open data from an R package</w:t>
-      </w:r>
-    </w:p>
-    <w:p>
-      <w:pPr>
-        <w:numPr>
-          <w:ilvl w:val="0"/>
-          <w:numId w:val="1011"/>
-        </w:numPr>
-        <w:pStyle w:val="Compact"/>
-      </w:pPr>
-      <w:r>
-        <w:t xml:space="preserve">Examine objects in R</w:t>
-      </w:r>
-    </w:p>
-    <w:p>
-      <w:pPr>
-        <w:numPr>
-          <w:ilvl w:val="0"/>
-          <w:numId w:val="1011"/>
-        </w:numPr>
-        <w:pStyle w:val="Compact"/>
-      </w:pPr>
-      <w:r>
-        <w:t xml:space="preserve">Calculate summary statistics for variables in the soil testing data</w:t>
-      </w:r>
-    </w:p>
-    <w:p>
-      <w:pPr>
-        <w:numPr>
-          <w:ilvl w:val="0"/>
-          <w:numId w:val="1011"/>
-        </w:numPr>
-        <w:pStyle w:val="Compact"/>
-      </w:pPr>
-      <w:r>
-        <w:t xml:space="preserve">Create and interpret histograms and boxplots for variables in the soil testing data</w:t>
-      </w:r>
-    </w:p>
-    <w:bookmarkEnd w:id="145"/>
-    <w:bookmarkEnd w:id="146"/>
-    <w:bookmarkStart w:id="157" w:name="part-1.-examining-the-data"/>
-    <w:p>
-      <w:pPr>
-        <w:pStyle w:val="Heading1"/>
-      </w:pPr>
-      <w:r>
-        <w:rPr>
-          <w:rStyle w:val="SectionNumber"/>
-        </w:rPr>
-        <w:t xml:space="preserve">3</w:t>
-      </w:r>
-      <w:r>
-        <w:tab/>
-      </w:r>
-      <w:r>
-        <w:t xml:space="preserve">Part 1. Examining the Data</w:t>
-      </w:r>
-    </w:p>
-    <w:p>
-      <w:pPr>
-        <w:pStyle w:val="FirstParagraph"/>
-      </w:pPr>
-      <w:r>
-        <w:t xml:space="preserve">We will use the</w:t>
-      </w:r>
-      <w:r>
-        <w:t xml:space="preserve"> </w:t>
-      </w:r>
-      <w:r>
-        <w:rPr>
-          <w:rStyle w:val="VerbatimChar"/>
-        </w:rPr>
-        <w:t xml:space="preserve">BioDIGSData</w:t>
-      </w:r>
-      <w:r>
-        <w:t xml:space="preserve"> </w:t>
-      </w:r>
-      <w:r>
-        <w:t xml:space="preserve">package to retrieve the data. We first need to install the package from where it is stored on GitHub.</w:t>
-      </w:r>
-    </w:p>
-    <w:p>
-      <w:pPr>
         <w:pStyle w:val="BodyText"/>
       </w:pPr>
       <w:r>
-        <w:rPr>
-          <w:bCs/>
-          <w:b/>
-        </w:rPr>
-        <w:t xml:space="preserve">Packages and libraries</w:t>
+        <w:t xml:space="preserve">Let’s take a quick look at the dataset. We can do this by clicking on soil.values object in the Environment tab. (Note: this is equivalent to typing</w:t>
+      </w:r>
+      <w:r>
+        <w:t xml:space="preserve"> </w:t>
+      </w:r>
+      <w:r>
+        <w:rPr>
+          <w:rStyle w:val="VerbatimChar"/>
+        </w:rPr>
+        <w:t xml:space="preserve">View(soil.values)</w:t>
+      </w:r>
+      <w:r>
+        <w:t xml:space="preserve"> </w:t>
+      </w:r>
+      <w:r>
+        <w:t xml:space="preserve">in the R console.)</w:t>
       </w:r>
     </w:p>
     <w:p>
@@ -4167,372 +4934,7 @@
         <w:pStyle w:val="BodyText"/>
       </w:pPr>
       <w:r>
-        <w:t xml:space="preserve">You might see or hear the term</w:t>
-      </w:r>
-      <w:r>
-        <w:t xml:space="preserve"> </w:t>
-      </w:r>
-      <w:r>
-        <w:t xml:space="preserve">“</w:t>
-      </w:r>
-      <w:r>
-        <w:t xml:space="preserve">package</w:t>
-      </w:r>
-      <w:r>
-        <w:t xml:space="preserve">”</w:t>
-      </w:r>
-      <w:r>
-        <w:t xml:space="preserve"> </w:t>
-      </w:r>
-      <w:r>
-        <w:t xml:space="preserve">or</w:t>
-      </w:r>
-      <w:r>
-        <w:t xml:space="preserve"> </w:t>
-      </w:r>
-      <w:r>
-        <w:t xml:space="preserve">“</w:t>
-      </w:r>
-      <w:r>
-        <w:t xml:space="preserve">library</w:t>
-      </w:r>
-      <w:r>
-        <w:t xml:space="preserve">”</w:t>
-      </w:r>
-      <w:r>
-        <w:t xml:space="preserve"> </w:t>
-      </w:r>
-      <w:r>
-        <w:t xml:space="preserve">when working with the R programming language.</w:t>
-      </w:r>
-    </w:p>
-    <w:p>
-      <w:pPr>
-        <w:pStyle w:val="BodyText"/>
-      </w:pPr>
-      <w:r>
-        <w:t xml:space="preserve">Packages are collections of R functions, data, and documentation that extend the base functionality of R. They are the fundamental units of shareable code in R. Packages are developed by the R community and made available through repositories like CRAN (Comprehensive R Archive Network), Bioconductor, and GitHub. When you install a package, you gain access to all the functions, data, and documentation provided by that package.</w:t>
-      </w:r>
-    </w:p>
-    <w:p>
-      <w:pPr>
-        <w:pStyle w:val="BodyText"/>
-      </w:pPr>
-      <w:r>
-        <w:t xml:space="preserve">Libraries are the directories where packages are stored.</w:t>
-      </w:r>
-    </w:p>
-    <w:p>
-      <w:pPr>
-        <w:pStyle w:val="BodyText"/>
-      </w:pPr>
-      <w:r>
-        <w:t xml:space="preserve">We also use the</w:t>
-      </w:r>
-      <w:r>
-        <w:t xml:space="preserve"> </w:t>
-      </w:r>
-      <w:r>
-        <w:rPr>
-          <w:rStyle w:val="VerbatimChar"/>
-        </w:rPr>
-        <w:t xml:space="preserve">library</w:t>
-      </w:r>
-      <w:r>
-        <w:t xml:space="preserve"> </w:t>
-      </w:r>
-      <w:r>
-        <w:t xml:space="preserve">command to load and attach packages to the R environment. When you load a package using</w:t>
-      </w:r>
-      <w:r>
-        <w:t xml:space="preserve"> </w:t>
-      </w:r>
-      <w:r>
-        <w:rPr>
-          <w:rStyle w:val="VerbatimChar"/>
-        </w:rPr>
-        <w:t xml:space="preserve">library(package_name)</w:t>
-      </w:r>
-      <w:r>
-        <w:t xml:space="preserve">, you make the functions and objects from a package available for use in your current R session.</w:t>
-      </w:r>
-    </w:p>
-    <w:p>
-      <w:pPr>
-        <w:pStyle w:val="BodyText"/>
-      </w:pPr>
-      <w:r>
-        <w:t xml:space="preserve">You may first need to install the</w:t>
-      </w:r>
-      <w:r>
-        <w:t xml:space="preserve"> </w:t>
-      </w:r>
-      <w:r>
-        <w:rPr>
-          <w:rStyle w:val="VerbatimChar"/>
-        </w:rPr>
-        <w:t xml:space="preserve">remotes</w:t>
-      </w:r>
-      <w:r>
-        <w:t xml:space="preserve"> </w:t>
-      </w:r>
-      <w:r>
-        <w:t xml:space="preserve">package to your RStudio environment.</w:t>
-      </w:r>
-      <w:r>
-        <w:t xml:space="preserve"> </w:t>
-      </w:r>
-      <w:r>
-        <w:rPr>
-          <w:rStyle w:val="VerbatimChar"/>
-        </w:rPr>
-        <w:t xml:space="preserve">remotes</w:t>
-      </w:r>
-      <w:r>
-        <w:t xml:space="preserve"> </w:t>
-      </w:r>
-      <w:r>
-        <w:t xml:space="preserve">is a package (or chunk of pre-written code) that allows you to download code that has been stored on GitHub into RStudio.</w:t>
-      </w:r>
-    </w:p>
-    <w:p>
-      <w:pPr>
-        <w:pStyle w:val="BodyText"/>
-      </w:pPr>
-      <w:r>
-        <w:t xml:space="preserve">If you’re having trouble with the code above, you can also try:</w:t>
-      </w:r>
-    </w:p>
-    <w:p>
-      <w:pPr>
-        <w:pStyle w:val="BodyText"/>
-      </w:pPr>
-      <w:r>
-        <w:t xml:space="preserve">Once you’ve installed the package, we can load the package (which just means we have access to all the data stored in the BioDIGSData package). Then we assign the soil testing data to an</w:t>
-      </w:r>
-      <w:r>
-        <w:t xml:space="preserve"> </w:t>
-      </w:r>
-      <w:r>
-        <w:rPr>
-          <w:iCs/>
-          <w:i/>
-        </w:rPr>
-        <w:t xml:space="preserve">object</w:t>
-      </w:r>
-      <w:r>
-        <w:t xml:space="preserve">. This command follows the code structure:</w:t>
-      </w:r>
-    </w:p>
-    <w:p>
-      <w:pPr>
-        <w:pStyle w:val="BodyText"/>
-      </w:pPr>
-      <w:r>
-        <w:t xml:space="preserve">dataset_object_name &lt;- stored_BioDIGS_dataset</w:t>
-      </w:r>
-    </w:p>
-    <w:p>
-      <w:pPr>
-        <w:pStyle w:val="BodyText"/>
-      </w:pPr>
-      <w:r>
-        <w:t xml:space="preserve">The</w:t>
-      </w:r>
-      <w:r>
-        <w:t xml:space="preserve"> </w:t>
-      </w:r>
-      <w:r>
-        <w:t xml:space="preserve">“</w:t>
-      </w:r>
-      <w:r>
-        <w:t xml:space="preserve">dataset_object_name</w:t>
-      </w:r>
-      <w:r>
-        <w:t xml:space="preserve">”</w:t>
-      </w:r>
-      <w:r>
-        <w:t xml:space="preserve"> </w:t>
-      </w:r>
-      <w:r>
-        <w:t xml:space="preserve">is what RStudio will call the dataset after you open it. The</w:t>
-      </w:r>
-      <w:r>
-        <w:t xml:space="preserve"> </w:t>
-      </w:r>
-      <w:r>
-        <w:t xml:space="preserve">“</w:t>
-      </w:r>
-      <w:r>
-        <w:t xml:space="preserve">stored_BioDIGS_dataset</w:t>
-      </w:r>
-      <w:r>
-        <w:t xml:space="preserve">”</w:t>
-      </w:r>
-      <w:r>
-        <w:t xml:space="preserve"> </w:t>
-      </w:r>
-      <w:r>
-        <w:t xml:space="preserve">is what the dataset is called within the BioDIGSData package. Finally, the arrow (</w:t>
-      </w:r>
-      <w:r>
-        <w:t xml:space="preserve">“</w:t>
-      </w:r>
-      <w:r>
-        <w:t xml:space="preserve">&lt;-</w:t>
-      </w:r>
-      <w:r>
-        <w:t xml:space="preserve">”</w:t>
-      </w:r>
-      <w:r>
-        <w:t xml:space="preserve">) tells R to open the</w:t>
-      </w:r>
-      <w:r>
-        <w:t xml:space="preserve"> </w:t>
-      </w:r>
-      <w:r>
-        <w:t xml:space="preserve">“</w:t>
-      </w:r>
-      <w:r>
-        <w:t xml:space="preserve">stored_BioDIGS_dataset</w:t>
-      </w:r>
-      <w:r>
-        <w:t xml:space="preserve">”</w:t>
-      </w:r>
-      <w:r>
-        <w:t xml:space="preserve"> </w:t>
-      </w:r>
-      <w:r>
-        <w:t xml:space="preserve">and save it in your environment as</w:t>
-      </w:r>
-      <w:r>
-        <w:t xml:space="preserve"> </w:t>
-      </w:r>
-      <w:r>
-        <w:t xml:space="preserve">“</w:t>
-      </w:r>
-      <w:r>
-        <w:t xml:space="preserve">dataset_object_name</w:t>
-      </w:r>
-      <w:r>
-        <w:t xml:space="preserve">”</w:t>
-      </w:r>
-      <w:r>
-        <w:t xml:space="preserve">.</w:t>
-      </w:r>
-    </w:p>
-    <w:p>
-      <w:pPr>
-        <w:pStyle w:val="BodyText"/>
-      </w:pPr>
-      <w:r>
-        <w:t xml:space="preserve">The order of these commands might be odd to our eyes, but it makes perfect sense to RStudio!</w:t>
-      </w:r>
-    </w:p>
-    <w:p>
-      <w:pPr>
-        <w:pStyle w:val="BodyText"/>
-      </w:pPr>
-      <w:r>
-        <w:t xml:space="preserve">The soil testing data is called</w:t>
-      </w:r>
-      <w:r>
-        <w:t xml:space="preserve"> </w:t>
-      </w:r>
-      <w:r>
-        <w:rPr>
-          <w:rStyle w:val="VerbatimChar"/>
-        </w:rPr>
-        <w:t xml:space="preserve">BioDIGS_soil_data</w:t>
-      </w:r>
-      <w:r>
-        <w:t xml:space="preserve"> </w:t>
-      </w:r>
-      <w:r>
-        <w:t xml:space="preserve">in the BioDIGSData package. When we save this dataset into our environment, we’re calling is</w:t>
-      </w:r>
-      <w:r>
-        <w:t xml:space="preserve"> </w:t>
-      </w:r>
-      <w:r>
-        <w:rPr>
-          <w:rStyle w:val="VerbatimChar"/>
-        </w:rPr>
-        <w:t xml:space="preserve">soil.values</w:t>
-      </w:r>
-      <w:r>
-        <w:t xml:space="preserve">.</w:t>
-      </w:r>
-    </w:p>
-    <w:p>
-      <w:pPr>
-        <w:pStyle w:val="BodyText"/>
-      </w:pPr>
-      <w:r>
-        <w:t xml:space="preserve">It</w:t>
-      </w:r>
-      <w:r>
-        <w:t xml:space="preserve"> </w:t>
-      </w:r>
-      <w:r>
-        <w:rPr>
-          <w:iCs/>
-          <w:i/>
-        </w:rPr>
-        <w:t xml:space="preserve">seems</w:t>
-      </w:r>
-      <w:r>
-        <w:t xml:space="preserve"> </w:t>
-      </w:r>
-      <w:r>
-        <w:t xml:space="preserve">like the dataset loaded, but it’s always a good idea to verify. There are many ways to check, but the easiest approach (if you’re using RStudio) is to look at the Environment tab on the upper right-hand side of the screen. You should now have an object called</w:t>
-      </w:r>
-      <w:r>
-        <w:t xml:space="preserve"> </w:t>
-      </w:r>
-      <w:r>
-        <w:rPr>
-          <w:rStyle w:val="VerbatimChar"/>
-        </w:rPr>
-        <w:t xml:space="preserve">soil.values</w:t>
-      </w:r>
-      <w:r>
-        <w:t xml:space="preserve"> </w:t>
-      </w:r>
-      <w:r>
-        <w:t xml:space="preserve">that includes some number of observations for 28 variables. The</w:t>
-      </w:r>
-      <w:r>
-        <w:t xml:space="preserve"> </w:t>
-      </w:r>
-      <w:r>
-        <w:rPr>
-          <w:iCs/>
-          <w:i/>
-        </w:rPr>
-        <w:t xml:space="preserve">observations</w:t>
-      </w:r>
-      <w:r>
-        <w:t xml:space="preserve"> </w:t>
-      </w:r>
-      <w:r>
-        <w:t xml:space="preserve">refer to the number of rows in the dataset, while the</w:t>
-      </w:r>
-      <w:r>
-        <w:t xml:space="preserve"> </w:t>
-      </w:r>
-      <w:r>
-        <w:rPr>
-          <w:iCs/>
-          <w:i/>
-        </w:rPr>
-        <w:t xml:space="preserve">variables</w:t>
-      </w:r>
-      <w:r>
-        <w:t xml:space="preserve"> </w:t>
-      </w:r>
-      <w:r>
-        <w:t xml:space="preserve">tell you the number of columns. As long as neither the observations or variables are 0, you can be confident that your dataset loaded.</w:t>
+        <w:t xml:space="preserve">This will open a new window for us to scroll through the dataset.</w:t>
       </w:r>
     </w:p>
     <w:p>
@@ -4544,18 +4946,18 @@
           <wp:inline>
             <wp:extent cx="5334000" cy="3000375"/>
             <wp:effectExtent b="0" l="0" r="0" t="0"/>
-            <wp:docPr descr="" title="" id="148" name="Picture"/>
+            <wp:docPr descr="" title="" id="152" name="Picture"/>
             <a:graphic>
               <a:graphicData uri="http://schemas.openxmlformats.org/drawingml/2006/picture">
                 <pic:pic>
                   <pic:nvPicPr>
-                    <pic:cNvPr descr="resources/images/09-student_guide_files/figure-docx//1u2CIcN2AxprMbWLzAldr_V-njdvjCS8HLYjvuy6jmfs_g33497bd5a49_0_9.png" id="149" name="Picture"/>
+                    <pic:cNvPr descr="09-student_guide_files/figure-docx//1u2CIcN2AxprMbWLzAldr_V-njdvjCS8HLYjvuy6jmfs_g33497bd5a49_0_12.png" id="153" name="Picture"/>
                     <pic:cNvPicPr>
                       <a:picLocks noChangeArrowheads="1" noChangeAspect="1"/>
                     </pic:cNvPicPr>
                   </pic:nvPicPr>
                   <pic:blipFill>
-                    <a:blip r:embed="rId147"/>
+                    <a:blip r:embed="rId151"/>
                     <a:stretch>
                       <a:fillRect/>
                     </a:stretch>
@@ -4587,22 +4989,39 @@
         <w:pStyle w:val="BodyText"/>
       </w:pPr>
       <w:r>
-        <w:t xml:space="preserve">Let’s take a quick look at the dataset. We can do this by clicking on soil.values object in the Environment tab. (Note: this is equivalent to typing</w:t>
-      </w:r>
-      <w:r>
-        <w:t xml:space="preserve"> </w:t>
-      </w:r>
-      <w:r>
-        <w:rPr>
-          <w:rStyle w:val="VerbatimChar"/>
-        </w:rPr>
-        <w:t xml:space="preserve">View(soil.values)</w:t>
-      </w:r>
-      <w:r>
-        <w:t xml:space="preserve"> </w:t>
-      </w:r>
-      <w:r>
-        <w:t xml:space="preserve">in the R console.)</w:t>
+        <w:t xml:space="preserve">Well, the data definitely loaded, but those column names aren’t immediately understandable. What could</w:t>
+      </w:r>
+      <w:r>
+        <w:t xml:space="preserve"> </w:t>
+      </w:r>
+      <w:r>
+        <w:rPr>
+          <w:bCs/>
+          <w:b/>
+        </w:rPr>
+        <w:t xml:space="preserve">As_EPA3051</w:t>
+      </w:r>
+      <w:r>
+        <w:t xml:space="preserve"> </w:t>
+      </w:r>
+      <w:r>
+        <w:t xml:space="preserve">possibly mean? In addition to the dataset, we need to load the</w:t>
+      </w:r>
+      <w:r>
+        <w:t xml:space="preserve"> </w:t>
+      </w:r>
+      <w:r>
+        <w:rPr>
+          <w:iCs/>
+          <w:i/>
+        </w:rPr>
+        <w:t xml:space="preserve">data dictionary</w:t>
+      </w:r>
+      <w:r>
+        <w:t xml:space="preserve"> </w:t>
+      </w:r>
+      <w:r>
+        <w:t xml:space="preserve">as well.</w:t>
       </w:r>
     </w:p>
     <w:p>
@@ -4610,7 +5029,25 @@
         <w:pStyle w:val="BodyText"/>
       </w:pPr>
       <w:r>
-        <w:t xml:space="preserve">This will open a new window for us to scroll through the dataset.</w:t>
+        <w:rPr>
+          <w:bCs/>
+          <w:b/>
+        </w:rPr>
+        <w:t xml:space="preserve">Data dictionary:</w:t>
+      </w:r>
+      <w:r>
+        <w:t xml:space="preserve"> </w:t>
+      </w:r>
+      <w:r>
+        <w:t xml:space="preserve">a file containing the names, definitions, and attributes about data in a database or dataset.</w:t>
+      </w:r>
+    </w:p>
+    <w:p>
+      <w:pPr>
+        <w:pStyle w:val="BodyText"/>
+      </w:pPr>
+      <w:r>
+        <w:t xml:space="preserve">In this case, the data dictionary can help us make sense of what sort of values each column represents. The data dictionary for the BioDIGS soil testing data is available in the R package (see code below), but we have also reproduced it here.</w:t>
       </w:r>
     </w:p>
     <w:p>
@@ -4622,18 +5059,18 @@
           <wp:inline>
             <wp:extent cx="5334000" cy="3000375"/>
             <wp:effectExtent b="0" l="0" r="0" t="0"/>
-            <wp:docPr descr="" title="" id="151" name="Picture"/>
+            <wp:docPr descr="" title="" id="155" name="Picture"/>
             <a:graphic>
               <a:graphicData uri="http://schemas.openxmlformats.org/drawingml/2006/picture">
                 <pic:pic>
                   <pic:nvPicPr>
-                    <pic:cNvPr descr="resources/images/09-student_guide_files/figure-docx//1u2CIcN2AxprMbWLzAldr_V-njdvjCS8HLYjvuy6jmfs_g33497bd5a49_0_12.png" id="152" name="Picture"/>
+                    <pic:cNvPr descr="09-student_guide_files/figure-docx//1u2CIcN2AxprMbWLzAldr_V-njdvjCS8HLYjvuy6jmfs_g33497bd5a49_0_15.png" id="156" name="Picture"/>
                     <pic:cNvPicPr>
                       <a:picLocks noChangeArrowheads="1" noChangeAspect="1"/>
                     </pic:cNvPicPr>
                   </pic:nvPicPr>
                   <pic:blipFill>
-                    <a:blip r:embed="rId150"/>
+                    <a:blip r:embed="rId154"/>
                     <a:stretch>
                       <a:fillRect/>
                     </a:stretch>
@@ -4662,26 +5099,662 @@
     </w:p>
     <w:p>
       <w:pPr>
-        <w:pStyle w:val="BodyText"/>
-      </w:pPr>
-      <w:r>
-        <w:t xml:space="preserve">Well, the data definitely loaded, but those column names aren’t immediately understandable. What could</w:t>
-      </w:r>
-      <w:r>
-        <w:t xml:space="preserve"> </w:t>
-      </w:r>
+        <w:numPr>
+          <w:ilvl w:val="0"/>
+          <w:numId w:val="1012"/>
+        </w:numPr>
+        <w:pStyle w:val="Compact"/>
+      </w:pPr>
       <w:r>
         <w:rPr>
           <w:bCs/>
           <w:b/>
         </w:rPr>
+        <w:t xml:space="preserve">collection_date</w:t>
+      </w:r>
+      <w:r>
+        <w:t xml:space="preserve">: Date sample was collected (soil was removed from a site).</w:t>
+      </w:r>
+    </w:p>
+    <w:p>
+      <w:pPr>
+        <w:numPr>
+          <w:ilvl w:val="0"/>
+          <w:numId w:val="1012"/>
+        </w:numPr>
+        <w:pStyle w:val="Compact"/>
+      </w:pPr>
+      <w:r>
+        <w:rPr>
+          <w:bCs/>
+          <w:b/>
+        </w:rPr>
+        <w:t xml:space="preserve">site_id</w:t>
+      </w:r>
+      <w:r>
+        <w:t xml:space="preserve">: Unique letter and number site name. Check BioDIGS_metadata() for GPS coordinates, origin, and more.</w:t>
+      </w:r>
+    </w:p>
+    <w:p>
+      <w:pPr>
+        <w:numPr>
+          <w:ilvl w:val="0"/>
+          <w:numId w:val="1012"/>
+        </w:numPr>
+        <w:pStyle w:val="Compact"/>
+      </w:pPr>
+      <w:r>
+        <w:rPr>
+          <w:bCs/>
+          <w:b/>
+        </w:rPr>
+        <w:t xml:space="preserve">sample_id</w:t>
+      </w:r>
+      <w:r>
+        <w:t xml:space="preserve">: Unique sequencing sample identifier.</w:t>
+      </w:r>
+    </w:p>
+    <w:p>
+      <w:pPr>
+        <w:numPr>
+          <w:ilvl w:val="0"/>
+          <w:numId w:val="1012"/>
+        </w:numPr>
+        <w:pStyle w:val="Compact"/>
+      </w:pPr>
+      <w:r>
+        <w:rPr>
+          <w:bCs/>
+          <w:b/>
+        </w:rPr>
+        <w:t xml:space="preserve">site_name_rep_detail</w:t>
+      </w:r>
+      <w:r>
+        <w:t xml:space="preserve">: Detailed label for the sample, intended to help disambiguate in case of confusion.</w:t>
+      </w:r>
+    </w:p>
+    <w:p>
+      <w:pPr>
+        <w:numPr>
+          <w:ilvl w:val="0"/>
+          <w:numId w:val="1012"/>
+        </w:numPr>
+        <w:pStyle w:val="Compact"/>
+      </w:pPr>
+      <w:r>
+        <w:rPr>
+          <w:bCs/>
+          <w:b/>
+        </w:rPr>
         <w:t xml:space="preserve">As_EPA3051</w:t>
       </w:r>
       <w:r>
-        <w:t xml:space="preserve"> </w:t>
-      </w:r>
-      <w:r>
-        <w:t xml:space="preserve">possibly mean? In addition to the dataset, we need to load the</w:t>
+        <w:t xml:space="preserve">: Arsenic (mg/kg), EPA Method 3051A. Quantities &lt; 3.0 are not detectable.</w:t>
+      </w:r>
+    </w:p>
+    <w:p>
+      <w:pPr>
+        <w:numPr>
+          <w:ilvl w:val="0"/>
+          <w:numId w:val="1012"/>
+        </w:numPr>
+        <w:pStyle w:val="Compact"/>
+      </w:pPr>
+      <w:r>
+        <w:rPr>
+          <w:bCs/>
+          <w:b/>
+        </w:rPr>
+        <w:t xml:space="preserve">Cd_EPA3051</w:t>
+      </w:r>
+      <w:r>
+        <w:t xml:space="preserve">: Cadmium (mg/kg), EPA Method 3051A. Quantities &lt; 0.2 are not detectable.</w:t>
+      </w:r>
+    </w:p>
+    <w:p>
+      <w:pPr>
+        <w:numPr>
+          <w:ilvl w:val="0"/>
+          <w:numId w:val="1012"/>
+        </w:numPr>
+        <w:pStyle w:val="Compact"/>
+      </w:pPr>
+      <w:r>
+        <w:rPr>
+          <w:bCs/>
+          <w:b/>
+        </w:rPr>
+        <w:t xml:space="preserve">Cr_EPA3051</w:t>
+      </w:r>
+      <w:r>
+        <w:t xml:space="preserve">: Chromium (mg/kg), EPA Method 3051A</w:t>
+      </w:r>
+    </w:p>
+    <w:p>
+      <w:pPr>
+        <w:numPr>
+          <w:ilvl w:val="0"/>
+          <w:numId w:val="1012"/>
+        </w:numPr>
+        <w:pStyle w:val="Compact"/>
+      </w:pPr>
+      <w:r>
+        <w:rPr>
+          <w:bCs/>
+          <w:b/>
+        </w:rPr>
+        <w:t xml:space="preserve">Cu_EPA3051</w:t>
+      </w:r>
+      <w:r>
+        <w:t xml:space="preserve">: Copper (mg/kg), EPA Method 3051A</w:t>
+      </w:r>
+    </w:p>
+    <w:p>
+      <w:pPr>
+        <w:numPr>
+          <w:ilvl w:val="0"/>
+          <w:numId w:val="1012"/>
+        </w:numPr>
+        <w:pStyle w:val="Compact"/>
+      </w:pPr>
+      <w:r>
+        <w:rPr>
+          <w:bCs/>
+          <w:b/>
+        </w:rPr>
+        <w:t xml:space="preserve">Ni_EPA3051</w:t>
+      </w:r>
+      <w:r>
+        <w:t xml:space="preserve">: Nickel (mg/kg), EPA Method 3051A</w:t>
+      </w:r>
+    </w:p>
+    <w:p>
+      <w:pPr>
+        <w:numPr>
+          <w:ilvl w:val="0"/>
+          <w:numId w:val="1012"/>
+        </w:numPr>
+        <w:pStyle w:val="Compact"/>
+      </w:pPr>
+      <w:r>
+        <w:rPr>
+          <w:bCs/>
+          <w:b/>
+        </w:rPr>
+        <w:t xml:space="preserve">Pb_EPA3051</w:t>
+      </w:r>
+      <w:r>
+        <w:t xml:space="preserve">: Lead (mg/kg), EPA Method 3051A</w:t>
+      </w:r>
+    </w:p>
+    <w:p>
+      <w:pPr>
+        <w:numPr>
+          <w:ilvl w:val="0"/>
+          <w:numId w:val="1012"/>
+        </w:numPr>
+        <w:pStyle w:val="Compact"/>
+      </w:pPr>
+      <w:r>
+        <w:rPr>
+          <w:bCs/>
+          <w:b/>
+        </w:rPr>
+        <w:t xml:space="preserve">Zn_EPA3051</w:t>
+      </w:r>
+      <w:r>
+        <w:t xml:space="preserve">: Zinc (mg/kg), EPA Method 3051A</w:t>
+      </w:r>
+    </w:p>
+    <w:p>
+      <w:pPr>
+        <w:numPr>
+          <w:ilvl w:val="0"/>
+          <w:numId w:val="1012"/>
+        </w:numPr>
+        <w:pStyle w:val="Compact"/>
+      </w:pPr>
+      <w:r>
+        <w:rPr>
+          <w:bCs/>
+          <w:b/>
+        </w:rPr>
+        <w:t xml:space="preserve">water_pH</w:t>
+      </w:r>
+      <w:r>
+        <w:t xml:space="preserve">: Water pH</w:t>
+      </w:r>
+    </w:p>
+    <w:p>
+      <w:pPr>
+        <w:numPr>
+          <w:ilvl w:val="0"/>
+          <w:numId w:val="1012"/>
+        </w:numPr>
+        <w:pStyle w:val="Compact"/>
+      </w:pPr>
+      <w:r>
+        <w:rPr>
+          <w:bCs/>
+          <w:b/>
+        </w:rPr>
+        <w:t xml:space="preserve">OM_by_LOI_pct</w:t>
+      </w:r>
+      <w:r>
+        <w:t xml:space="preserve">: Organic Matter by Loss on Ignition</w:t>
+      </w:r>
+    </w:p>
+    <w:p>
+      <w:pPr>
+        <w:numPr>
+          <w:ilvl w:val="0"/>
+          <w:numId w:val="1012"/>
+        </w:numPr>
+        <w:pStyle w:val="Compact"/>
+      </w:pPr>
+      <w:r>
+        <w:rPr>
+          <w:bCs/>
+          <w:b/>
+        </w:rPr>
+        <w:t xml:space="preserve">P_Mehlich3</w:t>
+      </w:r>
+      <w:r>
+        <w:t xml:space="preserve">: Phosphorus (mg/kg), using the Mehlich 3 soil test extractant</w:t>
+      </w:r>
+    </w:p>
+    <w:p>
+      <w:pPr>
+        <w:numPr>
+          <w:ilvl w:val="0"/>
+          <w:numId w:val="1012"/>
+        </w:numPr>
+        <w:pStyle w:val="Compact"/>
+      </w:pPr>
+      <w:r>
+        <w:rPr>
+          <w:bCs/>
+          <w:b/>
+        </w:rPr>
+        <w:t xml:space="preserve">K_Mehlich3</w:t>
+      </w:r>
+      <w:r>
+        <w:t xml:space="preserve">: Potassium (mg/kg), using the Mehlich 3 soil test extractant</w:t>
+      </w:r>
+    </w:p>
+    <w:p>
+      <w:pPr>
+        <w:numPr>
+          <w:ilvl w:val="0"/>
+          <w:numId w:val="1012"/>
+        </w:numPr>
+        <w:pStyle w:val="Compact"/>
+      </w:pPr>
+      <w:r>
+        <w:rPr>
+          <w:bCs/>
+          <w:b/>
+        </w:rPr>
+        <w:t xml:space="preserve">Ca_Mehlich3</w:t>
+      </w:r>
+      <w:r>
+        <w:t xml:space="preserve">: Calcium (mg/kg), using the Mehlich 3 soil test extractant</w:t>
+      </w:r>
+    </w:p>
+    <w:p>
+      <w:pPr>
+        <w:numPr>
+          <w:ilvl w:val="0"/>
+          <w:numId w:val="1012"/>
+        </w:numPr>
+        <w:pStyle w:val="Compact"/>
+      </w:pPr>
+      <w:r>
+        <w:rPr>
+          <w:bCs/>
+          <w:b/>
+        </w:rPr>
+        <w:t xml:space="preserve">Mg_Mehlich3</w:t>
+      </w:r>
+      <w:r>
+        <w:t xml:space="preserve">: Magnesium (mg/kg), using the Mehlich 3 soil test extractant</w:t>
+      </w:r>
+    </w:p>
+    <w:p>
+      <w:pPr>
+        <w:numPr>
+          <w:ilvl w:val="0"/>
+          <w:numId w:val="1012"/>
+        </w:numPr>
+        <w:pStyle w:val="Compact"/>
+      </w:pPr>
+      <w:r>
+        <w:rPr>
+          <w:bCs/>
+          <w:b/>
+        </w:rPr>
+        <w:t xml:space="preserve">Mn_Mehlich3</w:t>
+      </w:r>
+      <w:r>
+        <w:t xml:space="preserve">: Manganese (mg/kg), using the Mehlich 3 soil test extractant</w:t>
+      </w:r>
+    </w:p>
+    <w:p>
+      <w:pPr>
+        <w:numPr>
+          <w:ilvl w:val="0"/>
+          <w:numId w:val="1012"/>
+        </w:numPr>
+        <w:pStyle w:val="Compact"/>
+      </w:pPr>
+      <w:r>
+        <w:rPr>
+          <w:bCs/>
+          <w:b/>
+        </w:rPr>
+        <w:t xml:space="preserve">Zn_Mehlich3</w:t>
+      </w:r>
+      <w:r>
+        <w:t xml:space="preserve">: Zinc (mg/kg), using the Mehlich 3 soil test extractant</w:t>
+      </w:r>
+    </w:p>
+    <w:p>
+      <w:pPr>
+        <w:numPr>
+          <w:ilvl w:val="0"/>
+          <w:numId w:val="1012"/>
+        </w:numPr>
+        <w:pStyle w:val="Compact"/>
+      </w:pPr>
+      <w:r>
+        <w:rPr>
+          <w:bCs/>
+          <w:b/>
+        </w:rPr>
+        <w:t xml:space="preserve">Cu_Mehlich3</w:t>
+      </w:r>
+      <w:r>
+        <w:t xml:space="preserve">: Copper (mg/kg), using the Mehlich 3 soil test extractant</w:t>
+      </w:r>
+    </w:p>
+    <w:p>
+      <w:pPr>
+        <w:numPr>
+          <w:ilvl w:val="0"/>
+          <w:numId w:val="1012"/>
+        </w:numPr>
+        <w:pStyle w:val="Compact"/>
+      </w:pPr>
+      <w:r>
+        <w:rPr>
+          <w:bCs/>
+          <w:b/>
+        </w:rPr>
+        <w:t xml:space="preserve">Fe_Mehlich3</w:t>
+      </w:r>
+      <w:r>
+        <w:t xml:space="preserve">: Iron (mg/kg), using the Mehlich 3 soil test extractant</w:t>
+      </w:r>
+    </w:p>
+    <w:p>
+      <w:pPr>
+        <w:numPr>
+          <w:ilvl w:val="0"/>
+          <w:numId w:val="1012"/>
+        </w:numPr>
+        <w:pStyle w:val="Compact"/>
+      </w:pPr>
+      <w:r>
+        <w:rPr>
+          <w:bCs/>
+          <w:b/>
+        </w:rPr>
+        <w:t xml:space="preserve">B_Mehlich3</w:t>
+      </w:r>
+      <w:r>
+        <w:t xml:space="preserve">: Boron (mg/kg), using the Mehlich 3 soil test extractant</w:t>
+      </w:r>
+    </w:p>
+    <w:p>
+      <w:pPr>
+        <w:numPr>
+          <w:ilvl w:val="0"/>
+          <w:numId w:val="1012"/>
+        </w:numPr>
+        <w:pStyle w:val="Compact"/>
+      </w:pPr>
+      <w:r>
+        <w:rPr>
+          <w:bCs/>
+          <w:b/>
+        </w:rPr>
+        <w:t xml:space="preserve">S_Mehlich3</w:t>
+      </w:r>
+      <w:r>
+        <w:t xml:space="preserve">: Sulfur (mg/kg), using the Mehlich 3 soil test extractant</w:t>
+      </w:r>
+    </w:p>
+    <w:p>
+      <w:pPr>
+        <w:numPr>
+          <w:ilvl w:val="0"/>
+          <w:numId w:val="1012"/>
+        </w:numPr>
+        <w:pStyle w:val="Compact"/>
+      </w:pPr>
+      <w:r>
+        <w:rPr>
+          <w:bCs/>
+          <w:b/>
+        </w:rPr>
+        <w:t xml:space="preserve">Na_Mehlich3</w:t>
+      </w:r>
+      <w:r>
+        <w:t xml:space="preserve">: Sodium (mg/kg), using the Mehlich 3 soil test extractant</w:t>
+      </w:r>
+    </w:p>
+    <w:p>
+      <w:pPr>
+        <w:numPr>
+          <w:ilvl w:val="0"/>
+          <w:numId w:val="1012"/>
+        </w:numPr>
+        <w:pStyle w:val="Compact"/>
+      </w:pPr>
+      <w:r>
+        <w:rPr>
+          <w:bCs/>
+          <w:b/>
+        </w:rPr>
+        <w:t xml:space="preserve">Al_Mehlich3</w:t>
+      </w:r>
+      <w:r>
+        <w:t xml:space="preserve">: Aluminum (mg/kg), using the Mehlich 3 soil test extractant</w:t>
+      </w:r>
+    </w:p>
+    <w:p>
+      <w:pPr>
+        <w:numPr>
+          <w:ilvl w:val="0"/>
+          <w:numId w:val="1012"/>
+        </w:numPr>
+        <w:pStyle w:val="Compact"/>
+      </w:pPr>
+      <w:r>
+        <w:rPr>
+          <w:bCs/>
+          <w:b/>
+        </w:rPr>
+        <w:t xml:space="preserve">Est_CEC</w:t>
+      </w:r>
+      <w:r>
+        <w:t xml:space="preserve">: Cation Exchange Capacity (meq/100g) at pH 7.0 (CEC)</w:t>
+      </w:r>
+    </w:p>
+    <w:p>
+      <w:pPr>
+        <w:numPr>
+          <w:ilvl w:val="0"/>
+          <w:numId w:val="1012"/>
+        </w:numPr>
+        <w:pStyle w:val="Compact"/>
+      </w:pPr>
+      <w:r>
+        <w:rPr>
+          <w:bCs/>
+          <w:b/>
+        </w:rPr>
+        <w:t xml:space="preserve">Base_Sat_pct</w:t>
+      </w:r>
+      <w:r>
+        <w:t xml:space="preserve">: Base saturation (BS). This represents the percentage of CEC occupied by bases (Ca2+, Mg2+, K+, and Na+). The %BS increases with increasing soil pH (Figure 5). The availability of Ca2+, Mg2+, and K+ increases with increasing %BS.</w:t>
+      </w:r>
+    </w:p>
+    <w:p>
+      <w:pPr>
+        <w:numPr>
+          <w:ilvl w:val="0"/>
+          <w:numId w:val="1012"/>
+        </w:numPr>
+        <w:pStyle w:val="Compact"/>
+      </w:pPr>
+      <w:r>
+        <w:rPr>
+          <w:bCs/>
+          <w:b/>
+        </w:rPr>
+        <w:t xml:space="preserve">P_Sat_ratio</w:t>
+      </w:r>
+      <w:r>
+        <w:t xml:space="preserve">: Phosphorus saturation ratio. This is the ratio between the amount of phosphorus present in the soil and the total capacity of that soil to retain phosphorus. The ability of phosphorus to be bound in the soil is primary a function of iron (Fe) and aluminum (Al) content in that soil.</w:t>
+      </w:r>
+    </w:p>
+    <w:p>
+      <w:pPr>
+        <w:pStyle w:val="FirstParagraph"/>
+      </w:pPr>
+      <w:r>
+        <w:t xml:space="preserve">Using the data dictionary, we find that the values in column</w:t>
+      </w:r>
+      <w:r>
+        <w:t xml:space="preserve"> </w:t>
+      </w:r>
+      <w:r>
+        <w:rPr>
+          <w:rStyle w:val="VerbatimChar"/>
+        </w:rPr>
+        <w:t xml:space="preserve">As_EPA3051</w:t>
+      </w:r>
+      <w:r>
+        <w:t xml:space="preserve"> </w:t>
+      </w:r>
+      <w:r>
+        <w:t xml:space="preserve">give us the arsenic concentration in mg/kg of each soil sample, as determined by</w:t>
+      </w:r>
+      <w:r>
+        <w:t xml:space="preserve"> </w:t>
+      </w:r>
+      <w:hyperlink r:id="rId157">
+        <w:r>
+          <w:rPr>
+            <w:rStyle w:val="Hyperlink"/>
+          </w:rPr>
+          <w:t xml:space="preserve">EPA Method 3051A</w:t>
+        </w:r>
+      </w:hyperlink>
+      <w:r>
+        <w:t xml:space="preserve">. This method uses a combination of heat and acid to extract specific elements (like arsenic, cadmium, chromium, copper, nickel, lead, and zinc) from soil samples.</w:t>
+      </w:r>
+    </w:p>
+    <w:p>
+      <w:pPr>
+        <w:pStyle w:val="BodyText"/>
+      </w:pPr>
+      <w:r>
+        <w:t xml:space="preserve">While arsenic can occur naturally in soils, higher levels suggest the soil may have been contaminated by mining, hazardous waste, or pesticide application. Arsenic is toxic to humans.</w:t>
+      </w:r>
+    </w:p>
+    <w:p>
+      <w:pPr>
+        <w:pStyle w:val="BodyText"/>
+      </w:pPr>
+      <w:r>
+        <w:t xml:space="preserve">QUESTIONS:</w:t>
+      </w:r>
+    </w:p>
+    <w:p>
+      <w:pPr>
+        <w:numPr>
+          <w:ilvl w:val="0"/>
+          <w:numId w:val="1013"/>
+        </w:numPr>
+      </w:pPr>
+      <w:r>
+        <w:t xml:space="preserve">What data is found in the column labeled</w:t>
+      </w:r>
+      <w:r>
+        <w:t xml:space="preserve"> </w:t>
+      </w:r>
+      <w:r>
+        <w:t xml:space="preserve">“</w:t>
+      </w:r>
+      <w:r>
+        <w:t xml:space="preserve">Fe_Mehlich3</w:t>
+      </w:r>
+      <w:r>
+        <w:t xml:space="preserve">”</w:t>
+      </w:r>
+      <w:r>
+        <w:t xml:space="preserve">? Why would we be interested how much of this is in the soil? (You may have to search the internet for this answer.)</w:t>
+      </w:r>
+    </w:p>
+    <w:p>
+      <w:pPr>
+        <w:numPr>
+          <w:ilvl w:val="0"/>
+          <w:numId w:val="1013"/>
+        </w:numPr>
+      </w:pPr>
+      <w:r>
+        <w:t xml:space="preserve">What data is found in the column labeled</w:t>
+      </w:r>
+      <w:r>
+        <w:t xml:space="preserve"> </w:t>
+      </w:r>
+      <w:r>
+        <w:t xml:space="preserve">“</w:t>
+      </w:r>
+      <w:r>
+        <w:t xml:space="preserve">Base_Sat_pct</w:t>
+      </w:r>
+      <w:r>
+        <w:t xml:space="preserve">”</w:t>
+      </w:r>
+      <w:r>
+        <w:t xml:space="preserve">? What does this variable tell us about the soil?</w:t>
+      </w:r>
+    </w:p>
+    <w:p>
+      <w:pPr>
+        <w:pStyle w:val="FirstParagraph"/>
+      </w:pPr>
+      <w:r>
+        <w:t xml:space="preserve">You may notice that some cells in the</w:t>
+      </w:r>
+      <w:r>
+        <w:t xml:space="preserve"> </w:t>
+      </w:r>
+      <w:r>
+        <w:rPr>
+          <w:rStyle w:val="VerbatimChar"/>
+        </w:rPr>
+        <w:t xml:space="preserve">soil.values</w:t>
+      </w:r>
+      <w:r>
+        <w:t xml:space="preserve"> </w:t>
+      </w:r>
+      <w:r>
+        <w:t xml:space="preserve">table contain</w:t>
       </w:r>
       <w:r>
         <w:t xml:space="preserve"> </w:t>
@@ -4691,13 +5764,10 @@
           <w:iCs/>
           <w:i/>
         </w:rPr>
-        <w:t xml:space="preserve">data dictionary</w:t>
-      </w:r>
-      <w:r>
-        <w:t xml:space="preserve"> </w:t>
-      </w:r>
-      <w:r>
-        <w:t xml:space="preserve">as well.</w:t>
+        <w:t xml:space="preserve">NA</w:t>
+      </w:r>
+      <w:r>
+        <w:t xml:space="preserve">. This just means that the soil testing data for that sample isn’t available yet. We’ll take care of those values in the next part.</w:t>
       </w:r>
     </w:p>
     <w:p>
@@ -4705,17 +5775,56 @@
         <w:pStyle w:val="BodyText"/>
       </w:pPr>
       <w:r>
-        <w:rPr>
-          <w:bCs/>
-          <w:b/>
-        </w:rPr>
-        <w:t xml:space="preserve">Data dictionary:</w:t>
-      </w:r>
-      <w:r>
-        <w:t xml:space="preserve"> </w:t>
-      </w:r>
-      <w:r>
-        <w:t xml:space="preserve">a file containing the names, definitions, and attributes about data in a database or dataset.</w:t>
+        <w:t xml:space="preserve">QUESTIONS:</w:t>
+      </w:r>
+    </w:p>
+    <w:p>
+      <w:pPr>
+        <w:numPr>
+          <w:ilvl w:val="0"/>
+          <w:numId w:val="1014"/>
+        </w:numPr>
+      </w:pPr>
+      <w:r>
+        <w:t xml:space="preserve">How many observations are in the soil testing values dataset that you loaded? What do each of these observations refer to?</w:t>
+      </w:r>
+    </w:p>
+    <w:p>
+      <w:pPr>
+        <w:numPr>
+          <w:ilvl w:val="0"/>
+          <w:numId w:val="1014"/>
+        </w:numPr>
+      </w:pPr>
+      <w:r>
+        <w:t xml:space="preserve">How many different soil characteristics are in the dataset? How can you tell?</w:t>
+      </w:r>
+    </w:p>
+    <w:bookmarkEnd w:id="158"/>
+    <w:bookmarkStart w:id="164" w:name="part-2.-summarizing-with-statistics"/>
+    <w:p>
+      <w:pPr>
+        <w:pStyle w:val="Heading1"/>
+      </w:pPr>
+      <w:r>
+        <w:rPr>
+          <w:rStyle w:val="SectionNumber"/>
+        </w:rPr>
+        <w:t xml:space="preserve">4</w:t>
+      </w:r>
+      <w:r>
+        <w:tab/>
+      </w:r>
+      <w:r>
+        <w:t xml:space="preserve">Part 2. Summarizing with Statistics</w:t>
+      </w:r>
+    </w:p>
+    <w:p>
+      <w:pPr>
+        <w:pStyle w:val="FirstParagraph"/>
+      </w:pPr>
+      <w:r>
+        <w:t xml:space="preserve">Now that we have the dataset loaded, let’s explore the data in more depth.</w:t>
       </w:r>
     </w:p>
     <w:p>
@@ -4723,7 +5832,481 @@
         <w:pStyle w:val="BodyText"/>
       </w:pPr>
       <w:r>
-        <w:t xml:space="preserve">In this case, the data dictionary can help us make sense of what sort of values each column represents. The data dictionary for the BioDIGS soil testing data is available in the R package (see code below), but we have also reproduced it here.</w:t>
+        <w:t xml:space="preserve">First, we should remove those samples that don’t have soil testing data yet. We</w:t>
+      </w:r>
+      <w:r>
+        <w:t xml:space="preserve"> </w:t>
+      </w:r>
+      <w:r>
+        <w:rPr>
+          <w:iCs/>
+          <w:i/>
+        </w:rPr>
+        <w:t xml:space="preserve">could</w:t>
+      </w:r>
+      <w:r>
+        <w:t xml:space="preserve"> </w:t>
+      </w:r>
+      <w:r>
+        <w:t xml:space="preserve">keep them in the dataset, but removing them at this stage will make the analysis a little cleaner. In this case, as we know the reason the data are missing (and that reason will not skew our analysis), we can safely remove these samples. This will</w:t>
+      </w:r>
+      <w:r>
+        <w:t xml:space="preserve"> </w:t>
+      </w:r>
+      <w:r>
+        <w:rPr>
+          <w:iCs/>
+          <w:i/>
+        </w:rPr>
+        <w:t xml:space="preserve">not</w:t>
+      </w:r>
+      <w:r>
+        <w:t xml:space="preserve"> </w:t>
+      </w:r>
+      <w:r>
+        <w:t xml:space="preserve">be the case for every data analysis.</w:t>
+      </w:r>
+    </w:p>
+    <w:p>
+      <w:pPr>
+        <w:pStyle w:val="BodyText"/>
+      </w:pPr>
+      <w:r>
+        <w:t xml:space="preserve">We can remove the unanalyzed samples using the</w:t>
+      </w:r>
+      <w:r>
+        <w:t xml:space="preserve"> </w:t>
+      </w:r>
+      <w:r>
+        <w:rPr>
+          <w:rStyle w:val="VerbatimChar"/>
+        </w:rPr>
+        <w:t xml:space="preserve">drop_na()</w:t>
+      </w:r>
+      <w:r>
+        <w:t xml:space="preserve"> </w:t>
+      </w:r>
+      <w:r>
+        <w:t xml:space="preserve">function from the</w:t>
+      </w:r>
+      <w:r>
+        <w:t xml:space="preserve"> </w:t>
+      </w:r>
+      <w:r>
+        <w:rPr>
+          <w:rStyle w:val="VerbatimChar"/>
+        </w:rPr>
+        <w:t xml:space="preserve">tidyverse</w:t>
+      </w:r>
+      <w:r>
+        <w:t xml:space="preserve"> </w:t>
+      </w:r>
+      <w:r>
+        <w:t xml:space="preserve">package. The</w:t>
+      </w:r>
+      <w:r>
+        <w:t xml:space="preserve"> </w:t>
+      </w:r>
+      <w:r>
+        <w:rPr>
+          <w:rStyle w:val="VerbatimChar"/>
+        </w:rPr>
+        <w:t xml:space="preserve">tidyverse</w:t>
+      </w:r>
+      <w:r>
+        <w:t xml:space="preserve"> </w:t>
+      </w:r>
+      <w:r>
+        <w:t xml:space="preserve">package is a collection of code that makes organizing data tables (also known as data wrangling) easy in R. The</w:t>
+      </w:r>
+      <w:r>
+        <w:t xml:space="preserve"> </w:t>
+      </w:r>
+      <w:r>
+        <w:rPr>
+          <w:rStyle w:val="VerbatimChar"/>
+        </w:rPr>
+        <w:t xml:space="preserve">drop_na</w:t>
+      </w:r>
+      <w:r>
+        <w:t xml:space="preserve"> </w:t>
+      </w:r>
+      <w:r>
+        <w:t xml:space="preserve">function removes any rows from a table that contains</w:t>
+      </w:r>
+      <w:r>
+        <w:t xml:space="preserve"> </w:t>
+      </w:r>
+      <w:r>
+        <w:rPr>
+          <w:iCs/>
+          <w:i/>
+        </w:rPr>
+        <w:t xml:space="preserve">NA</w:t>
+      </w:r>
+      <w:r>
+        <w:t xml:space="preserve"> </w:t>
+      </w:r>
+      <w:r>
+        <w:t xml:space="preserve">for a particular column. This command follows the code structure:</w:t>
+      </w:r>
+    </w:p>
+    <w:p>
+      <w:pPr>
+        <w:pStyle w:val="BodyText"/>
+      </w:pPr>
+      <w:r>
+        <w:t xml:space="preserve">dataset_new_name &lt;- dataset_object_name %&gt;% drop_na(column_name)</w:t>
+      </w:r>
+    </w:p>
+    <w:p>
+      <w:pPr>
+        <w:pStyle w:val="BodyText"/>
+      </w:pPr>
+      <w:r>
+        <w:t xml:space="preserve">The</w:t>
+      </w:r>
+      <w:r>
+        <w:t xml:space="preserve"> </w:t>
+      </w:r>
+      <w:r>
+        <w:rPr>
+          <w:rStyle w:val="VerbatimChar"/>
+        </w:rPr>
+        <w:t xml:space="preserve">%&gt;%</w:t>
+      </w:r>
+      <w:r>
+        <w:t xml:space="preserve"> </w:t>
+      </w:r>
+      <w:r>
+        <w:t xml:space="preserve">is called a pipe and it tells R that the commands after it should all be applied to the object in front of it. (In this case, we can filter out all samples missing a value for</w:t>
+      </w:r>
+      <w:r>
+        <w:t xml:space="preserve"> </w:t>
+      </w:r>
+      <w:r>
+        <w:t xml:space="preserve">“</w:t>
+      </w:r>
+      <w:r>
+        <w:t xml:space="preserve">As_EPA3051</w:t>
+      </w:r>
+      <w:r>
+        <w:t xml:space="preserve">”</w:t>
+      </w:r>
+      <w:r>
+        <w:t xml:space="preserve"> </w:t>
+      </w:r>
+      <w:r>
+        <w:t xml:space="preserve">as a proxy for samples without soil testing data.)</w:t>
+      </w:r>
+    </w:p>
+    <w:p>
+      <w:pPr>
+        <w:pStyle w:val="BodyText"/>
+      </w:pPr>
+      <w:r>
+        <w:t xml:space="preserve">The following code block opens the</w:t>
+      </w:r>
+      <w:r>
+        <w:t xml:space="preserve"> </w:t>
+      </w:r>
+      <w:r>
+        <w:rPr>
+          <w:rStyle w:val="VerbatimChar"/>
+        </w:rPr>
+        <w:t xml:space="preserve">tidyverse</w:t>
+      </w:r>
+      <w:r>
+        <w:t xml:space="preserve"> </w:t>
+      </w:r>
+      <w:r>
+        <w:t xml:space="preserve">package, then tells R to filter out all samples missing a value for</w:t>
+      </w:r>
+      <w:r>
+        <w:t xml:space="preserve"> </w:t>
+      </w:r>
+      <w:r>
+        <w:t xml:space="preserve">“</w:t>
+      </w:r>
+      <w:r>
+        <w:t xml:space="preserve">As_EPA3051</w:t>
+      </w:r>
+      <w:r>
+        <w:t xml:space="preserve">”</w:t>
+      </w:r>
+      <w:r>
+        <w:t xml:space="preserve"> </w:t>
+      </w:r>
+      <w:r>
+        <w:t xml:space="preserve">(as a proxy for samples without soil testing data) from the</w:t>
+      </w:r>
+      <w:r>
+        <w:t xml:space="preserve"> </w:t>
+      </w:r>
+      <w:r>
+        <w:rPr>
+          <w:rStyle w:val="VerbatimChar"/>
+        </w:rPr>
+        <w:t xml:space="preserve">soil.values</w:t>
+      </w:r>
+      <w:r>
+        <w:t xml:space="preserve"> </w:t>
+      </w:r>
+      <w:r>
+        <w:t xml:space="preserve">object, and finally to save the new, filtered dataset as an object called</w:t>
+      </w:r>
+      <w:r>
+        <w:t xml:space="preserve"> </w:t>
+      </w:r>
+      <w:r>
+        <w:rPr>
+          <w:rStyle w:val="VerbatimChar"/>
+        </w:rPr>
+        <w:t xml:space="preserve">soil.values.clean</w:t>
+      </w:r>
+      <w:r>
+        <w:t xml:space="preserve">.</w:t>
+      </w:r>
+    </w:p>
+    <w:p>
+      <w:pPr>
+        <w:pStyle w:val="BodyText"/>
+      </w:pPr>
+      <w:r>
+        <w:t xml:space="preserve">Great! Now let’s calculate some basic statistics. For example, we might want to know what the mean (average) arsenic concentration is for all the soil samples. We can use a combination of two functions:</w:t>
+      </w:r>
+      <w:r>
+        <w:t xml:space="preserve"> </w:t>
+      </w:r>
+      <w:r>
+        <w:rPr>
+          <w:rStyle w:val="VerbatimChar"/>
+        </w:rPr>
+        <w:t xml:space="preserve">pull()</w:t>
+      </w:r>
+      <w:r>
+        <w:t xml:space="preserve"> </w:t>
+      </w:r>
+      <w:r>
+        <w:t xml:space="preserve">and</w:t>
+      </w:r>
+      <w:r>
+        <w:t xml:space="preserve"> </w:t>
+      </w:r>
+      <w:r>
+        <w:rPr>
+          <w:rStyle w:val="VerbatimChar"/>
+        </w:rPr>
+        <w:t xml:space="preserve">mean()</w:t>
+      </w:r>
+      <w:r>
+        <w:t xml:space="preserve">.</w:t>
+      </w:r>
+      <w:r>
+        <w:t xml:space="preserve"> </w:t>
+      </w:r>
+      <w:r>
+        <w:rPr>
+          <w:rStyle w:val="VerbatimChar"/>
+        </w:rPr>
+        <w:t xml:space="preserve">pull()</w:t>
+      </w:r>
+      <w:r>
+        <w:t xml:space="preserve"> </w:t>
+      </w:r>
+      <w:r>
+        <w:t xml:space="preserve">lets you extract a column from your table for statistical analysis, while</w:t>
+      </w:r>
+      <w:r>
+        <w:t xml:space="preserve"> </w:t>
+      </w:r>
+      <w:r>
+        <w:rPr>
+          <w:rStyle w:val="VerbatimChar"/>
+        </w:rPr>
+        <w:t xml:space="preserve">mean()</w:t>
+      </w:r>
+      <w:r>
+        <w:t xml:space="preserve"> </w:t>
+      </w:r>
+      <w:r>
+        <w:t xml:space="preserve">calculates the average value for the extracted column.</w:t>
+      </w:r>
+    </w:p>
+    <w:p>
+      <w:pPr>
+        <w:pStyle w:val="BodyText"/>
+      </w:pPr>
+      <w:r>
+        <w:t xml:space="preserve">This command follows the code structure:</w:t>
+      </w:r>
+    </w:p>
+    <w:p>
+      <w:pPr>
+        <w:pStyle w:val="BodyText"/>
+      </w:pPr>
+      <w:r>
+        <w:t xml:space="preserve">object_name %&gt;% pull(column_name) %&gt;% mean()</w:t>
+      </w:r>
+    </w:p>
+    <w:p>
+      <w:pPr>
+        <w:pStyle w:val="BodyText"/>
+      </w:pPr>
+      <w:r>
+        <w:t xml:space="preserve">For this chunk of code, R will calculate the mean for the AS_EPA3051 values in the</w:t>
+      </w:r>
+      <w:r>
+        <w:t xml:space="preserve"> </w:t>
+      </w:r>
+      <w:r>
+        <w:rPr>
+          <w:rStyle w:val="VerbatimChar"/>
+        </w:rPr>
+        <w:t xml:space="preserve">soil.values.clean</w:t>
+      </w:r>
+      <w:r>
+        <w:t xml:space="preserve"> </w:t>
+      </w:r>
+      <w:r>
+        <w:t xml:space="preserve">dataset. Because we have not used the</w:t>
+      </w:r>
+      <w:r>
+        <w:t xml:space="preserve"> </w:t>
+      </w:r>
+      <w:r>
+        <w:rPr>
+          <w:rStyle w:val="VerbatimChar"/>
+        </w:rPr>
+        <w:t xml:space="preserve">&lt;-</w:t>
+      </w:r>
+      <w:r>
+        <w:t xml:space="preserve"> </w:t>
+      </w:r>
+      <w:r>
+        <w:t xml:space="preserve">to save the mean in a new object, R will simply display the mean.</w:t>
+      </w:r>
+    </w:p>
+    <w:p>
+      <w:pPr>
+        <w:pStyle w:val="BodyText"/>
+      </w:pPr>
+      <w:r>
+        <w:t xml:space="preserve">[1] 5.10875</w:t>
+      </w:r>
+    </w:p>
+    <w:p>
+      <w:pPr>
+        <w:pStyle w:val="BodyText"/>
+      </w:pPr>
+      <w:r>
+        <w:t xml:space="preserve">We can run similar commands to calculate the standard deviation (</w:t>
+      </w:r>
+      <w:r>
+        <w:rPr>
+          <w:rStyle w:val="VerbatimChar"/>
+        </w:rPr>
+        <w:t xml:space="preserve">sd</w:t>
+      </w:r>
+      <w:r>
+        <w:t xml:space="preserve">),</w:t>
+      </w:r>
+      <w:r>
+        <w:t xml:space="preserve"> </w:t>
+      </w:r>
+      <w:r>
+        <w:t xml:space="preserve">minimum (</w:t>
+      </w:r>
+      <w:r>
+        <w:rPr>
+          <w:rStyle w:val="VerbatimChar"/>
+        </w:rPr>
+        <w:t xml:space="preserve">min</w:t>
+      </w:r>
+      <w:r>
+        <w:t xml:space="preserve">), and maximum (</w:t>
+      </w:r>
+      <w:r>
+        <w:rPr>
+          <w:rStyle w:val="VerbatimChar"/>
+        </w:rPr>
+        <w:t xml:space="preserve">max</w:t>
+      </w:r>
+      <w:r>
+        <w:t xml:space="preserve">) for the soil arsenic values.</w:t>
+      </w:r>
+    </w:p>
+    <w:p>
+      <w:pPr>
+        <w:pStyle w:val="BodyText"/>
+      </w:pPr>
+      <w:r>
+        <w:t xml:space="preserve">[1] 5.606926</w:t>
+      </w:r>
+      <w:r>
+        <w:t xml:space="preserve"> </w:t>
+      </w:r>
+      <w:r>
+        <w:t xml:space="preserve">[1] 0</w:t>
+      </w:r>
+      <w:r>
+        <w:t xml:space="preserve"> </w:t>
+      </w:r>
+      <w:r>
+        <w:t xml:space="preserve">[1] 27.3</w:t>
+      </w:r>
+      <w:r>
+        <w:t xml:space="preserve"> </w:t>
+      </w:r>
+      <w:r>
+        <w:t xml:space="preserve">The soil testing dataset contains samples from multiple geographic regions, so maybe it’s more meaningful to find out what the average arsenic values are for each region. However, first we need to grab a new dataset from the</w:t>
+      </w:r>
+      <w:r>
+        <w:t xml:space="preserve"> </w:t>
+      </w:r>
+      <w:r>
+        <w:rPr>
+          <w:rStyle w:val="VerbatimChar"/>
+        </w:rPr>
+        <w:t xml:space="preserve">BioDIGSData</w:t>
+      </w:r>
+      <w:r>
+        <w:t xml:space="preserve"> </w:t>
+      </w:r>
+      <w:r>
+        <w:t xml:space="preserve">package that tells us the geographic regions of each sample.</w:t>
+      </w:r>
+    </w:p>
+    <w:p>
+      <w:pPr>
+        <w:pStyle w:val="BodyText"/>
+      </w:pPr>
+      <w:r>
+        <w:t xml:space="preserve">Let’s open</w:t>
+      </w:r>
+      <w:r>
+        <w:t xml:space="preserve"> </w:t>
+      </w:r>
+      <w:r>
+        <w:rPr>
+          <w:rStyle w:val="VerbatimChar"/>
+        </w:rPr>
+        <w:t xml:space="preserve">BioDIGS_metadata</w:t>
+      </w:r>
+      <w:r>
+        <w:t xml:space="preserve">, save it as</w:t>
+      </w:r>
+      <w:r>
+        <w:t xml:space="preserve"> </w:t>
+      </w:r>
+      <w:r>
+        <w:rPr>
+          <w:rStyle w:val="VerbatimChar"/>
+        </w:rPr>
+        <w:t xml:space="preserve">soil.meta</w:t>
+      </w:r>
+      <w:r>
+        <w:t xml:space="preserve">, and look at it.</w:t>
       </w:r>
     </w:p>
     <w:p>
@@ -4735,18 +6318,18 @@
           <wp:inline>
             <wp:extent cx="5334000" cy="3000375"/>
             <wp:effectExtent b="0" l="0" r="0" t="0"/>
-            <wp:docPr descr="" title="" id="154" name="Picture"/>
+            <wp:docPr descr="" title="" id="160" name="Picture"/>
             <a:graphic>
               <a:graphicData uri="http://schemas.openxmlformats.org/drawingml/2006/picture">
                 <pic:pic>
                   <pic:nvPicPr>
-                    <pic:cNvPr descr="resources/images/09-student_guide_files/figure-docx//1u2CIcN2AxprMbWLzAldr_V-njdvjCS8HLYjvuy6jmfs_g33497bd5a49_0_15.png" id="155" name="Picture"/>
+                    <pic:cNvPr descr="09-student_guide_files/figure-docx//1u2CIcN2AxprMbWLzAldr_V-njdvjCS8HLYjvuy6jmfs_g33497bd5a49_0_21.png" id="161" name="Picture"/>
                     <pic:cNvPicPr>
                       <a:picLocks noChangeArrowheads="1" noChangeAspect="1"/>
                     </pic:cNvPicPr>
                   </pic:nvPicPr>
                   <pic:blipFill>
-                    <a:blip r:embed="rId153"/>
+                    <a:blip r:embed="rId159"/>
                     <a:stretch>
                       <a:fillRect/>
                     </a:stretch>
@@ -4775,571 +6358,85 @@
     </w:p>
     <w:p>
       <w:pPr>
-        <w:numPr>
-          <w:ilvl w:val="0"/>
-          <w:numId w:val="1012"/>
-        </w:numPr>
-        <w:pStyle w:val="Compact"/>
-      </w:pPr>
-      <w:r>
-        <w:rPr>
-          <w:bCs/>
-          <w:b/>
-        </w:rPr>
-        <w:t xml:space="preserve">collection_date</w:t>
-      </w:r>
-      <w:r>
-        <w:t xml:space="preserve">: Date sample was collected (soil was removed from a site).</w:t>
-      </w:r>
-    </w:p>
-    <w:p>
-      <w:pPr>
-        <w:numPr>
-          <w:ilvl w:val="0"/>
-          <w:numId w:val="1012"/>
-        </w:numPr>
-        <w:pStyle w:val="Compact"/>
-      </w:pPr>
-      <w:r>
-        <w:rPr>
-          <w:bCs/>
-          <w:b/>
+        <w:pStyle w:val="BodyText"/>
+      </w:pPr>
+      <w:r>
+        <w:t xml:space="preserve">The metadata (or, data about the samples) contains information stored as 7 different variables. We can see that this dataset contains a variable called</w:t>
+      </w:r>
+      <w:r>
+        <w:t xml:space="preserve"> </w:t>
+      </w:r>
+      <w:r>
+        <w:rPr>
+          <w:rStyle w:val="VerbatimChar"/>
         </w:rPr>
         <w:t xml:space="preserve">site_id</w:t>
       </w:r>
       <w:r>
-        <w:t xml:space="preserve">: Unique letter and number site name. Check BioDIGS_metadata() for GPS coordinates, origin, and more.</w:t>
-      </w:r>
-    </w:p>
-    <w:p>
-      <w:pPr>
-        <w:numPr>
-          <w:ilvl w:val="0"/>
-          <w:numId w:val="1012"/>
-        </w:numPr>
-        <w:pStyle w:val="Compact"/>
-      </w:pPr>
-      <w:r>
-        <w:rPr>
-          <w:bCs/>
-          <w:b/>
-        </w:rPr>
-        <w:t xml:space="preserve">sample_id</w:t>
-      </w:r>
-      <w:r>
-        <w:t xml:space="preserve">: Unique sequencing sample identifier.</w:t>
-      </w:r>
-    </w:p>
-    <w:p>
-      <w:pPr>
-        <w:numPr>
-          <w:ilvl w:val="0"/>
-          <w:numId w:val="1012"/>
-        </w:numPr>
-        <w:pStyle w:val="Compact"/>
-      </w:pPr>
-      <w:r>
-        <w:rPr>
-          <w:bCs/>
-          <w:b/>
-        </w:rPr>
-        <w:t xml:space="preserve">site_name_rep_detail</w:t>
-      </w:r>
-      <w:r>
-        <w:t xml:space="preserve">: Detailed label for the sample, intended to help disambiguate in case of confusion.</w:t>
-      </w:r>
-    </w:p>
-    <w:p>
-      <w:pPr>
-        <w:numPr>
-          <w:ilvl w:val="0"/>
-          <w:numId w:val="1012"/>
-        </w:numPr>
-        <w:pStyle w:val="Compact"/>
-      </w:pPr>
-      <w:r>
-        <w:rPr>
-          <w:bCs/>
-          <w:b/>
-        </w:rPr>
-        <w:t xml:space="preserve">As_EPA3051</w:t>
-      </w:r>
-      <w:r>
-        <w:t xml:space="preserve">: Arsenic (mg/kg), EPA Method 3051A. Quantities &lt; 3.0 are not detectable.</w:t>
-      </w:r>
-    </w:p>
-    <w:p>
-      <w:pPr>
-        <w:numPr>
-          <w:ilvl w:val="0"/>
-          <w:numId w:val="1012"/>
-        </w:numPr>
-        <w:pStyle w:val="Compact"/>
-      </w:pPr>
-      <w:r>
-        <w:rPr>
-          <w:bCs/>
-          <w:b/>
-        </w:rPr>
-        <w:t xml:space="preserve">Cd_EPA3051</w:t>
-      </w:r>
-      <w:r>
-        <w:t xml:space="preserve">: Cadmium (mg/kg), EPA Method 3051A. Quantities &lt; 0.2 are not detectable.</w:t>
-      </w:r>
-    </w:p>
-    <w:p>
-      <w:pPr>
-        <w:numPr>
-          <w:ilvl w:val="0"/>
-          <w:numId w:val="1012"/>
-        </w:numPr>
-        <w:pStyle w:val="Compact"/>
-      </w:pPr>
-      <w:r>
-        <w:rPr>
-          <w:bCs/>
-          <w:b/>
-        </w:rPr>
-        <w:t xml:space="preserve">Cr_EPA3051</w:t>
-      </w:r>
-      <w:r>
-        <w:t xml:space="preserve">: Chromium (mg/kg), EPA Method 3051A</w:t>
-      </w:r>
-    </w:p>
-    <w:p>
-      <w:pPr>
-        <w:numPr>
-          <w:ilvl w:val="0"/>
-          <w:numId w:val="1012"/>
-        </w:numPr>
-        <w:pStyle w:val="Compact"/>
-      </w:pPr>
-      <w:r>
-        <w:rPr>
-          <w:bCs/>
-          <w:b/>
-        </w:rPr>
-        <w:t xml:space="preserve">Cu_EPA3051</w:t>
-      </w:r>
-      <w:r>
-        <w:t xml:space="preserve">: Copper (mg/kg), EPA Method 3051A</w:t>
-      </w:r>
-    </w:p>
-    <w:p>
-      <w:pPr>
-        <w:numPr>
-          <w:ilvl w:val="0"/>
-          <w:numId w:val="1012"/>
-        </w:numPr>
-        <w:pStyle w:val="Compact"/>
-      </w:pPr>
-      <w:r>
-        <w:rPr>
-          <w:bCs/>
-          <w:b/>
-        </w:rPr>
-        <w:t xml:space="preserve">Ni_EPA3051</w:t>
-      </w:r>
-      <w:r>
-        <w:t xml:space="preserve">: Nickel (mg/kg), EPA Method 3051A</w:t>
-      </w:r>
-    </w:p>
-    <w:p>
-      <w:pPr>
-        <w:numPr>
-          <w:ilvl w:val="0"/>
-          <w:numId w:val="1012"/>
-        </w:numPr>
-        <w:pStyle w:val="Compact"/>
-      </w:pPr>
-      <w:r>
-        <w:rPr>
-          <w:bCs/>
-          <w:b/>
-        </w:rPr>
-        <w:t xml:space="preserve">Pb_EPA3051</w:t>
-      </w:r>
-      <w:r>
-        <w:t xml:space="preserve">: Lead (mg/kg), EPA Method 3051A</w:t>
-      </w:r>
-    </w:p>
-    <w:p>
-      <w:pPr>
-        <w:numPr>
-          <w:ilvl w:val="0"/>
-          <w:numId w:val="1012"/>
-        </w:numPr>
-        <w:pStyle w:val="Compact"/>
-      </w:pPr>
-      <w:r>
-        <w:rPr>
-          <w:bCs/>
-          <w:b/>
-        </w:rPr>
-        <w:t xml:space="preserve">Zn_EPA3051</w:t>
-      </w:r>
-      <w:r>
-        <w:t xml:space="preserve">: Zinc (mg/kg), EPA Method 3051A</w:t>
-      </w:r>
-    </w:p>
-    <w:p>
-      <w:pPr>
-        <w:numPr>
-          <w:ilvl w:val="0"/>
-          <w:numId w:val="1012"/>
-        </w:numPr>
-        <w:pStyle w:val="Compact"/>
-      </w:pPr>
-      <w:r>
-        <w:rPr>
-          <w:bCs/>
-          <w:b/>
-        </w:rPr>
-        <w:t xml:space="preserve">water_pH</w:t>
-      </w:r>
-      <w:r>
-        <w:t xml:space="preserve">: Water pH</w:t>
-      </w:r>
-    </w:p>
-    <w:p>
-      <w:pPr>
-        <w:numPr>
-          <w:ilvl w:val="0"/>
-          <w:numId w:val="1012"/>
-        </w:numPr>
-        <w:pStyle w:val="Compact"/>
-      </w:pPr>
-      <w:r>
-        <w:rPr>
-          <w:bCs/>
-          <w:b/>
-        </w:rPr>
-        <w:t xml:space="preserve">OM_by_LOI_pct</w:t>
-      </w:r>
-      <w:r>
-        <w:t xml:space="preserve">: Organic Matter by Loss on Ignition</w:t>
-      </w:r>
-    </w:p>
-    <w:p>
-      <w:pPr>
-        <w:numPr>
-          <w:ilvl w:val="0"/>
-          <w:numId w:val="1012"/>
-        </w:numPr>
-        <w:pStyle w:val="Compact"/>
-      </w:pPr>
-      <w:r>
-        <w:rPr>
-          <w:bCs/>
-          <w:b/>
-        </w:rPr>
-        <w:t xml:space="preserve">P_Mehlich3</w:t>
-      </w:r>
-      <w:r>
-        <w:t xml:space="preserve">: Phosphorus (mg/kg), using the Mehlich 3 soil test extractant</w:t>
-      </w:r>
-    </w:p>
-    <w:p>
-      <w:pPr>
-        <w:numPr>
-          <w:ilvl w:val="0"/>
-          <w:numId w:val="1012"/>
-        </w:numPr>
-        <w:pStyle w:val="Compact"/>
-      </w:pPr>
-      <w:r>
-        <w:rPr>
-          <w:bCs/>
-          <w:b/>
-        </w:rPr>
-        <w:t xml:space="preserve">K_Mehlich3</w:t>
-      </w:r>
-      <w:r>
-        <w:t xml:space="preserve">: Potassium (mg/kg), using the Mehlich 3 soil test extractant</w:t>
-      </w:r>
-    </w:p>
-    <w:p>
-      <w:pPr>
-        <w:numPr>
-          <w:ilvl w:val="0"/>
-          <w:numId w:val="1012"/>
-        </w:numPr>
-        <w:pStyle w:val="Compact"/>
-      </w:pPr>
-      <w:r>
-        <w:rPr>
-          <w:bCs/>
-          <w:b/>
-        </w:rPr>
-        <w:t xml:space="preserve">Ca_Mehlich3</w:t>
-      </w:r>
-      <w:r>
-        <w:t xml:space="preserve">: Calcium (mg/kg), using the Mehlich 3 soil test extractant</w:t>
-      </w:r>
-    </w:p>
-    <w:p>
-      <w:pPr>
-        <w:numPr>
-          <w:ilvl w:val="0"/>
-          <w:numId w:val="1012"/>
-        </w:numPr>
-        <w:pStyle w:val="Compact"/>
-      </w:pPr>
-      <w:r>
-        <w:rPr>
-          <w:bCs/>
-          <w:b/>
-        </w:rPr>
-        <w:t xml:space="preserve">Mg_Mehlich3</w:t>
-      </w:r>
-      <w:r>
-        <w:t xml:space="preserve">: Magnesium (mg/kg), using the Mehlich 3 soil test extractant</w:t>
-      </w:r>
-    </w:p>
-    <w:p>
-      <w:pPr>
-        <w:numPr>
-          <w:ilvl w:val="0"/>
-          <w:numId w:val="1012"/>
-        </w:numPr>
-        <w:pStyle w:val="Compact"/>
-      </w:pPr>
-      <w:r>
-        <w:rPr>
-          <w:bCs/>
-          <w:b/>
-        </w:rPr>
-        <w:t xml:space="preserve">Mn_Mehlich3</w:t>
-      </w:r>
-      <w:r>
-        <w:t xml:space="preserve">: Manganese (mg/kg), using the Mehlich 3 soil test extractant</w:t>
-      </w:r>
-    </w:p>
-    <w:p>
-      <w:pPr>
-        <w:numPr>
-          <w:ilvl w:val="0"/>
-          <w:numId w:val="1012"/>
-        </w:numPr>
-        <w:pStyle w:val="Compact"/>
-      </w:pPr>
-      <w:r>
-        <w:rPr>
-          <w:bCs/>
-          <w:b/>
-        </w:rPr>
-        <w:t xml:space="preserve">Zn_Mehlich3</w:t>
-      </w:r>
-      <w:r>
-        <w:t xml:space="preserve">: Zinc (mg/kg), using the Mehlich 3 soil test extractant</w:t>
-      </w:r>
-    </w:p>
-    <w:p>
-      <w:pPr>
-        <w:numPr>
-          <w:ilvl w:val="0"/>
-          <w:numId w:val="1012"/>
-        </w:numPr>
-        <w:pStyle w:val="Compact"/>
-      </w:pPr>
-      <w:r>
-        <w:rPr>
-          <w:bCs/>
-          <w:b/>
-        </w:rPr>
-        <w:t xml:space="preserve">Cu_Mehlich3</w:t>
-      </w:r>
-      <w:r>
-        <w:t xml:space="preserve">: Copper (mg/kg), using the Mehlich 3 soil test extractant</w:t>
-      </w:r>
-    </w:p>
-    <w:p>
-      <w:pPr>
-        <w:numPr>
-          <w:ilvl w:val="0"/>
-          <w:numId w:val="1012"/>
-        </w:numPr>
-        <w:pStyle w:val="Compact"/>
-      </w:pPr>
-      <w:r>
-        <w:rPr>
-          <w:bCs/>
-          <w:b/>
-        </w:rPr>
-        <w:t xml:space="preserve">Fe_Mehlich3</w:t>
-      </w:r>
-      <w:r>
-        <w:t xml:space="preserve">: Iron (mg/kg), using the Mehlich 3 soil test extractant</w:t>
-      </w:r>
-    </w:p>
-    <w:p>
-      <w:pPr>
-        <w:numPr>
-          <w:ilvl w:val="0"/>
-          <w:numId w:val="1012"/>
-        </w:numPr>
-        <w:pStyle w:val="Compact"/>
-      </w:pPr>
-      <w:r>
-        <w:rPr>
-          <w:bCs/>
-          <w:b/>
-        </w:rPr>
-        <w:t xml:space="preserve">B_Mehlich3</w:t>
-      </w:r>
-      <w:r>
-        <w:t xml:space="preserve">: Boron (mg/kg), using the Mehlich 3 soil test extractant</w:t>
-      </w:r>
-    </w:p>
-    <w:p>
-      <w:pPr>
-        <w:numPr>
-          <w:ilvl w:val="0"/>
-          <w:numId w:val="1012"/>
-        </w:numPr>
-        <w:pStyle w:val="Compact"/>
-      </w:pPr>
-      <w:r>
-        <w:rPr>
-          <w:bCs/>
-          <w:b/>
-        </w:rPr>
-        <w:t xml:space="preserve">S_Mehlich3</w:t>
-      </w:r>
-      <w:r>
-        <w:t xml:space="preserve">: Sulfur (mg/kg), using the Mehlich 3 soil test extractant</w:t>
-      </w:r>
-    </w:p>
-    <w:p>
-      <w:pPr>
-        <w:numPr>
-          <w:ilvl w:val="0"/>
-          <w:numId w:val="1012"/>
-        </w:numPr>
-        <w:pStyle w:val="Compact"/>
-      </w:pPr>
-      <w:r>
-        <w:rPr>
-          <w:bCs/>
-          <w:b/>
-        </w:rPr>
-        <w:t xml:space="preserve">Na_Mehlich3</w:t>
-      </w:r>
-      <w:r>
-        <w:t xml:space="preserve">: Sodium (mg/kg), using the Mehlich 3 soil test extractant</w:t>
-      </w:r>
-    </w:p>
-    <w:p>
-      <w:pPr>
-        <w:numPr>
-          <w:ilvl w:val="0"/>
-          <w:numId w:val="1012"/>
-        </w:numPr>
-        <w:pStyle w:val="Compact"/>
-      </w:pPr>
-      <w:r>
-        <w:rPr>
-          <w:bCs/>
-          <w:b/>
-        </w:rPr>
-        <w:t xml:space="preserve">Al_Mehlich3</w:t>
-      </w:r>
-      <w:r>
-        <w:t xml:space="preserve">: Aluminum (mg/kg), using the Mehlich 3 soil test extractant</w:t>
-      </w:r>
-    </w:p>
-    <w:p>
-      <w:pPr>
-        <w:numPr>
-          <w:ilvl w:val="0"/>
-          <w:numId w:val="1012"/>
-        </w:numPr>
-        <w:pStyle w:val="Compact"/>
-      </w:pPr>
-      <w:r>
-        <w:rPr>
-          <w:bCs/>
-          <w:b/>
-        </w:rPr>
-        <w:t xml:space="preserve">Est_CEC</w:t>
-      </w:r>
-      <w:r>
-        <w:t xml:space="preserve">: Cation Exchange Capacity (meq/100g) at pH 7.0 (CEC)</w:t>
-      </w:r>
-    </w:p>
-    <w:p>
-      <w:pPr>
-        <w:numPr>
-          <w:ilvl w:val="0"/>
-          <w:numId w:val="1012"/>
-        </w:numPr>
-        <w:pStyle w:val="Compact"/>
-      </w:pPr>
-      <w:r>
-        <w:rPr>
-          <w:bCs/>
-          <w:b/>
-        </w:rPr>
-        <w:t xml:space="preserve">Base_Sat_pct</w:t>
-      </w:r>
-      <w:r>
-        <w:t xml:space="preserve">: Base saturation (BS). This represents the percentage of CEC occupied by bases (Ca2+, Mg2+, K+, and Na+). The %BS increases with increasing soil pH (Figure 5). The availability of Ca2+, Mg2+, and K+ increases with increasing %BS.</w:t>
-      </w:r>
-    </w:p>
-    <w:p>
-      <w:pPr>
-        <w:numPr>
-          <w:ilvl w:val="0"/>
-          <w:numId w:val="1012"/>
-        </w:numPr>
-        <w:pStyle w:val="Compact"/>
-      </w:pPr>
-      <w:r>
-        <w:rPr>
-          <w:bCs/>
-          <w:b/>
-        </w:rPr>
-        <w:t xml:space="preserve">P_Sat_ratio</w:t>
-      </w:r>
-      <w:r>
-        <w:t xml:space="preserve">: Phosphorus saturation ratio. This is the ratio between the amount of phosphorus present in the soil and the total capacity of that soil to retain phosphorus. The ability of phosphorus to be bound in the soil is primary a function of iron (Fe) and aluminum (Al) content in that soil.</w:t>
-      </w:r>
-    </w:p>
-    <w:p>
-      <w:pPr>
-        <w:pStyle w:val="FirstParagraph"/>
-      </w:pPr>
-      <w:r>
-        <w:t xml:space="preserve">Using the data dictionary, we find that the values in column</w:t>
-      </w:r>
-      <w:r>
-        <w:t xml:space="preserve"> </w:t>
-      </w:r>
-      <w:r>
-        <w:rPr>
-          <w:rStyle w:val="VerbatimChar"/>
-        </w:rPr>
-        <w:t xml:space="preserve">As_EPA3051</w:t>
-      </w:r>
-      <w:r>
-        <w:t xml:space="preserve"> </w:t>
-      </w:r>
-      <w:r>
-        <w:t xml:space="preserve">give us the arsenic concentration in mg/kg of each soil sample, as determined by</w:t>
-      </w:r>
-      <w:r>
-        <w:t xml:space="preserve"> </w:t>
-      </w:r>
-      <w:hyperlink r:id="rId156">
-        <w:r>
-          <w:rPr>
-            <w:rStyle w:val="Hyperlink"/>
-          </w:rPr>
-          <w:t xml:space="preserve">EPA Method 3051A</w:t>
-        </w:r>
-      </w:hyperlink>
-      <w:r>
-        <w:t xml:space="preserve">. This method uses a combination of heat and acid to extract specific elements (like arsenic, cadmium, chromium, copper, nickel, lead, and zinc) from soil samples.</w:t>
+        <w:t xml:space="preserve"> </w:t>
+      </w:r>
+      <w:r>
+        <w:t xml:space="preserve">that matches a column in the</w:t>
+      </w:r>
+      <w:r>
+        <w:t xml:space="preserve"> </w:t>
+      </w:r>
+      <w:r>
+        <w:rPr>
+          <w:rStyle w:val="VerbatimChar"/>
+        </w:rPr>
+        <w:t xml:space="preserve">soil.values</w:t>
+      </w:r>
+      <w:r>
+        <w:t xml:space="preserve"> </w:t>
+      </w:r>
+      <w:r>
+        <w:t xml:space="preserve">and</w:t>
+      </w:r>
+      <w:r>
+        <w:t xml:space="preserve"> </w:t>
+      </w:r>
+      <w:r>
+        <w:rPr>
+          <w:rStyle w:val="VerbatimChar"/>
+        </w:rPr>
+        <w:t xml:space="preserve">soil.values.clean</w:t>
+      </w:r>
+      <w:r>
+        <w:t xml:space="preserve"> </w:t>
+      </w:r>
+      <w:r>
+        <w:t xml:space="preserve">datasets. This is important! Using this variable, we can combine the</w:t>
+      </w:r>
+      <w:r>
+        <w:t xml:space="preserve"> </w:t>
+      </w:r>
+      <w:r>
+        <w:rPr>
+          <w:rStyle w:val="VerbatimChar"/>
+        </w:rPr>
+        <w:t xml:space="preserve">soil.values.clean</w:t>
+      </w:r>
+      <w:r>
+        <w:t xml:space="preserve"> </w:t>
+      </w:r>
+      <w:r>
+        <w:t xml:space="preserve">and</w:t>
+      </w:r>
+      <w:r>
+        <w:t xml:space="preserve"> </w:t>
+      </w:r>
+      <w:r>
+        <w:rPr>
+          <w:rStyle w:val="VerbatimChar"/>
+        </w:rPr>
+        <w:t xml:space="preserve">soil.meta</w:t>
+      </w:r>
+      <w:r>
+        <w:t xml:space="preserve"> </w:t>
+      </w:r>
+      <w:r>
+        <w:t xml:space="preserve">into a single dataset.</w:t>
       </w:r>
     </w:p>
     <w:p>
@@ -5347,7 +6444,7 @@
         <w:pStyle w:val="BodyText"/>
       </w:pPr>
       <w:r>
-        <w:t xml:space="preserve">While arsenic can occur naturally in soils, higher levels suggest the soil may have been contaminated by mining, hazardous waste, or pesticide application. Arsenic is toxic to humans.</w:t>
+        <w:t xml:space="preserve">The command for combining the datasets follows the code structure:</w:t>
       </w:r>
     </w:p>
     <w:p>
@@ -5355,95 +6452,7 @@
         <w:pStyle w:val="BodyText"/>
       </w:pPr>
       <w:r>
-        <w:t xml:space="preserve">QUESTIONS:</w:t>
-      </w:r>
-    </w:p>
-    <w:p>
-      <w:pPr>
-        <w:numPr>
-          <w:ilvl w:val="0"/>
-          <w:numId w:val="1013"/>
-        </w:numPr>
-      </w:pPr>
-      <w:r>
-        <w:t xml:space="preserve">What data is found in the column labeled</w:t>
-      </w:r>
-      <w:r>
-        <w:t xml:space="preserve"> </w:t>
-      </w:r>
-      <w:r>
-        <w:t xml:space="preserve">“</w:t>
-      </w:r>
-      <w:r>
-        <w:t xml:space="preserve">Fe_Mehlich3</w:t>
-      </w:r>
-      <w:r>
-        <w:t xml:space="preserve">”</w:t>
-      </w:r>
-      <w:r>
-        <w:t xml:space="preserve">? Why would we be interested how much of this is in the soil? (You may have to search the internet for this answer.)</w:t>
-      </w:r>
-    </w:p>
-    <w:p>
-      <w:pPr>
-        <w:numPr>
-          <w:ilvl w:val="0"/>
-          <w:numId w:val="1013"/>
-        </w:numPr>
-      </w:pPr>
-      <w:r>
-        <w:t xml:space="preserve">What data is found in the column labeled</w:t>
-      </w:r>
-      <w:r>
-        <w:t xml:space="preserve"> </w:t>
-      </w:r>
-      <w:r>
-        <w:t xml:space="preserve">“</w:t>
-      </w:r>
-      <w:r>
-        <w:t xml:space="preserve">Base_Sat_pct</w:t>
-      </w:r>
-      <w:r>
-        <w:t xml:space="preserve">”</w:t>
-      </w:r>
-      <w:r>
-        <w:t xml:space="preserve">? What does this variable tell us about the soil?</w:t>
-      </w:r>
-    </w:p>
-    <w:p>
-      <w:pPr>
-        <w:pStyle w:val="FirstParagraph"/>
-      </w:pPr>
-      <w:r>
-        <w:t xml:space="preserve">You may notice that some cells in the</w:t>
-      </w:r>
-      <w:r>
-        <w:t xml:space="preserve"> </w:t>
-      </w:r>
-      <w:r>
-        <w:rPr>
-          <w:rStyle w:val="VerbatimChar"/>
-        </w:rPr>
-        <w:t xml:space="preserve">soil.values</w:t>
-      </w:r>
-      <w:r>
-        <w:t xml:space="preserve"> </w:t>
-      </w:r>
-      <w:r>
-        <w:t xml:space="preserve">table contain</w:t>
-      </w:r>
-      <w:r>
-        <w:t xml:space="preserve"> </w:t>
-      </w:r>
-      <w:r>
-        <w:rPr>
-          <w:iCs/>
-          <w:i/>
-        </w:rPr>
-        <w:t xml:space="preserve">NA</w:t>
-      </w:r>
-      <w:r>
-        <w:t xml:space="preserve">. This just means that the soil testing data for that sample isn’t available yet. We’ll take care of those values in the next part.</w:t>
+        <w:t xml:space="preserve">combined_dataset_name &lt;- first_dataset %&gt;% inner_join(second_dataset, by = column_name_in_common)</w:t>
       </w:r>
     </w:p>
     <w:p>
@@ -5451,195 +6460,6 @@
         <w:pStyle w:val="BodyText"/>
       </w:pPr>
       <w:r>
-        <w:t xml:space="preserve">QUESTIONS:</w:t>
-      </w:r>
-    </w:p>
-    <w:p>
-      <w:pPr>
-        <w:numPr>
-          <w:ilvl w:val="0"/>
-          <w:numId w:val="1014"/>
-        </w:numPr>
-      </w:pPr>
-      <w:r>
-        <w:t xml:space="preserve">How many observations are in the soil testing values dataset that you loaded? What do each of these observations refer to?</w:t>
-      </w:r>
-    </w:p>
-    <w:p>
-      <w:pPr>
-        <w:numPr>
-          <w:ilvl w:val="0"/>
-          <w:numId w:val="1014"/>
-        </w:numPr>
-      </w:pPr>
-      <w:r>
-        <w:t xml:space="preserve">How many different soil characteristics are in the dataset? How can you tell?</w:t>
-      </w:r>
-    </w:p>
-    <w:bookmarkEnd w:id="157"/>
-    <w:bookmarkStart w:id="163" w:name="part-2.-summarizing-with-statistics"/>
-    <w:p>
-      <w:pPr>
-        <w:pStyle w:val="Heading1"/>
-      </w:pPr>
-      <w:r>
-        <w:rPr>
-          <w:rStyle w:val="SectionNumber"/>
-        </w:rPr>
-        <w:t xml:space="preserve">4</w:t>
-      </w:r>
-      <w:r>
-        <w:tab/>
-      </w:r>
-      <w:r>
-        <w:t xml:space="preserve">Part 2. Summarizing with Statistics</w:t>
-      </w:r>
-    </w:p>
-    <w:p>
-      <w:pPr>
-        <w:pStyle w:val="FirstParagraph"/>
-      </w:pPr>
-      <w:r>
-        <w:t xml:space="preserve">Now that we have the dataset loaded, let’s explore the data in more depth.</w:t>
-      </w:r>
-    </w:p>
-    <w:p>
-      <w:pPr>
-        <w:pStyle w:val="BodyText"/>
-      </w:pPr>
-      <w:r>
-        <w:t xml:space="preserve">First, we should remove those samples that don’t have soil testing data yet. We</w:t>
-      </w:r>
-      <w:r>
-        <w:t xml:space="preserve"> </w:t>
-      </w:r>
-      <w:r>
-        <w:rPr>
-          <w:iCs/>
-          <w:i/>
-        </w:rPr>
-        <w:t xml:space="preserve">could</w:t>
-      </w:r>
-      <w:r>
-        <w:t xml:space="preserve"> </w:t>
-      </w:r>
-      <w:r>
-        <w:t xml:space="preserve">keep them in the dataset, but removing them at this stage will make the analysis a little cleaner. In this case, as we know the reason the data are missing (and that reason will not skew our analysis), we can safely remove these samples. This will</w:t>
-      </w:r>
-      <w:r>
-        <w:t xml:space="preserve"> </w:t>
-      </w:r>
-      <w:r>
-        <w:rPr>
-          <w:iCs/>
-          <w:i/>
-        </w:rPr>
-        <w:t xml:space="preserve">not</w:t>
-      </w:r>
-      <w:r>
-        <w:t xml:space="preserve"> </w:t>
-      </w:r>
-      <w:r>
-        <w:t xml:space="preserve">be the case for every data analysis.</w:t>
-      </w:r>
-    </w:p>
-    <w:p>
-      <w:pPr>
-        <w:pStyle w:val="BodyText"/>
-      </w:pPr>
-      <w:r>
-        <w:t xml:space="preserve">We can remove the unanalyzed samples using the</w:t>
-      </w:r>
-      <w:r>
-        <w:t xml:space="preserve"> </w:t>
-      </w:r>
-      <w:r>
-        <w:rPr>
-          <w:rStyle w:val="VerbatimChar"/>
-        </w:rPr>
-        <w:t xml:space="preserve">drop_na()</w:t>
-      </w:r>
-      <w:r>
-        <w:t xml:space="preserve"> </w:t>
-      </w:r>
-      <w:r>
-        <w:t xml:space="preserve">function from the</w:t>
-      </w:r>
-      <w:r>
-        <w:t xml:space="preserve"> </w:t>
-      </w:r>
-      <w:r>
-        <w:rPr>
-          <w:rStyle w:val="VerbatimChar"/>
-        </w:rPr>
-        <w:t xml:space="preserve">tidyverse</w:t>
-      </w:r>
-      <w:r>
-        <w:t xml:space="preserve"> </w:t>
-      </w:r>
-      <w:r>
-        <w:t xml:space="preserve">package. The</w:t>
-      </w:r>
-      <w:r>
-        <w:t xml:space="preserve"> </w:t>
-      </w:r>
-      <w:r>
-        <w:rPr>
-          <w:rStyle w:val="VerbatimChar"/>
-        </w:rPr>
-        <w:t xml:space="preserve">tidyverse</w:t>
-      </w:r>
-      <w:r>
-        <w:t xml:space="preserve"> </w:t>
-      </w:r>
-      <w:r>
-        <w:t xml:space="preserve">package is a collection of code that makes organizing data tables (also known as data wrangling) easy in R. The</w:t>
-      </w:r>
-      <w:r>
-        <w:t xml:space="preserve"> </w:t>
-      </w:r>
-      <w:r>
-        <w:rPr>
-          <w:rStyle w:val="VerbatimChar"/>
-        </w:rPr>
-        <w:t xml:space="preserve">drop_na</w:t>
-      </w:r>
-      <w:r>
-        <w:t xml:space="preserve"> </w:t>
-      </w:r>
-      <w:r>
-        <w:t xml:space="preserve">function removes any rows from a table that contains</w:t>
-      </w:r>
-      <w:r>
-        <w:t xml:space="preserve"> </w:t>
-      </w:r>
-      <w:r>
-        <w:rPr>
-          <w:iCs/>
-          <w:i/>
-        </w:rPr>
-        <w:t xml:space="preserve">NA</w:t>
-      </w:r>
-      <w:r>
-        <w:t xml:space="preserve"> </w:t>
-      </w:r>
-      <w:r>
-        <w:t xml:space="preserve">for a particular column. This command follows the code structure:</w:t>
-      </w:r>
-    </w:p>
-    <w:p>
-      <w:pPr>
-        <w:pStyle w:val="BodyText"/>
-      </w:pPr>
-      <w:r>
-        <w:t xml:space="preserve">dataset_new_name &lt;- dataset_object_name %&gt;% drop_na(column_name)</w:t>
-      </w:r>
-    </w:p>
-    <w:p>
-      <w:pPr>
-        <w:pStyle w:val="BodyText"/>
-      </w:pPr>
-      <w:r>
         <w:t xml:space="preserve">The</w:t>
       </w:r>
       <w:r>
@@ -5649,203 +6469,13 @@
         <w:rPr>
           <w:rStyle w:val="VerbatimChar"/>
         </w:rPr>
-        <w:t xml:space="preserve">%&gt;%</w:t>
-      </w:r>
-      <w:r>
-        <w:t xml:space="preserve"> </w:t>
-      </w:r>
-      <w:r>
-        <w:t xml:space="preserve">is called a pipe and it tells R that the commands after it should all be applied to the object in front of it. (In this case, we can filter out all samples missing a value for</w:t>
-      </w:r>
-      <w:r>
-        <w:t xml:space="preserve"> </w:t>
-      </w:r>
-      <w:r>
-        <w:t xml:space="preserve">“</w:t>
-      </w:r>
-      <w:r>
-        <w:t xml:space="preserve">As_EPA3051</w:t>
-      </w:r>
-      <w:r>
-        <w:t xml:space="preserve">”</w:t>
-      </w:r>
-      <w:r>
-        <w:t xml:space="preserve"> </w:t>
-      </w:r>
-      <w:r>
-        <w:t xml:space="preserve">as a proxy for samples without soil testing data.)</w:t>
-      </w:r>
-    </w:p>
-    <w:p>
-      <w:pPr>
-        <w:pStyle w:val="BodyText"/>
-      </w:pPr>
-      <w:r>
-        <w:t xml:space="preserve">The following code block opens the</w:t>
-      </w:r>
-      <w:r>
-        <w:t xml:space="preserve"> </w:t>
-      </w:r>
-      <w:r>
-        <w:rPr>
-          <w:rStyle w:val="VerbatimChar"/>
-        </w:rPr>
-        <w:t xml:space="preserve">tidyverse</w:t>
-      </w:r>
-      <w:r>
-        <w:t xml:space="preserve"> </w:t>
-      </w:r>
-      <w:r>
-        <w:t xml:space="preserve">package, then tells R to filter out all samples missing a value for</w:t>
-      </w:r>
-      <w:r>
-        <w:t xml:space="preserve"> </w:t>
-      </w:r>
-      <w:r>
-        <w:t xml:space="preserve">“</w:t>
-      </w:r>
-      <w:r>
-        <w:t xml:space="preserve">As_EPA3051</w:t>
-      </w:r>
-      <w:r>
-        <w:t xml:space="preserve">”</w:t>
-      </w:r>
-      <w:r>
-        <w:t xml:space="preserve"> </w:t>
-      </w:r>
-      <w:r>
-        <w:t xml:space="preserve">(as a proxy for samples without soil testing data) from the</w:t>
-      </w:r>
-      <w:r>
-        <w:t xml:space="preserve"> </w:t>
-      </w:r>
-      <w:r>
-        <w:rPr>
-          <w:rStyle w:val="VerbatimChar"/>
-        </w:rPr>
-        <w:t xml:space="preserve">soil.values</w:t>
-      </w:r>
-      <w:r>
-        <w:t xml:space="preserve"> </w:t>
-      </w:r>
-      <w:r>
-        <w:t xml:space="preserve">object, and finally to save the new, filtered dataset as an object called</w:t>
-      </w:r>
-      <w:r>
-        <w:t xml:space="preserve"> </w:t>
-      </w:r>
-      <w:r>
-        <w:rPr>
-          <w:rStyle w:val="VerbatimChar"/>
-        </w:rPr>
-        <w:t xml:space="preserve">soil.values.clean</w:t>
-      </w:r>
-      <w:r>
-        <w:t xml:space="preserve">.</w:t>
-      </w:r>
-    </w:p>
-    <w:p>
-      <w:pPr>
-        <w:pStyle w:val="BodyText"/>
-      </w:pPr>
-      <w:r>
-        <w:t xml:space="preserve">Great! Now let’s calculate some basic statistics. For example, we might want to know what the mean (average) arsenic concentration is for all the soil samples. We can use a combination of two functions:</w:t>
-      </w:r>
-      <w:r>
-        <w:t xml:space="preserve"> </w:t>
-      </w:r>
-      <w:r>
-        <w:rPr>
-          <w:rStyle w:val="VerbatimChar"/>
-        </w:rPr>
-        <w:t xml:space="preserve">pull()</w:t>
-      </w:r>
-      <w:r>
-        <w:t xml:space="preserve"> </w:t>
-      </w:r>
-      <w:r>
-        <w:t xml:space="preserve">and</w:t>
-      </w:r>
-      <w:r>
-        <w:t xml:space="preserve"> </w:t>
-      </w:r>
-      <w:r>
-        <w:rPr>
-          <w:rStyle w:val="VerbatimChar"/>
-        </w:rPr>
-        <w:t xml:space="preserve">mean()</w:t>
-      </w:r>
-      <w:r>
-        <w:t xml:space="preserve">.</w:t>
-      </w:r>
-      <w:r>
-        <w:t xml:space="preserve"> </w:t>
-      </w:r>
-      <w:r>
-        <w:rPr>
-          <w:rStyle w:val="VerbatimChar"/>
-        </w:rPr>
-        <w:t xml:space="preserve">pull()</w:t>
-      </w:r>
-      <w:r>
-        <w:t xml:space="preserve"> </w:t>
-      </w:r>
-      <w:r>
-        <w:t xml:space="preserve">lets you extract a column from your table for statistical analysis, while</w:t>
-      </w:r>
-      <w:r>
-        <w:t xml:space="preserve"> </w:t>
-      </w:r>
-      <w:r>
-        <w:rPr>
-          <w:rStyle w:val="VerbatimChar"/>
-        </w:rPr>
-        <w:t xml:space="preserve">mean()</w:t>
-      </w:r>
-      <w:r>
-        <w:t xml:space="preserve"> </w:t>
-      </w:r>
-      <w:r>
-        <w:t xml:space="preserve">calculates the average value for the extracted column.</w:t>
-      </w:r>
-    </w:p>
-    <w:p>
-      <w:pPr>
-        <w:pStyle w:val="BodyText"/>
-      </w:pPr>
-      <w:r>
-        <w:t xml:space="preserve">This command follows the code structure:</w:t>
-      </w:r>
-    </w:p>
-    <w:p>
-      <w:pPr>
-        <w:pStyle w:val="BodyText"/>
-      </w:pPr>
-      <w:r>
-        <w:t xml:space="preserve">object_name %&gt;% pull(column_name) %&gt;% mean()</w:t>
-      </w:r>
-    </w:p>
-    <w:p>
-      <w:pPr>
-        <w:pStyle w:val="BodyText"/>
-      </w:pPr>
-      <w:r>
-        <w:t xml:space="preserve">For this chunk of code, R will calculate the mean for the AS_EPA3051 values in the</w:t>
-      </w:r>
-      <w:r>
-        <w:t xml:space="preserve"> </w:t>
-      </w:r>
-      <w:r>
-        <w:rPr>
-          <w:rStyle w:val="VerbatimChar"/>
-        </w:rPr>
-        <w:t xml:space="preserve">soil.values.clean</w:t>
-      </w:r>
-      <w:r>
-        <w:t xml:space="preserve"> </w:t>
-      </w:r>
-      <w:r>
-        <w:t xml:space="preserve">dataset. Because we have not used the</w:t>
+        <w:t xml:space="preserve">inner_join</w:t>
+      </w:r>
+      <w:r>
+        <w:t xml:space="preserve"> </w:t>
+      </w:r>
+      <w:r>
+        <w:t xml:space="preserve">command tells R to combine the first_dataset and the second_dataset based on matching information in the column_name_in_column. It also only keeps those rows that are found in both datasets. Finally, the</w:t>
       </w:r>
       <w:r>
         <w:t xml:space="preserve"> </w:t>
@@ -5860,129 +6490,7 @@
         <w:t xml:space="preserve"> </w:t>
       </w:r>
       <w:r>
-        <w:t xml:space="preserve">to save the mean in a new object, R will simply display the mean.</w:t>
-      </w:r>
-    </w:p>
-    <w:p>
-      <w:pPr>
-        <w:pStyle w:val="BodyText"/>
-      </w:pPr>
-      <w:r>
-        <w:t xml:space="preserve">[1] 5.10875</w:t>
-      </w:r>
-    </w:p>
-    <w:p>
-      <w:pPr>
-        <w:pStyle w:val="BodyText"/>
-      </w:pPr>
-      <w:r>
-        <w:t xml:space="preserve">We can run similar commands to calculate the standard deviation (</w:t>
-      </w:r>
-      <w:r>
-        <w:rPr>
-          <w:rStyle w:val="VerbatimChar"/>
-        </w:rPr>
-        <w:t xml:space="preserve">sd</w:t>
-      </w:r>
-      <w:r>
-        <w:t xml:space="preserve">),</w:t>
-      </w:r>
-      <w:r>
-        <w:t xml:space="preserve"> </w:t>
-      </w:r>
-      <w:r>
-        <w:t xml:space="preserve">minimum (</w:t>
-      </w:r>
-      <w:r>
-        <w:rPr>
-          <w:rStyle w:val="VerbatimChar"/>
-        </w:rPr>
-        <w:t xml:space="preserve">min</w:t>
-      </w:r>
-      <w:r>
-        <w:t xml:space="preserve">), and maximum (</w:t>
-      </w:r>
-      <w:r>
-        <w:rPr>
-          <w:rStyle w:val="VerbatimChar"/>
-        </w:rPr>
-        <w:t xml:space="preserve">max</w:t>
-      </w:r>
-      <w:r>
-        <w:t xml:space="preserve">) for the soil arsenic values.</w:t>
-      </w:r>
-    </w:p>
-    <w:p>
-      <w:pPr>
-        <w:pStyle w:val="BodyText"/>
-      </w:pPr>
-      <w:r>
-        <w:t xml:space="preserve">[1] 5.606926</w:t>
-      </w:r>
-      <w:r>
-        <w:t xml:space="preserve"> </w:t>
-      </w:r>
-      <w:r>
-        <w:t xml:space="preserve">[1] 0</w:t>
-      </w:r>
-      <w:r>
-        <w:t xml:space="preserve"> </w:t>
-      </w:r>
-      <w:r>
-        <w:t xml:space="preserve">[1] 27.3</w:t>
-      </w:r>
-      <w:r>
-        <w:t xml:space="preserve"> </w:t>
-      </w:r>
-      <w:r>
-        <w:t xml:space="preserve">The soil testing dataset contains samples from multiple geographic regions, so maybe it’s more meaningful to find out what the average arsenic values are for each region. However, first we need to grab a new dataset from the</w:t>
-      </w:r>
-      <w:r>
-        <w:t xml:space="preserve"> </w:t>
-      </w:r>
-      <w:r>
-        <w:rPr>
-          <w:rStyle w:val="VerbatimChar"/>
-        </w:rPr>
-        <w:t xml:space="preserve">BioDIGSData</w:t>
-      </w:r>
-      <w:r>
-        <w:t xml:space="preserve"> </w:t>
-      </w:r>
-      <w:r>
-        <w:t xml:space="preserve">package that tells us the geographic regions of each sample.</w:t>
-      </w:r>
-    </w:p>
-    <w:p>
-      <w:pPr>
-        <w:pStyle w:val="BodyText"/>
-      </w:pPr>
-      <w:r>
-        <w:t xml:space="preserve">Let’s open</w:t>
-      </w:r>
-      <w:r>
-        <w:t xml:space="preserve"> </w:t>
-      </w:r>
-      <w:r>
-        <w:rPr>
-          <w:rStyle w:val="VerbatimChar"/>
-        </w:rPr>
-        <w:t xml:space="preserve">BioDIGS_metadata</w:t>
-      </w:r>
-      <w:r>
-        <w:t xml:space="preserve">, save it as</w:t>
-      </w:r>
-      <w:r>
-        <w:t xml:space="preserve"> </w:t>
-      </w:r>
-      <w:r>
-        <w:rPr>
-          <w:rStyle w:val="VerbatimChar"/>
-        </w:rPr>
-        <w:t xml:space="preserve">soil.meta</w:t>
-      </w:r>
-      <w:r>
-        <w:t xml:space="preserve">, and look at it.</w:t>
+        <w:t xml:space="preserve">tells R to save this combined dataset as a new object.</w:t>
       </w:r>
     </w:p>
     <w:p>
@@ -5994,18 +6502,18 @@
           <wp:inline>
             <wp:extent cx="5334000" cy="3000375"/>
             <wp:effectExtent b="0" l="0" r="0" t="0"/>
-            <wp:docPr descr="" title="" id="159" name="Picture"/>
+            <wp:docPr descr="" title="" id="162" name="Picture"/>
             <a:graphic>
               <a:graphicData uri="http://schemas.openxmlformats.org/drawingml/2006/picture">
                 <pic:pic>
                   <pic:nvPicPr>
-                    <pic:cNvPr descr="resources/images/09-student_guide_files/figure-docx//1u2CIcN2AxprMbWLzAldr_V-njdvjCS8HLYjvuy6jmfs_g33497bd5a49_0_21.png" id="160" name="Picture"/>
+                    <pic:cNvPr descr="09-student_guide_files/figure-docx//1u2CIcN2AxprMbWLzAldr_V-njdvjCS8HLYjvuy6jmfs_g33497bd5a49_0_21.png" id="163" name="Picture"/>
                     <pic:cNvPicPr>
                       <a:picLocks noChangeArrowheads="1" noChangeAspect="1"/>
                     </pic:cNvPicPr>
                   </pic:nvPicPr>
                   <pic:blipFill>
-                    <a:blip r:embed="rId158"/>
+                    <a:blip r:embed="rId159"/>
                     <a:stretch>
                       <a:fillRect/>
                     </a:stretch>
@@ -6037,31 +6545,54 @@
         <w:pStyle w:val="BodyText"/>
       </w:pPr>
       <w:r>
-        <w:t xml:space="preserve">The metadata (or, data about the samples) contains information stored as 7 different variables. We can see that this dataset contains a variable called</w:t>
-      </w:r>
-      <w:r>
-        <w:t xml:space="preserve"> </w:t>
-      </w:r>
-      <w:r>
-        <w:rPr>
-          <w:rStyle w:val="VerbatimChar"/>
-        </w:rPr>
-        <w:t xml:space="preserve">site_id</w:t>
-      </w:r>
-      <w:r>
-        <w:t xml:space="preserve"> </w:t>
-      </w:r>
-      <w:r>
-        <w:t xml:space="preserve">that matches a column in the</w:t>
-      </w:r>
-      <w:r>
-        <w:t xml:space="preserve"> </w:t>
-      </w:r>
-      <w:r>
-        <w:rPr>
-          <w:rStyle w:val="VerbatimChar"/>
-        </w:rPr>
-        <w:t xml:space="preserve">soil.values</w:t>
+        <w:t xml:space="preserve">When you scroll through the</w:t>
+      </w:r>
+      <w:r>
+        <w:t xml:space="preserve"> </w:t>
+      </w:r>
+      <w:r>
+        <w:rPr>
+          <w:rStyle w:val="VerbatimChar"/>
+        </w:rPr>
+        <w:t xml:space="preserve">soil.combined</w:t>
+      </w:r>
+      <w:r>
+        <w:t xml:space="preserve"> </w:t>
+      </w:r>
+      <w:r>
+        <w:t xml:space="preserve">dataset, you now see the metadata columns after all the soil characteristics. In particular, there’s a column called</w:t>
+      </w:r>
+      <w:r>
+        <w:t xml:space="preserve"> </w:t>
+      </w:r>
+      <w:r>
+        <w:rPr>
+          <w:rStyle w:val="VerbatimChar"/>
+        </w:rPr>
+        <w:t xml:space="preserve">origin</w:t>
+      </w:r>
+      <w:r>
+        <w:t xml:space="preserve"> </w:t>
+      </w:r>
+      <w:r>
+        <w:t xml:space="preserve">which gives the town or city location for each sample. Many of the samples from the pilot study came from 5 places in Maryland: Baltimore, Derwood, Boyds, Germantown, and Bethesda.</w:t>
+      </w:r>
+    </w:p>
+    <w:p>
+      <w:pPr>
+        <w:pStyle w:val="BodyText"/>
+      </w:pPr>
+      <w:r>
+        <w:t xml:space="preserve">Let’s look at the average arsenic content of the soil for each of these locations! We have to do a little bit of clever coding trickery for this using the</w:t>
+      </w:r>
+      <w:r>
+        <w:t xml:space="preserve"> </w:t>
+      </w:r>
+      <w:r>
+        <w:rPr>
+          <w:rStyle w:val="VerbatimChar"/>
+        </w:rPr>
+        <w:t xml:space="preserve">group_by</w:t>
       </w:r>
       <w:r>
         <w:t xml:space="preserve"> </w:t>
@@ -6076,43 +6607,633 @@
         <w:rPr>
           <w:rStyle w:val="VerbatimChar"/>
         </w:rPr>
+        <w:t xml:space="preserve">summarize</w:t>
+      </w:r>
+      <w:r>
+        <w:t xml:space="preserve"> </w:t>
+      </w:r>
+      <w:r>
+        <w:t xml:space="preserve">functions.</w:t>
+      </w:r>
+    </w:p>
+    <w:p>
+      <w:pPr>
+        <w:pStyle w:val="BodyText"/>
+      </w:pPr>
+      <w:r>
+        <w:t xml:space="preserve">First, we tell R to split our dataset up by a particular column (in this case,</w:t>
+      </w:r>
+      <w:r>
+        <w:t xml:space="preserve"> </w:t>
+      </w:r>
+      <w:r>
+        <w:rPr>
+          <w:rStyle w:val="VerbatimChar"/>
+        </w:rPr>
+        <w:t xml:space="preserve">origin</w:t>
+      </w:r>
+      <w:r>
+        <w:t xml:space="preserve">) using the</w:t>
+      </w:r>
+      <w:r>
+        <w:t xml:space="preserve"> </w:t>
+      </w:r>
+      <w:r>
+        <w:rPr>
+          <w:rStyle w:val="VerbatimChar"/>
+        </w:rPr>
+        <w:t xml:space="preserve">group_by</w:t>
+      </w:r>
+      <w:r>
+        <w:t xml:space="preserve"> </w:t>
+      </w:r>
+      <w:r>
+        <w:t xml:space="preserve">function, then we tell R to summarize the mean arsenic concentration for each group.</w:t>
+      </w:r>
+    </w:p>
+    <w:p>
+      <w:pPr>
+        <w:pStyle w:val="BodyText"/>
+      </w:pPr>
+      <w:r>
+        <w:t xml:space="preserve">When using the</w:t>
+      </w:r>
+      <w:r>
+        <w:t xml:space="preserve"> </w:t>
+      </w:r>
+      <w:r>
+        <w:rPr>
+          <w:rStyle w:val="VerbatimChar"/>
+        </w:rPr>
+        <w:t xml:space="preserve">summarize</w:t>
+      </w:r>
+      <w:r>
+        <w:t xml:space="preserve"> </w:t>
+      </w:r>
+      <w:r>
+        <w:t xml:space="preserve">function, we tell R to make a new table (technically, a tibble in R) that contains two columns: the column used to group the data and the statistical measure we calculated for each group.</w:t>
+      </w:r>
+    </w:p>
+    <w:p>
+      <w:pPr>
+        <w:pStyle w:val="BodyText"/>
+      </w:pPr>
+      <w:r>
+        <w:t xml:space="preserve">This command follows the code structure:</w:t>
+      </w:r>
+    </w:p>
+    <w:p>
+      <w:pPr>
+        <w:pStyle w:val="BodyText"/>
+      </w:pPr>
+      <w:r>
+        <w:t xml:space="preserve">dataset %&gt;% group_by(column_name) %&gt;% summarize(mean(column_name))</w:t>
+      </w:r>
+    </w:p>
+    <w:bookmarkEnd w:id="164"/>
+    <w:bookmarkStart w:id="165" w:name="a-tibble-5-2"/>
+    <w:p>
+      <w:pPr>
+        <w:pStyle w:val="Heading1"/>
+      </w:pPr>
+      <w:r>
+        <w:rPr>
+          <w:rStyle w:val="SectionNumber"/>
+        </w:rPr>
+        <w:t xml:space="preserve">5</w:t>
+      </w:r>
+      <w:r>
+        <w:tab/>
+      </w:r>
+      <w:r>
+        <w:t xml:space="preserve">A tibble: 5 × 2</w:t>
+      </w:r>
+    </w:p>
+    <w:p>
+      <w:pPr>
+        <w:pStyle w:val="FirstParagraph"/>
+      </w:pPr>
+      <w:r>
+        <w:t xml:space="preserve">origin</w:t>
+      </w:r>
+      <w:r>
+        <w:t xml:space="preserve"> </w:t>
+      </w:r>
+      <w:r>
+        <w:rPr>
+          <w:rStyle w:val="VerbatimChar"/>
+        </w:rPr>
+        <w:t xml:space="preserve">mean(As_EPA3051)</w:t>
+      </w:r>
+      <w:r>
+        <w:t xml:space="preserve"> </w:t>
+      </w:r>
+      <w:r>
+        <w:t xml:space="preserve"> </w:t>
+      </w:r>
+      <w:r>
+        <w:t xml:space="preserve"> </w:t>
+      </w:r>
+      <w:r>
+        <w:t xml:space="preserve">1 Baltimore, MD 5.56</w:t>
+      </w:r>
+      <w:r>
+        <w:t xml:space="preserve"> </w:t>
+      </w:r>
+      <w:r>
+        <w:t xml:space="preserve">2 Bethesda, MD 3.46</w:t>
+      </w:r>
+      <w:r>
+        <w:t xml:space="preserve"> </w:t>
+      </w:r>
+      <w:r>
+        <w:t xml:space="preserve">3 Boyds, MD 6.94</w:t>
+      </w:r>
+      <w:r>
+        <w:t xml:space="preserve"> </w:t>
+      </w:r>
+      <w:r>
+        <w:t xml:space="preserve">4 Derwood, MD 4.26</w:t>
+      </w:r>
+      <w:r>
+        <w:t xml:space="preserve"> </w:t>
+      </w:r>
+      <w:r>
+        <w:t xml:space="preserve">5 Germantown, MD 4.30</w:t>
+      </w:r>
+    </w:p>
+    <w:p>
+      <w:pPr>
+        <w:pStyle w:val="BodyText"/>
+      </w:pPr>
+      <w:r>
+        <w:t xml:space="preserve">Now we know that the mean arsenic concentration might be different for each region of origin.</w:t>
+      </w:r>
+    </w:p>
+    <w:p>
+      <w:pPr>
+        <w:pStyle w:val="BodyText"/>
+      </w:pPr>
+      <w:r>
+        <w:t xml:space="preserve">QUESTIONS:</w:t>
+      </w:r>
+    </w:p>
+    <w:p>
+      <w:pPr>
+        <w:numPr>
+          <w:ilvl w:val="0"/>
+          <w:numId w:val="1015"/>
+        </w:numPr>
+      </w:pPr>
+      <w:r>
+        <w:t xml:space="preserve">All the samples in the initial pilot study were collected from public park land. Some parks were located in suburban and rural areas, while others were collected from urban parks. Why might soil arsenic concentration be different for rural parks than for urban parks?</w:t>
+      </w:r>
+    </w:p>
+    <w:p>
+      <w:pPr>
+        <w:numPr>
+          <w:ilvl w:val="0"/>
+          <w:numId w:val="1015"/>
+        </w:numPr>
+      </w:pPr>
+      <w:r>
+        <w:t xml:space="preserve">What is the mean iron concentration for samples in this dataset? What about the standard deviation, minimum value, and maximum value?</w:t>
+      </w:r>
+    </w:p>
+    <w:p>
+      <w:pPr>
+        <w:numPr>
+          <w:ilvl w:val="0"/>
+          <w:numId w:val="1015"/>
+        </w:numPr>
+      </w:pPr>
+      <w:r>
+        <w:t xml:space="preserve">Calculate the mean iron concentration by region of origin. Which region has the highest mean iron concentration? What about the lowest?</w:t>
+      </w:r>
+    </w:p>
+    <w:p>
+      <w:pPr>
+        <w:pStyle w:val="FirstParagraph"/>
+      </w:pPr>
+      <w:r>
+        <w:t xml:space="preserve">Let’s say we’re interested in looking at mean concentration for any element that was determined using EPA Method 3051. Given that there are 8 of these measures in the</w:t>
+      </w:r>
+      <w:r>
+        <w:t xml:space="preserve"> </w:t>
+      </w:r>
+      <w:r>
+        <w:rPr>
+          <w:rStyle w:val="VerbatimChar"/>
+        </w:rPr>
+        <w:t xml:space="preserve">soil.combined</w:t>
+      </w:r>
+      <w:r>
+        <w:t xml:space="preserve"> </w:t>
+      </w:r>
+      <w:r>
+        <w:t xml:space="preserve">dataset, it would be time consuming to run our code from above that calculates overall mean for each individual measure.</w:t>
+      </w:r>
+    </w:p>
+    <w:p>
+      <w:pPr>
+        <w:pStyle w:val="BodyText"/>
+      </w:pPr>
+      <w:r>
+        <w:t xml:space="preserve">We can add two arguments to our</w:t>
+      </w:r>
+      <w:r>
+        <w:t xml:space="preserve"> </w:t>
+      </w:r>
+      <w:r>
+        <w:rPr>
+          <w:rStyle w:val="VerbatimChar"/>
+        </w:rPr>
+        <w:t xml:space="preserve">summarize</w:t>
+      </w:r>
+      <w:r>
+        <w:t xml:space="preserve"> </w:t>
+      </w:r>
+      <w:r>
+        <w:t xml:space="preserve">statement to calculate statistical measures for multiple columns at once: the</w:t>
+      </w:r>
+      <w:r>
+        <w:t xml:space="preserve"> </w:t>
+      </w:r>
+      <w:r>
+        <w:rPr>
+          <w:rStyle w:val="VerbatimChar"/>
+        </w:rPr>
+        <w:t xml:space="preserve">across</w:t>
+      </w:r>
+      <w:r>
+        <w:t xml:space="preserve"> </w:t>
+      </w:r>
+      <w:r>
+        <w:t xml:space="preserve">argument, which tells R to apply the</w:t>
+      </w:r>
+      <w:r>
+        <w:t xml:space="preserve"> </w:t>
+      </w:r>
+      <w:r>
+        <w:rPr>
+          <w:rStyle w:val="VerbatimChar"/>
+        </w:rPr>
+        <w:t xml:space="preserve">summarize</w:t>
+      </w:r>
+      <w:r>
+        <w:t xml:space="preserve"> </w:t>
+      </w:r>
+      <w:r>
+        <w:t xml:space="preserve">command to multiple columns; and the</w:t>
+      </w:r>
+      <w:r>
+        <w:t xml:space="preserve"> </w:t>
+      </w:r>
+      <w:r>
+        <w:rPr>
+          <w:rStyle w:val="VerbatimChar"/>
+        </w:rPr>
+        <w:t xml:space="preserve">ends_with</w:t>
+      </w:r>
+      <w:r>
+        <w:t xml:space="preserve"> </w:t>
+      </w:r>
+      <w:r>
+        <w:t xml:space="preserve">parameter, which tells R which columns should be included in the statistical calculation.</w:t>
+      </w:r>
+    </w:p>
+    <w:p>
+      <w:pPr>
+        <w:pStyle w:val="BodyText"/>
+      </w:pPr>
+      <w:r>
+        <w:t xml:space="preserve">We are using</w:t>
+      </w:r>
+      <w:r>
+        <w:t xml:space="preserve"> </w:t>
+      </w:r>
+      <w:r>
+        <w:rPr>
+          <w:rStyle w:val="VerbatimChar"/>
+        </w:rPr>
+        <w:t xml:space="preserve">ends_with</w:t>
+      </w:r>
+      <w:r>
+        <w:t xml:space="preserve"> </w:t>
+      </w:r>
+      <w:r>
+        <w:t xml:space="preserve">because for this question, all the columns that we’re interested in end with the string</w:t>
+      </w:r>
+      <w:r>
+        <w:t xml:space="preserve"> </w:t>
+      </w:r>
+      <w:r>
+        <w:t xml:space="preserve">‘</w:t>
+      </w:r>
+      <w:r>
+        <w:t xml:space="preserve">EPA3051</w:t>
+      </w:r>
+      <w:r>
+        <w:t xml:space="preserve">’</w:t>
+      </w:r>
+      <w:r>
+        <w:t xml:space="preserve">.</w:t>
+      </w:r>
+    </w:p>
+    <w:p>
+      <w:pPr>
+        <w:pStyle w:val="BodyText"/>
+      </w:pPr>
+      <w:r>
+        <w:t xml:space="preserve">This command follows the code structure:</w:t>
+      </w:r>
+    </w:p>
+    <w:p>
+      <w:pPr>
+        <w:pStyle w:val="BodyText"/>
+      </w:pPr>
+      <w:r>
+        <w:t xml:space="preserve">dataset %&gt;% group_by(column_name) %&gt;% summarize(across(ends_with(common_column_name_ending), mean))</w:t>
+      </w:r>
+    </w:p>
+    <w:bookmarkEnd w:id="165"/>
+    <w:bookmarkStart w:id="166" w:name="a-tibble-5-8"/>
+    <w:p>
+      <w:pPr>
+        <w:pStyle w:val="Heading1"/>
+      </w:pPr>
+      <w:r>
+        <w:rPr>
+          <w:rStyle w:val="SectionNumber"/>
+        </w:rPr>
+        <w:t xml:space="preserve">6</w:t>
+      </w:r>
+      <w:r>
+        <w:tab/>
+      </w:r>
+      <w:r>
+        <w:t xml:space="preserve">A tibble: 5 × 8</w:t>
+      </w:r>
+    </w:p>
+    <w:p>
+      <w:pPr>
+        <w:pStyle w:val="FirstParagraph"/>
+      </w:pPr>
+      <w:r>
+        <w:t xml:space="preserve">origin As_EPA3051 Cd_EPA3051 Cr_EPA3051 Cu_EPA3051 Ni_EPA3051 Pb_EPA3051</w:t>
+      </w:r>
+      <w:r>
+        <w:t xml:space="preserve"> </w:t>
+      </w:r>
+      <w:r>
+        <w:t xml:space="preserve"> </w:t>
+      </w:r>
+      <w:r>
+        <w:t xml:space="preserve"> </w:t>
+      </w:r>
+      <w:r>
+        <w:t xml:space="preserve"> </w:t>
+      </w:r>
+      <w:r>
+        <w:t xml:space="preserve"> </w:t>
+      </w:r>
+      <w:r>
+        <w:t xml:space="preserve"> </w:t>
+      </w:r>
+      <w:r>
+        <w:t xml:space="preserve"> </w:t>
+      </w:r>
+      <w:r>
+        <w:t xml:space="preserve"> </w:t>
+      </w:r>
+      <w:r>
+        <w:t xml:space="preserve">1 Baltimore, … 5.56 0.359 34.5 35.0 17.4 67.2</w:t>
+      </w:r>
+      <w:r>
+        <w:t xml:space="preserve"> </w:t>
+      </w:r>
+      <w:r>
+        <w:t xml:space="preserve">2 Bethesda, MD 3.46 0.375 67.5 17.0 26.6 41.8</w:t>
+      </w:r>
+      <w:r>
+        <w:t xml:space="preserve"> </w:t>
+      </w:r>
+      <w:r>
+        <w:t xml:space="preserve">3 Boyds, MD 6.94 0.0525 16.8 16.8 12.9 31.6</w:t>
+      </w:r>
+      <w:r>
+        <w:t xml:space="preserve"> </w:t>
+      </w:r>
+      <w:r>
+        <w:t xml:space="preserve">4 Derwood, MD 4.26 0.335 39.5 31.3 35.1 42.1</w:t>
+      </w:r>
+      <w:r>
+        <w:t xml:space="preserve"> </w:t>
+      </w:r>
+      <w:r>
+        <w:t xml:space="preserve">5 Germantown,… 4.30 0.602 19.9 23.3 17.7 38.2</w:t>
+      </w:r>
+      <w:r>
+        <w:t xml:space="preserve"> </w:t>
+      </w:r>
+      <w:r>
+        <w:t xml:space="preserve"># ℹ 1 more variable: Zn_EPA3051</w:t>
+      </w:r>
+      <w:r>
+        <w:t xml:space="preserve"> </w:t>
+      </w:r>
+    </w:p>
+    <w:p>
+      <w:pPr>
+        <w:pStyle w:val="BodyText"/>
+      </w:pPr>
+      <w:r>
+        <w:t xml:space="preserve">This is a</w:t>
+      </w:r>
+      <w:r>
+        <w:t xml:space="preserve"> </w:t>
+      </w:r>
+      <w:r>
+        <w:rPr>
+          <w:iCs/>
+          <w:i/>
+        </w:rPr>
+        <w:t xml:space="preserve">much</w:t>
+      </w:r>
+      <w:r>
+        <w:t xml:space="preserve"> </w:t>
+      </w:r>
+      <w:r>
+        <w:t xml:space="preserve">more efficient way to calculate statistics.</w:t>
+      </w:r>
+    </w:p>
+    <w:p>
+      <w:pPr>
+        <w:pStyle w:val="BodyText"/>
+      </w:pPr>
+      <w:r>
+        <w:t xml:space="preserve">QUESTIONS:</w:t>
+      </w:r>
+    </w:p>
+    <w:p>
+      <w:pPr>
+        <w:numPr>
+          <w:ilvl w:val="0"/>
+          <w:numId w:val="1016"/>
+        </w:numPr>
+      </w:pPr>
+      <w:r>
+        <w:t xml:space="preserve">Calculate the maximum values for concentrations that were determined using EPA Method 3051. (HINT: change the function you call in the</w:t>
+      </w:r>
+      <w:r>
+        <w:t xml:space="preserve"> </w:t>
+      </w:r>
+      <w:r>
+        <w:rPr>
+          <w:rStyle w:val="VerbatimChar"/>
+        </w:rPr>
+        <w:t xml:space="preserve">summarize</w:t>
+      </w:r>
+      <w:r>
+        <w:t xml:space="preserve"> </w:t>
+      </w:r>
+      <w:r>
+        <w:t xml:space="preserve">statement.) Which of these metals has the maximum concentration you see, and in which region is it found?</w:t>
+      </w:r>
+    </w:p>
+    <w:p>
+      <w:pPr>
+        <w:numPr>
+          <w:ilvl w:val="0"/>
+          <w:numId w:val="1016"/>
+        </w:numPr>
+      </w:pPr>
+      <w:r>
+        <w:t xml:space="preserve">Calculate both the mean and maximum values for concentrations that were determined using the Mehlich3 test. (HINT: change the terms in the the part of the code that uses</w:t>
+      </w:r>
+      <w:r>
+        <w:t xml:space="preserve"> </w:t>
+      </w:r>
+      <w:r>
+        <w:rPr>
+          <w:rStyle w:val="VerbatimChar"/>
+        </w:rPr>
+        <w:t xml:space="preserve">ends_with</w:t>
+      </w:r>
+      <w:r>
+        <w:t xml:space="preserve">, as well as the function you call in the</w:t>
+      </w:r>
+      <w:r>
+        <w:t xml:space="preserve"> </w:t>
+      </w:r>
+      <w:r>
+        <w:rPr>
+          <w:rStyle w:val="VerbatimChar"/>
+        </w:rPr>
+        <w:t xml:space="preserve">summarize</w:t>
+      </w:r>
+      <w:r>
+        <w:t xml:space="preserve"> </w:t>
+      </w:r>
+      <w:r>
+        <w:t xml:space="preserve">statement.) Which of these metals has the highest average and maximum concentrations, and in which region are they found?</w:t>
+      </w:r>
+    </w:p>
+    <w:bookmarkEnd w:id="166"/>
+    <w:bookmarkStart w:id="173" w:name="part-3.-visualizing-the-data"/>
+    <w:p>
+      <w:pPr>
+        <w:pStyle w:val="Heading1"/>
+      </w:pPr>
+      <w:r>
+        <w:rPr>
+          <w:rStyle w:val="SectionNumber"/>
+        </w:rPr>
+        <w:t xml:space="preserve">7</w:t>
+      </w:r>
+      <w:r>
+        <w:tab/>
+      </w:r>
+      <w:r>
+        <w:t xml:space="preserve">Part 3. Visualizing the Data</w:t>
+      </w:r>
+    </w:p>
+    <w:p>
+      <w:pPr>
+        <w:pStyle w:val="FirstParagraph"/>
+      </w:pPr>
+      <w:r>
+        <w:t xml:space="preserve">Often, it can be easier to immediately interpret data displayed as a plot than as a list of values. For example, we can more easily understand how the arsenic concentration of the soil samples are distributed if we create histograms compared to looking at point values like mean, standard deviation, minimum, and maximum.</w:t>
+      </w:r>
+    </w:p>
+    <w:p>
+      <w:pPr>
+        <w:pStyle w:val="BodyText"/>
+      </w:pPr>
+      <w:r>
+        <w:t xml:space="preserve">One way to make histograms in R is with the</w:t>
+      </w:r>
+      <w:r>
+        <w:t xml:space="preserve"> </w:t>
+      </w:r>
+      <w:r>
+        <w:rPr>
+          <w:rStyle w:val="VerbatimChar"/>
+        </w:rPr>
+        <w:t xml:space="preserve">hist()</w:t>
+      </w:r>
+      <w:r>
+        <w:t xml:space="preserve"> </w:t>
+      </w:r>
+      <w:r>
+        <w:t xml:space="preserve">function. This function only requires that we tell R which column of the dataset that we want to plot. (However, we also have the option to tell R a histogram name and a x-axis label.)</w:t>
+      </w:r>
+    </w:p>
+    <w:p>
+      <w:pPr>
+        <w:pStyle w:val="BodyText"/>
+      </w:pPr>
+      <w:r>
+        <w:t xml:space="preserve">We can again use the</w:t>
+      </w:r>
+      <w:r>
+        <w:t xml:space="preserve"> </w:t>
+      </w:r>
+      <w:r>
+        <w:rPr>
+          <w:rStyle w:val="VerbatimChar"/>
+        </w:rPr>
+        <w:t xml:space="preserve">pull()</w:t>
+      </w:r>
+      <w:r>
+        <w:t xml:space="preserve"> </w:t>
+      </w:r>
+      <w:r>
+        <w:t xml:space="preserve">command and pipes (</w:t>
+      </w:r>
+      <w:r>
+        <w:rPr>
+          <w:rStyle w:val="VerbatimChar"/>
+        </w:rPr>
+        <w:t xml:space="preserve">%&gt;%</w:t>
+      </w:r>
+      <w:r>
+        <w:t xml:space="preserve">) to choose the column we want from the</w:t>
+      </w:r>
+      <w:r>
+        <w:t xml:space="preserve"> </w:t>
+      </w:r>
+      <w:r>
+        <w:rPr>
+          <w:rStyle w:val="VerbatimChar"/>
+        </w:rPr>
         <w:t xml:space="preserve">soil.values.clean</w:t>
       </w:r>
       <w:r>
         <w:t xml:space="preserve"> </w:t>
       </w:r>
       <w:r>
-        <w:t xml:space="preserve">datasets. This is important! Using this variable, we can combine the</w:t>
-      </w:r>
-      <w:r>
-        <w:t xml:space="preserve"> </w:t>
-      </w:r>
-      <w:r>
-        <w:rPr>
-          <w:rStyle w:val="VerbatimChar"/>
-        </w:rPr>
-        <w:t xml:space="preserve">soil.values.clean</w:t>
-      </w:r>
-      <w:r>
-        <w:t xml:space="preserve"> </w:t>
-      </w:r>
-      <w:r>
-        <w:t xml:space="preserve">and</w:t>
-      </w:r>
-      <w:r>
-        <w:t xml:space="preserve"> </w:t>
-      </w:r>
-      <w:r>
-        <w:rPr>
-          <w:rStyle w:val="VerbatimChar"/>
-        </w:rPr>
-        <w:t xml:space="preserve">soil.meta</w:t>
-      </w:r>
-      <w:r>
-        <w:t xml:space="preserve"> </w:t>
-      </w:r>
-      <w:r>
-        <w:t xml:space="preserve">into a single dataset.</w:t>
+        <w:t xml:space="preserve">dataset and make a histogram of them.</w:t>
       </w:r>
     </w:p>
     <w:p>
@@ -6120,7 +7241,7 @@
         <w:pStyle w:val="BodyText"/>
       </w:pPr>
       <w:r>
-        <w:t xml:space="preserve">The command for combining the datasets follows the code structure:</w:t>
+        <w:t xml:space="preserve">This combination of commands follows the code structure:</w:t>
       </w:r>
     </w:p>
     <w:p>
@@ -6128,45 +7249,7 @@
         <w:pStyle w:val="BodyText"/>
       </w:pPr>
       <w:r>
-        <w:t xml:space="preserve">combined_dataset_name &lt;- first_dataset %&gt;% inner_join(second_dataset, by = column_name_in_common)</w:t>
-      </w:r>
-    </w:p>
-    <w:p>
-      <w:pPr>
-        <w:pStyle w:val="BodyText"/>
-      </w:pPr>
-      <w:r>
-        <w:t xml:space="preserve">The</w:t>
-      </w:r>
-      <w:r>
-        <w:t xml:space="preserve"> </w:t>
-      </w:r>
-      <w:r>
-        <w:rPr>
-          <w:rStyle w:val="VerbatimChar"/>
-        </w:rPr>
-        <w:t xml:space="preserve">inner_join</w:t>
-      </w:r>
-      <w:r>
-        <w:t xml:space="preserve"> </w:t>
-      </w:r>
-      <w:r>
-        <w:t xml:space="preserve">command tells R to combine the first_dataset and the second_dataset based on matching information in the column_name_in_column. It also only keeps those rows that are found in both datasets. Finally, the</w:t>
-      </w:r>
-      <w:r>
-        <w:t xml:space="preserve"> </w:t>
-      </w:r>
-      <w:r>
-        <w:rPr>
-          <w:rStyle w:val="VerbatimChar"/>
-        </w:rPr>
-        <w:t xml:space="preserve">&lt;-</w:t>
-      </w:r>
-      <w:r>
-        <w:t xml:space="preserve"> </w:t>
-      </w:r>
-      <w:r>
-        <w:t xml:space="preserve">tells R to save this combined dataset as a new object.</w:t>
+        <w:t xml:space="preserve">dataset %&gt;% pull(column_name) %&gt;% hist(main = chart_title, xlab = x_axis_title)</w:t>
       </w:r>
     </w:p>
     <w:p>
@@ -6176,779 +7259,20 @@
       <w:r>
         <w:drawing>
           <wp:inline>
-            <wp:extent cx="5334000" cy="3000375"/>
+            <wp:extent cx="4620126" cy="3696101"/>
             <wp:effectExtent b="0" l="0" r="0" t="0"/>
-            <wp:docPr descr="" title="" id="161" name="Picture"/>
+            <wp:docPr descr="" title="" id="168" name="Picture"/>
             <a:graphic>
               <a:graphicData uri="http://schemas.openxmlformats.org/drawingml/2006/picture">
                 <pic:pic>
                   <pic:nvPicPr>
-                    <pic:cNvPr descr="resources/images/09-student_guide_files/figure-docx//1u2CIcN2AxprMbWLzAldr_V-njdvjCS8HLYjvuy6jmfs_g33497bd5a49_0_21.png" id="162" name="Picture"/>
+                    <pic:cNvPr descr="09-student_guide_files/figure-docx/unnamed-chunk-142-1.png" id="169" name="Picture"/>
                     <pic:cNvPicPr>
                       <a:picLocks noChangeArrowheads="1" noChangeAspect="1"/>
                     </pic:cNvPicPr>
                   </pic:nvPicPr>
                   <pic:blipFill>
-                    <a:blip r:embed="rId158"/>
-                    <a:stretch>
-                      <a:fillRect/>
-                    </a:stretch>
-                  </pic:blipFill>
-                  <pic:spPr bwMode="auto">
-                    <a:xfrm>
-                      <a:off x="0" y="0"/>
-                      <a:ext cx="5334000" cy="3000375"/>
-                    </a:xfrm>
-                    <a:prstGeom prst="rect">
-                      <a:avLst/>
-                    </a:prstGeom>
-                    <a:noFill/>
-                    <a:ln w="9525">
-                      <a:noFill/>
-                      <a:headEnd/>
-                      <a:tailEnd/>
-                    </a:ln>
-                  </pic:spPr>
-                </pic:pic>
-              </a:graphicData>
-            </a:graphic>
-          </wp:inline>
-        </w:drawing>
-      </w:r>
-    </w:p>
-    <w:p>
-      <w:pPr>
-        <w:pStyle w:val="BodyText"/>
-      </w:pPr>
-      <w:r>
-        <w:t xml:space="preserve">When you scroll through the</w:t>
-      </w:r>
-      <w:r>
-        <w:t xml:space="preserve"> </w:t>
-      </w:r>
-      <w:r>
-        <w:rPr>
-          <w:rStyle w:val="VerbatimChar"/>
-        </w:rPr>
-        <w:t xml:space="preserve">soil.combined</w:t>
-      </w:r>
-      <w:r>
-        <w:t xml:space="preserve"> </w:t>
-      </w:r>
-      <w:r>
-        <w:t xml:space="preserve">dataset, you now see the metadata columns after all the soil characteristics. In particular, there’s a column called</w:t>
-      </w:r>
-      <w:r>
-        <w:t xml:space="preserve"> </w:t>
-      </w:r>
-      <w:r>
-        <w:rPr>
-          <w:rStyle w:val="VerbatimChar"/>
-        </w:rPr>
-        <w:t xml:space="preserve">origin</w:t>
-      </w:r>
-      <w:r>
-        <w:t xml:space="preserve"> </w:t>
-      </w:r>
-      <w:r>
-        <w:t xml:space="preserve">which gives the town or city location for each sample. Many of the samples from the pilot study came from 5 places in Maryland: Baltimore, Derwood, Boyds, Germantown, and Bethesda.</w:t>
-      </w:r>
-    </w:p>
-    <w:p>
-      <w:pPr>
-        <w:pStyle w:val="BodyText"/>
-      </w:pPr>
-      <w:r>
-        <w:t xml:space="preserve">Let’s look at the average arsenic content of the soil for each of these locations! We have to do a little bit of clever coding trickery for this using the</w:t>
-      </w:r>
-      <w:r>
-        <w:t xml:space="preserve"> </w:t>
-      </w:r>
-      <w:r>
-        <w:rPr>
-          <w:rStyle w:val="VerbatimChar"/>
-        </w:rPr>
-        <w:t xml:space="preserve">group_by</w:t>
-      </w:r>
-      <w:r>
-        <w:t xml:space="preserve"> </w:t>
-      </w:r>
-      <w:r>
-        <w:t xml:space="preserve">and</w:t>
-      </w:r>
-      <w:r>
-        <w:t xml:space="preserve"> </w:t>
-      </w:r>
-      <w:r>
-        <w:rPr>
-          <w:rStyle w:val="VerbatimChar"/>
-        </w:rPr>
-        <w:t xml:space="preserve">summarize</w:t>
-      </w:r>
-      <w:r>
-        <w:t xml:space="preserve"> </w:t>
-      </w:r>
-      <w:r>
-        <w:t xml:space="preserve">functions.</w:t>
-      </w:r>
-    </w:p>
-    <w:p>
-      <w:pPr>
-        <w:pStyle w:val="BodyText"/>
-      </w:pPr>
-      <w:r>
-        <w:t xml:space="preserve">First, we tell R to split our dataset up by a particular column (in this case,</w:t>
-      </w:r>
-      <w:r>
-        <w:t xml:space="preserve"> </w:t>
-      </w:r>
-      <w:r>
-        <w:rPr>
-          <w:rStyle w:val="VerbatimChar"/>
-        </w:rPr>
-        <w:t xml:space="preserve">origin</w:t>
-      </w:r>
-      <w:r>
-        <w:t xml:space="preserve">) using the</w:t>
-      </w:r>
-      <w:r>
-        <w:t xml:space="preserve"> </w:t>
-      </w:r>
-      <w:r>
-        <w:rPr>
-          <w:rStyle w:val="VerbatimChar"/>
-        </w:rPr>
-        <w:t xml:space="preserve">group_by</w:t>
-      </w:r>
-      <w:r>
-        <w:t xml:space="preserve"> </w:t>
-      </w:r>
-      <w:r>
-        <w:t xml:space="preserve">function, then we tell R to summarize the mean arsenic concentration for each group.</w:t>
-      </w:r>
-    </w:p>
-    <w:p>
-      <w:pPr>
-        <w:pStyle w:val="BodyText"/>
-      </w:pPr>
-      <w:r>
-        <w:t xml:space="preserve">When using the</w:t>
-      </w:r>
-      <w:r>
-        <w:t xml:space="preserve"> </w:t>
-      </w:r>
-      <w:r>
-        <w:rPr>
-          <w:rStyle w:val="VerbatimChar"/>
-        </w:rPr>
-        <w:t xml:space="preserve">summarize</w:t>
-      </w:r>
-      <w:r>
-        <w:t xml:space="preserve"> </w:t>
-      </w:r>
-      <w:r>
-        <w:t xml:space="preserve">function, we tell R to make a new table (technically, a tibble in R) that contains two columns: the column used to group the data and the statistical measure we calculated for each group.</w:t>
-      </w:r>
-    </w:p>
-    <w:p>
-      <w:pPr>
-        <w:pStyle w:val="BodyText"/>
-      </w:pPr>
-      <w:r>
-        <w:t xml:space="preserve">This command follows the code structure:</w:t>
-      </w:r>
-    </w:p>
-    <w:p>
-      <w:pPr>
-        <w:pStyle w:val="BodyText"/>
-      </w:pPr>
-      <w:r>
-        <w:t xml:space="preserve">dataset %&gt;% group_by(column_name) %&gt;% summarize(mean(column_name))</w:t>
-      </w:r>
-    </w:p>
-    <w:bookmarkEnd w:id="163"/>
-    <w:bookmarkStart w:id="164" w:name="a-tibble-5-2"/>
-    <w:p>
-      <w:pPr>
-        <w:pStyle w:val="Heading1"/>
-      </w:pPr>
-      <w:r>
-        <w:rPr>
-          <w:rStyle w:val="SectionNumber"/>
-        </w:rPr>
-        <w:t xml:space="preserve">5</w:t>
-      </w:r>
-      <w:r>
-        <w:tab/>
-      </w:r>
-      <w:r>
-        <w:t xml:space="preserve">A tibble: 5 × 2</w:t>
-      </w:r>
-    </w:p>
-    <w:p>
-      <w:pPr>
-        <w:pStyle w:val="FirstParagraph"/>
-      </w:pPr>
-      <w:r>
-        <w:t xml:space="preserve">origin</w:t>
-      </w:r>
-      <w:r>
-        <w:t xml:space="preserve"> </w:t>
-      </w:r>
-      <w:r>
-        <w:rPr>
-          <w:rStyle w:val="VerbatimChar"/>
-        </w:rPr>
-        <w:t xml:space="preserve">mean(As_EPA3051)</w:t>
-      </w:r>
-      <w:r>
-        <w:t xml:space="preserve"> </w:t>
-      </w:r>
-      <w:r>
-        <w:t xml:space="preserve"> </w:t>
-      </w:r>
-      <w:r>
-        <w:t xml:space="preserve"> </w:t>
-      </w:r>
-      <w:r>
-        <w:t xml:space="preserve">1 Baltimore, MD 5.56</w:t>
-      </w:r>
-      <w:r>
-        <w:t xml:space="preserve"> </w:t>
-      </w:r>
-      <w:r>
-        <w:t xml:space="preserve">2 Bethesda, MD 3.46</w:t>
-      </w:r>
-      <w:r>
-        <w:t xml:space="preserve"> </w:t>
-      </w:r>
-      <w:r>
-        <w:t xml:space="preserve">3 Boyds, MD 6.94</w:t>
-      </w:r>
-      <w:r>
-        <w:t xml:space="preserve"> </w:t>
-      </w:r>
-      <w:r>
-        <w:t xml:space="preserve">4 Derwood, MD 4.26</w:t>
-      </w:r>
-      <w:r>
-        <w:t xml:space="preserve"> </w:t>
-      </w:r>
-      <w:r>
-        <w:t xml:space="preserve">5 Germantown, MD 4.30</w:t>
-      </w:r>
-    </w:p>
-    <w:p>
-      <w:pPr>
-        <w:pStyle w:val="BodyText"/>
-      </w:pPr>
-      <w:r>
-        <w:t xml:space="preserve">Now we know that the mean arsenic concentration might be different for each region of origin.</w:t>
-      </w:r>
-    </w:p>
-    <w:p>
-      <w:pPr>
-        <w:pStyle w:val="BodyText"/>
-      </w:pPr>
-      <w:r>
-        <w:t xml:space="preserve">QUESTIONS:</w:t>
-      </w:r>
-    </w:p>
-    <w:p>
-      <w:pPr>
-        <w:numPr>
-          <w:ilvl w:val="0"/>
-          <w:numId w:val="1015"/>
-        </w:numPr>
-      </w:pPr>
-      <w:r>
-        <w:t xml:space="preserve">All the samples in the initial pilot study were collected from public park land. Some parks were located in suburban and rural areas, while others were collected from urban parks. Why might soil arsenic concentration be different for rural parks than for urban parks?</w:t>
-      </w:r>
-    </w:p>
-    <w:p>
-      <w:pPr>
-        <w:numPr>
-          <w:ilvl w:val="0"/>
-          <w:numId w:val="1015"/>
-        </w:numPr>
-      </w:pPr>
-      <w:r>
-        <w:t xml:space="preserve">What is the mean iron concentration for samples in this dataset? What about the standard deviation, minimum value, and maximum value?</w:t>
-      </w:r>
-    </w:p>
-    <w:p>
-      <w:pPr>
-        <w:numPr>
-          <w:ilvl w:val="0"/>
-          <w:numId w:val="1015"/>
-        </w:numPr>
-      </w:pPr>
-      <w:r>
-        <w:t xml:space="preserve">Calculate the mean iron concentration by region of origin. Which region has the highest mean iron concentration? What about the lowest?</w:t>
-      </w:r>
-    </w:p>
-    <w:p>
-      <w:pPr>
-        <w:pStyle w:val="FirstParagraph"/>
-      </w:pPr>
-      <w:r>
-        <w:t xml:space="preserve">Let’s say we’re interested in looking at mean concentration for any element that was determined using EPA Method 3051. Given that there are 8 of these measures in the</w:t>
-      </w:r>
-      <w:r>
-        <w:t xml:space="preserve"> </w:t>
-      </w:r>
-      <w:r>
-        <w:rPr>
-          <w:rStyle w:val="VerbatimChar"/>
-        </w:rPr>
-        <w:t xml:space="preserve">soil.combined</w:t>
-      </w:r>
-      <w:r>
-        <w:t xml:space="preserve"> </w:t>
-      </w:r>
-      <w:r>
-        <w:t xml:space="preserve">dataset, it would be time consuming to run our code from above that calculates overall mean for each individual measure.</w:t>
-      </w:r>
-    </w:p>
-    <w:p>
-      <w:pPr>
-        <w:pStyle w:val="BodyText"/>
-      </w:pPr>
-      <w:r>
-        <w:t xml:space="preserve">We can add two arguments to our</w:t>
-      </w:r>
-      <w:r>
-        <w:t xml:space="preserve"> </w:t>
-      </w:r>
-      <w:r>
-        <w:rPr>
-          <w:rStyle w:val="VerbatimChar"/>
-        </w:rPr>
-        <w:t xml:space="preserve">summarize</w:t>
-      </w:r>
-      <w:r>
-        <w:t xml:space="preserve"> </w:t>
-      </w:r>
-      <w:r>
-        <w:t xml:space="preserve">statement to calculate statistical measures for multiple columns at once: the</w:t>
-      </w:r>
-      <w:r>
-        <w:t xml:space="preserve"> </w:t>
-      </w:r>
-      <w:r>
-        <w:rPr>
-          <w:rStyle w:val="VerbatimChar"/>
-        </w:rPr>
-        <w:t xml:space="preserve">across</w:t>
-      </w:r>
-      <w:r>
-        <w:t xml:space="preserve"> </w:t>
-      </w:r>
-      <w:r>
-        <w:t xml:space="preserve">argument, which tells R to apply the</w:t>
-      </w:r>
-      <w:r>
-        <w:t xml:space="preserve"> </w:t>
-      </w:r>
-      <w:r>
-        <w:rPr>
-          <w:rStyle w:val="VerbatimChar"/>
-        </w:rPr>
-        <w:t xml:space="preserve">summarize</w:t>
-      </w:r>
-      <w:r>
-        <w:t xml:space="preserve"> </w:t>
-      </w:r>
-      <w:r>
-        <w:t xml:space="preserve">command to multiple columns; and the</w:t>
-      </w:r>
-      <w:r>
-        <w:t xml:space="preserve"> </w:t>
-      </w:r>
-      <w:r>
-        <w:rPr>
-          <w:rStyle w:val="VerbatimChar"/>
-        </w:rPr>
-        <w:t xml:space="preserve">ends_with</w:t>
-      </w:r>
-      <w:r>
-        <w:t xml:space="preserve"> </w:t>
-      </w:r>
-      <w:r>
-        <w:t xml:space="preserve">parameter, which tells R which columns should be included in the statistical calculation.</w:t>
-      </w:r>
-    </w:p>
-    <w:p>
-      <w:pPr>
-        <w:pStyle w:val="BodyText"/>
-      </w:pPr>
-      <w:r>
-        <w:t xml:space="preserve">We are using</w:t>
-      </w:r>
-      <w:r>
-        <w:t xml:space="preserve"> </w:t>
-      </w:r>
-      <w:r>
-        <w:rPr>
-          <w:rStyle w:val="VerbatimChar"/>
-        </w:rPr>
-        <w:t xml:space="preserve">ends_with</w:t>
-      </w:r>
-      <w:r>
-        <w:t xml:space="preserve"> </w:t>
-      </w:r>
-      <w:r>
-        <w:t xml:space="preserve">because for this question, all the columns that we’re interested in end with the string</w:t>
-      </w:r>
-      <w:r>
-        <w:t xml:space="preserve"> </w:t>
-      </w:r>
-      <w:r>
-        <w:t xml:space="preserve">‘</w:t>
-      </w:r>
-      <w:r>
-        <w:t xml:space="preserve">EPA3051</w:t>
-      </w:r>
-      <w:r>
-        <w:t xml:space="preserve">’</w:t>
-      </w:r>
-      <w:r>
-        <w:t xml:space="preserve">.</w:t>
-      </w:r>
-    </w:p>
-    <w:p>
-      <w:pPr>
-        <w:pStyle w:val="BodyText"/>
-      </w:pPr>
-      <w:r>
-        <w:t xml:space="preserve">This command follows the code structure:</w:t>
-      </w:r>
-    </w:p>
-    <w:p>
-      <w:pPr>
-        <w:pStyle w:val="BodyText"/>
-      </w:pPr>
-      <w:r>
-        <w:t xml:space="preserve">dataset %&gt;% group_by(column_name) %&gt;% summarize(across(ends_with(common_column_name_ending), mean))</w:t>
-      </w:r>
-    </w:p>
-    <w:bookmarkEnd w:id="164"/>
-    <w:bookmarkStart w:id="165" w:name="a-tibble-5-8"/>
-    <w:p>
-      <w:pPr>
-        <w:pStyle w:val="Heading1"/>
-      </w:pPr>
-      <w:r>
-        <w:rPr>
-          <w:rStyle w:val="SectionNumber"/>
-        </w:rPr>
-        <w:t xml:space="preserve">6</w:t>
-      </w:r>
-      <w:r>
-        <w:tab/>
-      </w:r>
-      <w:r>
-        <w:t xml:space="preserve">A tibble: 5 × 8</w:t>
-      </w:r>
-    </w:p>
-    <w:p>
-      <w:pPr>
-        <w:pStyle w:val="FirstParagraph"/>
-      </w:pPr>
-      <w:r>
-        <w:t xml:space="preserve">origin As_EPA3051 Cd_EPA3051 Cr_EPA3051 Cu_EPA3051 Ni_EPA3051 Pb_EPA3051</w:t>
-      </w:r>
-      <w:r>
-        <w:t xml:space="preserve"> </w:t>
-      </w:r>
-      <w:r>
-        <w:t xml:space="preserve"> </w:t>
-      </w:r>
-      <w:r>
-        <w:t xml:space="preserve"> </w:t>
-      </w:r>
-      <w:r>
-        <w:t xml:space="preserve"> </w:t>
-      </w:r>
-      <w:r>
-        <w:t xml:space="preserve"> </w:t>
-      </w:r>
-      <w:r>
-        <w:t xml:space="preserve"> </w:t>
-      </w:r>
-      <w:r>
-        <w:t xml:space="preserve"> </w:t>
-      </w:r>
-      <w:r>
-        <w:t xml:space="preserve"> </w:t>
-      </w:r>
-      <w:r>
-        <w:t xml:space="preserve">1 Baltimore, … 5.56 0.359 34.5 35.0 17.4 67.2</w:t>
-      </w:r>
-      <w:r>
-        <w:t xml:space="preserve"> </w:t>
-      </w:r>
-      <w:r>
-        <w:t xml:space="preserve">2 Bethesda, MD 3.46 0.375 67.5 17.0 26.6 41.8</w:t>
-      </w:r>
-      <w:r>
-        <w:t xml:space="preserve"> </w:t>
-      </w:r>
-      <w:r>
-        <w:t xml:space="preserve">3 Boyds, MD 6.94 0.0525 16.8 16.8 12.9 31.6</w:t>
-      </w:r>
-      <w:r>
-        <w:t xml:space="preserve"> </w:t>
-      </w:r>
-      <w:r>
-        <w:t xml:space="preserve">4 Derwood, MD 4.26 0.335 39.5 31.3 35.1 42.1</w:t>
-      </w:r>
-      <w:r>
-        <w:t xml:space="preserve"> </w:t>
-      </w:r>
-      <w:r>
-        <w:t xml:space="preserve">5 Germantown,… 4.30 0.602 19.9 23.3 17.7 38.2</w:t>
-      </w:r>
-      <w:r>
-        <w:t xml:space="preserve"> </w:t>
-      </w:r>
-      <w:r>
-        <w:t xml:space="preserve"># ℹ 1 more variable: Zn_EPA3051</w:t>
-      </w:r>
-      <w:r>
-        <w:t xml:space="preserve"> </w:t>
-      </w:r>
-    </w:p>
-    <w:p>
-      <w:pPr>
-        <w:pStyle w:val="BodyText"/>
-      </w:pPr>
-      <w:r>
-        <w:t xml:space="preserve">This is a</w:t>
-      </w:r>
-      <w:r>
-        <w:t xml:space="preserve"> </w:t>
-      </w:r>
-      <w:r>
-        <w:rPr>
-          <w:iCs/>
-          <w:i/>
-        </w:rPr>
-        <w:t xml:space="preserve">much</w:t>
-      </w:r>
-      <w:r>
-        <w:t xml:space="preserve"> </w:t>
-      </w:r>
-      <w:r>
-        <w:t xml:space="preserve">more efficient way to calculate statistics.</w:t>
-      </w:r>
-    </w:p>
-    <w:p>
-      <w:pPr>
-        <w:pStyle w:val="BodyText"/>
-      </w:pPr>
-      <w:r>
-        <w:t xml:space="preserve">QUESTIONS:</w:t>
-      </w:r>
-    </w:p>
-    <w:p>
-      <w:pPr>
-        <w:numPr>
-          <w:ilvl w:val="0"/>
-          <w:numId w:val="1016"/>
-        </w:numPr>
-      </w:pPr>
-      <w:r>
-        <w:t xml:space="preserve">Calculate the maximum values for concentrations that were determined using EPA Method 3051. (HINT: change the function you call in the</w:t>
-      </w:r>
-      <w:r>
-        <w:t xml:space="preserve"> </w:t>
-      </w:r>
-      <w:r>
-        <w:rPr>
-          <w:rStyle w:val="VerbatimChar"/>
-        </w:rPr>
-        <w:t xml:space="preserve">summarize</w:t>
-      </w:r>
-      <w:r>
-        <w:t xml:space="preserve"> </w:t>
-      </w:r>
-      <w:r>
-        <w:t xml:space="preserve">statement.) Which of these metals has the maximum concentration you see, and in which region is it found?</w:t>
-      </w:r>
-    </w:p>
-    <w:p>
-      <w:pPr>
-        <w:numPr>
-          <w:ilvl w:val="0"/>
-          <w:numId w:val="1016"/>
-        </w:numPr>
-      </w:pPr>
-      <w:r>
-        <w:t xml:space="preserve">Calculate both the mean and maximum values for concentrations that were determined using the Mehlich3 test. (HINT: change the terms in the the part of the code that uses</w:t>
-      </w:r>
-      <w:r>
-        <w:t xml:space="preserve"> </w:t>
-      </w:r>
-      <w:r>
-        <w:rPr>
-          <w:rStyle w:val="VerbatimChar"/>
-        </w:rPr>
-        <w:t xml:space="preserve">ends_with</w:t>
-      </w:r>
-      <w:r>
-        <w:t xml:space="preserve">, as well as the function you call in the</w:t>
-      </w:r>
-      <w:r>
-        <w:t xml:space="preserve"> </w:t>
-      </w:r>
-      <w:r>
-        <w:rPr>
-          <w:rStyle w:val="VerbatimChar"/>
-        </w:rPr>
-        <w:t xml:space="preserve">summarize</w:t>
-      </w:r>
-      <w:r>
-        <w:t xml:space="preserve"> </w:t>
-      </w:r>
-      <w:r>
-        <w:t xml:space="preserve">statement.) Which of these metals has the highest average and maximum concentrations, and in which region are they found?</w:t>
-      </w:r>
-    </w:p>
-    <w:bookmarkEnd w:id="165"/>
-    <w:bookmarkStart w:id="172" w:name="part-3.-visualizing-the-data"/>
-    <w:p>
-      <w:pPr>
-        <w:pStyle w:val="Heading1"/>
-      </w:pPr>
-      <w:r>
-        <w:rPr>
-          <w:rStyle w:val="SectionNumber"/>
-        </w:rPr>
-        <w:t xml:space="preserve">7</w:t>
-      </w:r>
-      <w:r>
-        <w:tab/>
-      </w:r>
-      <w:r>
-        <w:t xml:space="preserve">Part 3. Visualizing the Data</w:t>
-      </w:r>
-    </w:p>
-    <w:p>
-      <w:pPr>
-        <w:pStyle w:val="FirstParagraph"/>
-      </w:pPr>
-      <w:r>
-        <w:t xml:space="preserve">Often, it can be easier to immediately interpret data displayed as a plot than as a list of values. For example, we can more easily understand how the arsenic concentration of the soil samples are distributed if we create histograms compared to looking at point values like mean, standard deviation, minimum, and maximum.</w:t>
-      </w:r>
-    </w:p>
-    <w:p>
-      <w:pPr>
-        <w:pStyle w:val="BodyText"/>
-      </w:pPr>
-      <w:r>
-        <w:t xml:space="preserve">One way to make histograms in R is with the</w:t>
-      </w:r>
-      <w:r>
-        <w:t xml:space="preserve"> </w:t>
-      </w:r>
-      <w:r>
-        <w:rPr>
-          <w:rStyle w:val="VerbatimChar"/>
-        </w:rPr>
-        <w:t xml:space="preserve">hist()</w:t>
-      </w:r>
-      <w:r>
-        <w:t xml:space="preserve"> </w:t>
-      </w:r>
-      <w:r>
-        <w:t xml:space="preserve">function. This function only requires that we tell R which column of the dataset that we want to plot. (However, we also have the option to tell R a histogram name and a x-axis label.)</w:t>
-      </w:r>
-    </w:p>
-    <w:p>
-      <w:pPr>
-        <w:pStyle w:val="BodyText"/>
-      </w:pPr>
-      <w:r>
-        <w:t xml:space="preserve">We can again use the</w:t>
-      </w:r>
-      <w:r>
-        <w:t xml:space="preserve"> </w:t>
-      </w:r>
-      <w:r>
-        <w:rPr>
-          <w:rStyle w:val="VerbatimChar"/>
-        </w:rPr>
-        <w:t xml:space="preserve">pull()</w:t>
-      </w:r>
-      <w:r>
-        <w:t xml:space="preserve"> </w:t>
-      </w:r>
-      <w:r>
-        <w:t xml:space="preserve">command and pipes (</w:t>
-      </w:r>
-      <w:r>
-        <w:rPr>
-          <w:rStyle w:val="VerbatimChar"/>
-        </w:rPr>
-        <w:t xml:space="preserve">%&gt;%</w:t>
-      </w:r>
-      <w:r>
-        <w:t xml:space="preserve">) to choose the column we want from the</w:t>
-      </w:r>
-      <w:r>
-        <w:t xml:space="preserve"> </w:t>
-      </w:r>
-      <w:r>
-        <w:rPr>
-          <w:rStyle w:val="VerbatimChar"/>
-        </w:rPr>
-        <w:t xml:space="preserve">soil.values.clean</w:t>
-      </w:r>
-      <w:r>
-        <w:t xml:space="preserve"> </w:t>
-      </w:r>
-      <w:r>
-        <w:t xml:space="preserve">dataset and make a histogram of them.</w:t>
-      </w:r>
-    </w:p>
-    <w:p>
-      <w:pPr>
-        <w:pStyle w:val="BodyText"/>
-      </w:pPr>
-      <w:r>
-        <w:t xml:space="preserve">This combination of commands follows the code structure:</w:t>
-      </w:r>
-    </w:p>
-    <w:p>
-      <w:pPr>
-        <w:pStyle w:val="BodyText"/>
-      </w:pPr>
-      <w:r>
-        <w:t xml:space="preserve">dataset %&gt;% pull(column_name) %&gt;% hist(main = chart_title, xlab = x_axis_title)</w:t>
-      </w:r>
-    </w:p>
-    <w:p>
-      <w:pPr>
-        <w:pStyle w:val="BodyText"/>
-      </w:pPr>
-      <w:r>
-        <w:drawing>
-          <wp:inline>
-            <wp:extent cx="4620126" cy="3696101"/>
-            <wp:effectExtent b="0" l="0" r="0" t="0"/>
-            <wp:docPr descr="" title="" id="167" name="Picture"/>
-            <a:graphic>
-              <a:graphicData uri="http://schemas.openxmlformats.org/drawingml/2006/picture">
-                <pic:pic>
-                  <pic:nvPicPr>
-                    <pic:cNvPr descr="resources/images/09-student_guide_files/figure-docx/unnamed-chunk-146-1.png" id="168" name="Picture"/>
-                    <pic:cNvPicPr>
-                      <a:picLocks noChangeArrowheads="1" noChangeAspect="1"/>
-                    </pic:cNvPicPr>
-                  </pic:nvPicPr>
-                  <pic:blipFill>
-                    <a:blip r:embed="rId166"/>
+                    <a:blip r:embed="rId167"/>
                     <a:stretch>
                       <a:fillRect/>
                     </a:stretch>
@@ -7099,18 +7423,18 @@
           <wp:inline>
             <wp:extent cx="4620126" cy="3696101"/>
             <wp:effectExtent b="0" l="0" r="0" t="0"/>
-            <wp:docPr descr="" title="" id="170" name="Picture"/>
+            <wp:docPr descr="" title="" id="171" name="Picture"/>
             <a:graphic>
               <a:graphicData uri="http://schemas.openxmlformats.org/drawingml/2006/picture">
                 <pic:pic>
                   <pic:nvPicPr>
-                    <pic:cNvPr descr="resources/images/09-student_guide_files/figure-docx/unnamed-chunk-147-1.png" id="171" name="Picture"/>
+                    <pic:cNvPr descr="09-student_guide_files/figure-docx/unnamed-chunk-143-1.png" id="172" name="Picture"/>
                     <pic:cNvPicPr>
                       <a:picLocks noChangeArrowheads="1" noChangeAspect="1"/>
                     </pic:cNvPicPr>
                   </pic:nvPicPr>
                   <pic:blipFill>
-                    <a:blip r:embed="rId169"/>
+                    <a:blip r:embed="rId170"/>
                     <a:stretch>
                       <a:fillRect/>
                     </a:stretch>
@@ -7207,10 +7531,10 @@
         <w:t xml:space="preserve">concentration, as well as a boxplot comparing lead concentration by region. Is the lead concentration similar among regions? Are there any outlier sites with unusually high or low lead concentrations?</w:t>
       </w:r>
     </w:p>
-    <w:bookmarkEnd w:id="172"/>
     <w:bookmarkEnd w:id="173"/>
     <w:bookmarkEnd w:id="174"/>
-    <w:bookmarkStart w:id="178" w:name="activity-questions"/>
+    <w:bookmarkEnd w:id="175"/>
+    <w:bookmarkStart w:id="179" w:name="activity-questions"/>
     <w:p>
       <w:pPr>
         <w:pStyle w:val="Heading1"/>
@@ -7228,7 +7552,7 @@
         <w:t xml:space="preserve">Activity Questions</w:t>
       </w:r>
     </w:p>
-    <w:bookmarkStart w:id="175" w:name="part-1.-examining-the-data-1"/>
+    <w:bookmarkStart w:id="176" w:name="part-1.-examining-the-data-1"/>
     <w:p>
       <w:pPr>
         <w:pStyle w:val="Heading2"/>
@@ -7320,8 +7644,8 @@
         <w:t xml:space="preserve">How many different soil characteristics are in the dataset? How can you tell?</w:t>
       </w:r>
     </w:p>
-    <w:bookmarkEnd w:id="175"/>
-    <w:bookmarkStart w:id="176" w:name="X17f2c87877c837d3d3b48010a3138810eabbf49"/>
+    <w:bookmarkEnd w:id="176"/>
+    <w:bookmarkStart w:id="177" w:name="X17f2c87877c837d3d3b48010a3138810eabbf49"/>
     <w:p>
       <w:pPr>
         <w:pStyle w:val="Heading2"/>
@@ -7439,8 +7763,8 @@
         <w:t xml:space="preserve">statement.) Which of these metals has the highest average and maximum concentrations, and in which region are they found?</w:t>
       </w:r>
     </w:p>
-    <w:bookmarkEnd w:id="176"/>
-    <w:bookmarkStart w:id="177" w:name="part-3.-visualizing-the-data-1"/>
+    <w:bookmarkEnd w:id="177"/>
+    <w:bookmarkStart w:id="178" w:name="part-3.-visualizing-the-data-1"/>
     <w:p>
       <w:pPr>
         <w:pStyle w:val="Heading2"/>
@@ -7512,8 +7836,8 @@
         <w:t xml:space="preserve">concentration, as well as a boxplot comparing lead concentration by region. Is the lead concentration similar among regions? Are there any outlier sites with unusually high or low lead concentrations?</w:t>
       </w:r>
     </w:p>
-    <w:bookmarkEnd w:id="177"/>
     <w:bookmarkEnd w:id="178"/>
+    <w:bookmarkEnd w:id="179"/>
     <w:sectPr/>
   </w:body>
 </w:document>
@@ -8339,34 +8663,7 @@
     </w:lvlOverride>
   </w:num>
   <w:num w:numId="1008">
-    <w:abstractNumId w:val="99411"/>
-    <w:lvlOverride w:ilvl="0">
-      <w:startOverride w:val="1"/>
-    </w:lvlOverride>
-    <w:lvlOverride w:ilvl="1">
-      <w:startOverride w:val="1"/>
-    </w:lvlOverride>
-    <w:lvlOverride w:ilvl="2">
-      <w:startOverride w:val="1"/>
-    </w:lvlOverride>
-    <w:lvlOverride w:ilvl="3">
-      <w:startOverride w:val="1"/>
-    </w:lvlOverride>
-    <w:lvlOverride w:ilvl="4">
-      <w:startOverride w:val="1"/>
-    </w:lvlOverride>
-    <w:lvlOverride w:ilvl="5">
-      <w:startOverride w:val="1"/>
-    </w:lvlOverride>
-    <w:lvlOverride w:ilvl="6">
-      <w:startOverride w:val="1"/>
-    </w:lvlOverride>
-    <w:lvlOverride w:ilvl="7">
-      <w:startOverride w:val="1"/>
-    </w:lvlOverride>
-    <w:lvlOverride w:ilvl="8">
-      <w:startOverride w:val="1"/>
-    </w:lvlOverride>
+    <w:abstractNumId w:val="991"/>
   </w:num>
   <w:num w:numId="1009">
     <w:abstractNumId w:val="99411"/>
